--- a/Отчет_по_01_УП_Анай_оол_Ая.docx
+++ b/Отчет_по_01_УП_Анай_оол_Ая.docx
@@ -1336,33 +1336,6 @@
           <w:sz w:val="28"/>
           <w:szCs w:val="28"/>
         </w:rPr>
-      </w:pPr>
-    </w:p>
-    <w:p>
-      <w:pPr>
-        <w:pStyle w:val="19"/>
-        <w:spacing w:line="480" w:lineRule="auto"/>
-        <w:jc w:val="center"/>
-        <w:rPr>
-          <w:sz w:val="28"/>
-          <w:szCs w:val="28"/>
-        </w:rPr>
-      </w:pPr>
-    </w:p>
-    <w:p>
-      <w:pPr>
-        <w:rPr>
-          <w:szCs w:val="28"/>
-        </w:rPr>
-      </w:pPr>
-    </w:p>
-    <w:p>
-      <w:pPr>
-        <w:jc w:val="center"/>
-        <w:rPr>
-          <w:szCs w:val="28"/>
-          <w:lang w:val="en-US"/>
-        </w:rPr>
         <w:sectPr>
           <w:headerReference r:id="rId6" w:type="first"/>
           <w:footerReference r:id="rId9" w:type="first"/>
@@ -2116,16 +2089,6 @@
     <w:p>
       <w:pPr>
         <w:spacing w:line="360" w:lineRule="auto"/>
-        <w:rPr>
-          <w:szCs w:val="28"/>
-        </w:rPr>
-      </w:pPr>
-      <w:bookmarkStart w:id="10" w:name="_GoBack"/>
-      <w:bookmarkEnd w:id="10"/>
-    </w:p>
-    <w:p>
-      <w:pPr>
-        <w:spacing w:line="360" w:lineRule="auto"/>
         <w:ind w:firstLine="709"/>
         <w:rPr>
           <w:szCs w:val="28"/>
@@ -2894,58 +2857,23 @@
         <w:spacing w:line="360" w:lineRule="auto"/>
         <w:ind w:firstLine="709"/>
         <w:rPr>
-          <w:rFonts w:hint="default"/>
-          <w:szCs w:val="28"/>
-          <w:lang w:val="ru-RU"/>
-        </w:rPr>
-      </w:pPr>
-      <w:r>
-        <w:rPr>
-          <w:szCs w:val="28"/>
-        </w:rPr>
-        <w:t xml:space="preserve">Была разработана </w:t>
-      </w:r>
-      <w:r>
-        <w:rPr>
-          <w:szCs w:val="28"/>
-          <w:lang w:val="en-US"/>
-        </w:rPr>
-        <w:t>ER</w:t>
-      </w:r>
-      <w:r>
-        <w:rPr>
-          <w:szCs w:val="28"/>
-        </w:rPr>
-        <w:t>-диаграмма на основании технического задания. Смотреть нарисунке1.</w:t>
-      </w:r>
-    </w:p>
-    <w:p>
-      <w:pPr>
-        <w:spacing w:line="480" w:lineRule="auto"/>
-        <w:jc w:val="center"/>
-        <w:rPr>
-          <w:szCs w:val="28"/>
-        </w:rPr>
-      </w:pPr>
-      <w:r>
-        <w:rPr>
-          <w:rFonts w:hint="default"/>
-          <w:szCs w:val="28"/>
-          <w:lang w:val="ru-RU"/>
-        </w:rPr>
+          <w:szCs w:val="28"/>
+        </w:rPr>
+      </w:pPr>
+      <w:r>
         <w:drawing>
-          <wp:anchor distT="0" distB="0" distL="114300" distR="114300" simplePos="0" relativeHeight="251660288" behindDoc="0" locked="0" layoutInCell="1" allowOverlap="1">
+          <wp:anchor distT="0" distB="0" distL="0" distR="0" simplePos="0" relativeHeight="251660288" behindDoc="0" locked="0" layoutInCell="0" allowOverlap="1">
             <wp:simplePos x="0" y="0"/>
             <wp:positionH relativeFrom="column">
-              <wp:posOffset>245745</wp:posOffset>
+              <wp:posOffset>-10795</wp:posOffset>
             </wp:positionH>
             <wp:positionV relativeFrom="paragraph">
-              <wp:posOffset>255905</wp:posOffset>
+              <wp:posOffset>677545</wp:posOffset>
             </wp:positionV>
-            <wp:extent cx="5465445" cy="4748530"/>
-            <wp:effectExtent l="0" t="0" r="5715" b="6350"/>
-            <wp:wrapSquare wrapText="bothSides"/>
-            <wp:docPr id="119" name="Изображение 119" descr="Диаграмма без названия.drawio (5)"/>
+            <wp:extent cx="6029960" cy="5238750"/>
+            <wp:effectExtent l="0" t="0" r="5080" b="3810"/>
+            <wp:wrapSquare wrapText="largest"/>
+            <wp:docPr id="139" name="Изображение2"/>
             <wp:cNvGraphicFramePr>
               <a:graphicFrameLocks xmlns:a="http://schemas.openxmlformats.org/drawingml/2006/main" noChangeAspect="1"/>
             </wp:cNvGraphicFramePr>
@@ -2953,9 +2881,9 @@
               <a:graphicData uri="http://schemas.openxmlformats.org/drawingml/2006/picture">
                 <pic:pic xmlns:pic="http://schemas.openxmlformats.org/drawingml/2006/picture">
                   <pic:nvPicPr>
-                    <pic:cNvPr id="119" name="Изображение 119" descr="Диаграмма без названия.drawio (5)"/>
+                    <pic:cNvPr id="139" name="Изображение2"/>
                     <pic:cNvPicPr>
-                      <a:picLocks noChangeAspect="1"/>
+                      <a:picLocks noChangeAspect="1" noChangeArrowheads="1"/>
                     </pic:cNvPicPr>
                   </pic:nvPicPr>
                   <pic:blipFill>
@@ -2967,11 +2895,12 @@
                   <pic:spPr>
                     <a:xfrm>
                       <a:off x="0" y="0"/>
-                      <a:ext cx="5465445" cy="4748530"/>
+                      <a:ext cx="6029960" cy="5238750"/>
                     </a:xfrm>
                     <a:prstGeom prst="rect">
                       <a:avLst/>
                     </a:prstGeom>
+                    <a:noFill/>
                   </pic:spPr>
                 </pic:pic>
               </a:graphicData>
@@ -2983,6 +2912,34 @@
         <w:rPr>
           <w:szCs w:val="28"/>
         </w:rPr>
+        <w:t xml:space="preserve">Была разработана </w:t>
+      </w:r>
+      <w:r>
+        <w:rPr>
+          <w:szCs w:val="28"/>
+          <w:lang w:val="en-US"/>
+        </w:rPr>
+        <w:t>ER</w:t>
+      </w:r>
+      <w:r>
+        <w:rPr>
+          <w:szCs w:val="28"/>
+        </w:rPr>
+        <w:t>-диаграмма на основании технического задания. Смотреть на рисунке 1.</w:t>
+      </w:r>
+    </w:p>
+    <w:p>
+      <w:pPr>
+        <w:spacing w:line="480" w:lineRule="auto"/>
+        <w:jc w:val="center"/>
+        <w:rPr>
+          <w:szCs w:val="28"/>
+        </w:rPr>
+      </w:pPr>
+      <w:r>
+        <w:rPr>
+          <w:szCs w:val="28"/>
+        </w:rPr>
         <w:t xml:space="preserve">Рисунок 1 – </w:t>
       </w:r>
       <w:r>
@@ -3466,23 +3423,42 @@
         <w:rPr>
           <w:szCs w:val="28"/>
         </w:rPr>
-        <w:t>Были разработаны формы авторизации и регистрации. Их можно увидеть на рисунках 2-3.</w:t>
-      </w:r>
-    </w:p>
-    <w:p>
-      <w:pPr>
-        <w:spacing w:line="480" w:lineRule="auto"/>
-        <w:jc w:val="center"/>
+        <w:t>Были разработаны формы авторизации и регистрации. Их можно увидеть на рисунках 2-4.</w:t>
+      </w:r>
+    </w:p>
+    <w:p>
+      <w:pPr>
+        <w:spacing w:line="360" w:lineRule="auto"/>
+        <w:ind w:firstLine="709"/>
+        <w:rPr>
+          <w:rFonts w:hint="default"/>
+          <w:szCs w:val="28"/>
+          <w:lang w:val="ru-RU"/>
+        </w:rPr>
+      </w:pPr>
+    </w:p>
+    <w:p>
+      <w:pPr>
+        <w:spacing w:line="360" w:lineRule="auto"/>
+        <w:ind w:firstLine="709"/>
         <w:rPr>
           <w:szCs w:val="28"/>
         </w:rPr>
       </w:pPr>
       <w:r>
         <w:drawing>
-          <wp:inline distT="0" distB="0" distL="0" distR="0">
-            <wp:extent cx="1865630" cy="1048385"/>
+          <wp:anchor distT="0" distB="0" distL="0" distR="0" simplePos="0" relativeHeight="251659264" behindDoc="0" locked="0" layoutInCell="0" allowOverlap="1">
+            <wp:simplePos x="0" y="0"/>
+            <wp:positionH relativeFrom="column">
+              <wp:align>center</wp:align>
+            </wp:positionH>
+            <wp:positionV relativeFrom="paragraph">
+              <wp:posOffset>635</wp:posOffset>
+            </wp:positionV>
+            <wp:extent cx="6029960" cy="4912995"/>
             <wp:effectExtent l="0" t="0" r="0" b="0"/>
-            <wp:docPr id="54" name="Рисунок 55" descr="Picture background"/>
+            <wp:wrapSquare wrapText="largest"/>
+            <wp:docPr id="54" name="Изображение3"/>
             <wp:cNvGraphicFramePr>
               <a:graphicFrameLocks xmlns:a="http://schemas.openxmlformats.org/drawingml/2006/main" noChangeAspect="1"/>
             </wp:cNvGraphicFramePr>
@@ -3490,7 +3466,7 @@
               <a:graphicData uri="http://schemas.openxmlformats.org/drawingml/2006/picture">
                 <pic:pic xmlns:pic="http://schemas.openxmlformats.org/drawingml/2006/picture">
                   <pic:nvPicPr>
-                    <pic:cNvPr id="54" name="Рисунок 55" descr="Picture background"/>
+                    <pic:cNvPr id="54" name="Изображение3"/>
                     <pic:cNvPicPr>
                       <a:picLocks noChangeAspect="1" noChangeArrowheads="1"/>
                     </pic:cNvPicPr>
@@ -3504,7 +3480,7 @@
                   <pic:spPr>
                     <a:xfrm>
                       <a:off x="0" y="0"/>
-                      <a:ext cx="1865630" cy="1048385"/>
+                      <a:ext cx="6029960" cy="4912995"/>
                     </a:xfrm>
                     <a:prstGeom prst="rect">
                       <a:avLst/>
@@ -3514,8 +3490,26 @@
                 </pic:pic>
               </a:graphicData>
             </a:graphic>
-          </wp:inline>
+          </wp:anchor>
         </w:drawing>
+      </w:r>
+      <w:r>
+        <w:rPr>
+          <w:szCs w:val="28"/>
+        </w:rPr>
+        <w:tab/>
+      </w:r>
+      <w:r>
+        <w:rPr>
+          <w:szCs w:val="28"/>
+        </w:rPr>
+        <w:tab/>
+      </w:r>
+      <w:r>
+        <w:rPr>
+          <w:szCs w:val="28"/>
+        </w:rPr>
+        <w:t>Рисунок 2 – Форма авторизации программы</w:t>
       </w:r>
     </w:p>
     <w:p>
@@ -3530,23 +3524,19 @@
         <w:rPr>
           <w:szCs w:val="28"/>
         </w:rPr>
-        <w:t>Рисунок 2 – Форма авторизации программы</w:t>
-      </w:r>
-    </w:p>
-    <w:p>
-      <w:pPr>
-        <w:spacing w:line="480" w:lineRule="auto"/>
-        <w:jc w:val="center"/>
-        <w:rPr>
-          <w:szCs w:val="28"/>
-        </w:rPr>
-      </w:pPr>
-      <w:r>
         <w:drawing>
-          <wp:inline distT="0" distB="0" distL="0" distR="0">
-            <wp:extent cx="1925320" cy="2567305"/>
+          <wp:anchor distT="0" distB="0" distL="0" distR="0" simplePos="0" relativeHeight="251659264" behindDoc="0" locked="0" layoutInCell="0" allowOverlap="1">
+            <wp:simplePos x="0" y="0"/>
+            <wp:positionH relativeFrom="column">
+              <wp:align>center</wp:align>
+            </wp:positionH>
+            <wp:positionV relativeFrom="paragraph">
+              <wp:posOffset>635</wp:posOffset>
+            </wp:positionV>
+            <wp:extent cx="5219065" cy="3215005"/>
             <wp:effectExtent l="0" t="0" r="0" b="0"/>
-            <wp:docPr id="55" name="Рисунок 56" descr="Picture background"/>
+            <wp:wrapSquare wrapText="largest"/>
+            <wp:docPr id="55" name="Изображение4"/>
             <wp:cNvGraphicFramePr>
               <a:graphicFrameLocks xmlns:a="http://schemas.openxmlformats.org/drawingml/2006/main" noChangeAspect="1"/>
             </wp:cNvGraphicFramePr>
@@ -3554,7 +3544,7 @@
               <a:graphicData uri="http://schemas.openxmlformats.org/drawingml/2006/picture">
                 <pic:pic xmlns:pic="http://schemas.openxmlformats.org/drawingml/2006/picture">
                   <pic:nvPicPr>
-                    <pic:cNvPr id="55" name="Рисунок 56" descr="Picture background"/>
+                    <pic:cNvPr id="55" name="Изображение4"/>
                     <pic:cNvPicPr>
                       <a:picLocks noChangeAspect="1" noChangeArrowheads="1"/>
                     </pic:cNvPicPr>
@@ -3568,7 +3558,7 @@
                   <pic:spPr>
                     <a:xfrm>
                       <a:off x="0" y="0"/>
-                      <a:ext cx="1925320" cy="2567305"/>
+                      <a:ext cx="5219065" cy="3215005"/>
                     </a:xfrm>
                     <a:prstGeom prst="rect">
                       <a:avLst/>
@@ -3578,7 +3568,7 @@
                 </pic:pic>
               </a:graphicData>
             </a:graphic>
-          </wp:inline>
+          </wp:anchor>
         </w:drawing>
       </w:r>
     </w:p>
@@ -3590,42 +3580,6 @@
           <w:szCs w:val="28"/>
         </w:rPr>
       </w:pPr>
-      <w:r>
-        <w:rPr>
-          <w:szCs w:val="28"/>
-        </w:rPr>
-        <w:t>Рисунок 3 – Форма регистрации программы</w:t>
-      </w:r>
-    </w:p>
-    <w:p>
-      <w:pPr>
-        <w:spacing w:line="360" w:lineRule="auto"/>
-        <w:ind w:firstLine="709"/>
-        <w:rPr>
-          <w:szCs w:val="28"/>
-        </w:rPr>
-      </w:pPr>
-      <w:r>
-        <w:rPr>
-          <w:szCs w:val="28"/>
-        </w:rPr>
-        <w:t>Выполнение задания 4 дня:</w:t>
-      </w:r>
-    </w:p>
-    <w:p>
-      <w:pPr>
-        <w:spacing w:line="360" w:lineRule="auto"/>
-        <w:ind w:firstLine="709"/>
-        <w:rPr>
-          <w:szCs w:val="28"/>
-        </w:rPr>
-      </w:pPr>
-      <w:r>
-        <w:rPr>
-          <w:szCs w:val="28"/>
-        </w:rPr>
-        <w:t>Были разработаны главная форма программы, форма добавления/изменения данных. Их можно увидеть на рисунках 4-5.</w:t>
-      </w:r>
     </w:p>
     <w:p>
       <w:pPr>
@@ -3635,12 +3589,89 @@
           <w:szCs w:val="28"/>
         </w:rPr>
       </w:pPr>
+    </w:p>
+    <w:p>
+      <w:pPr>
+        <w:spacing w:line="480" w:lineRule="auto"/>
+        <w:jc w:val="center"/>
+        <w:rPr>
+          <w:szCs w:val="28"/>
+        </w:rPr>
+      </w:pPr>
+    </w:p>
+    <w:p>
+      <w:pPr>
+        <w:spacing w:line="480" w:lineRule="auto"/>
+        <w:jc w:val="center"/>
+        <w:rPr>
+          <w:szCs w:val="28"/>
+        </w:rPr>
+      </w:pPr>
+    </w:p>
+    <w:p>
+      <w:pPr>
+        <w:spacing w:line="480" w:lineRule="auto"/>
+        <w:jc w:val="center"/>
+        <w:rPr>
+          <w:szCs w:val="28"/>
+        </w:rPr>
+      </w:pPr>
+    </w:p>
+    <w:p>
+      <w:pPr>
+        <w:spacing w:line="480" w:lineRule="auto"/>
+        <w:jc w:val="center"/>
+        <w:rPr>
+          <w:szCs w:val="28"/>
+        </w:rPr>
+      </w:pPr>
+    </w:p>
+    <w:p>
+      <w:pPr>
+        <w:spacing w:line="480" w:lineRule="auto"/>
+        <w:jc w:val="center"/>
+        <w:rPr>
+          <w:szCs w:val="28"/>
+        </w:rPr>
+      </w:pPr>
+    </w:p>
+    <w:p>
+      <w:pPr>
+        <w:spacing w:line="480" w:lineRule="auto"/>
+        <w:jc w:val="center"/>
+        <w:rPr>
+          <w:szCs w:val="28"/>
+        </w:rPr>
+      </w:pPr>
+      <w:r>
+        <w:rPr>
+          <w:szCs w:val="28"/>
+        </w:rPr>
+        <w:t>Рисунок 3 – Форма регистрации программы (студент)</w:t>
+      </w:r>
+    </w:p>
+    <w:p>
+      <w:pPr>
+        <w:spacing w:line="480" w:lineRule="auto"/>
+        <w:jc w:val="center"/>
+        <w:rPr>
+          <w:szCs w:val="28"/>
+        </w:rPr>
+      </w:pPr>
       <w:r>
         <w:drawing>
-          <wp:inline distT="0" distB="0" distL="0" distR="0">
-            <wp:extent cx="1904365" cy="1904365"/>
+          <wp:anchor distT="0" distB="0" distL="0" distR="0" simplePos="0" relativeHeight="251659264" behindDoc="0" locked="0" layoutInCell="0" allowOverlap="1">
+            <wp:simplePos x="0" y="0"/>
+            <wp:positionH relativeFrom="column">
+              <wp:align>center</wp:align>
+            </wp:positionH>
+            <wp:positionV relativeFrom="paragraph">
+              <wp:posOffset>635</wp:posOffset>
+            </wp:positionV>
+            <wp:extent cx="5219065" cy="3561715"/>
             <wp:effectExtent l="0" t="0" r="0" b="0"/>
-            <wp:docPr id="56" name="Рисунок 59" descr="Picture background"/>
+            <wp:wrapSquare wrapText="largest"/>
+            <wp:docPr id="56" name="Изображение28"/>
             <wp:cNvGraphicFramePr>
               <a:graphicFrameLocks xmlns:a="http://schemas.openxmlformats.org/drawingml/2006/main" noChangeAspect="1"/>
             </wp:cNvGraphicFramePr>
@@ -3648,7 +3679,7 @@
               <a:graphicData uri="http://schemas.openxmlformats.org/drawingml/2006/picture">
                 <pic:pic xmlns:pic="http://schemas.openxmlformats.org/drawingml/2006/picture">
                   <pic:nvPicPr>
-                    <pic:cNvPr id="56" name="Рисунок 59" descr="Picture background"/>
+                    <pic:cNvPr id="56" name="Изображение28"/>
                     <pic:cNvPicPr>
                       <a:picLocks noChangeAspect="1" noChangeArrowheads="1"/>
                     </pic:cNvPicPr>
@@ -3662,7 +3693,7 @@
                   <pic:spPr>
                     <a:xfrm>
                       <a:off x="0" y="0"/>
-                      <a:ext cx="1904365" cy="1904365"/>
+                      <a:ext cx="5219065" cy="3561715"/>
                     </a:xfrm>
                     <a:prstGeom prst="rect">
                       <a:avLst/>
@@ -3672,7 +3703,7 @@
                 </pic:pic>
               </a:graphicData>
             </a:graphic>
-          </wp:inline>
+          </wp:anchor>
         </w:drawing>
       </w:r>
     </w:p>
@@ -3684,12 +3715,6 @@
           <w:szCs w:val="28"/>
         </w:rPr>
       </w:pPr>
-      <w:r>
-        <w:rPr>
-          <w:szCs w:val="28"/>
-        </w:rPr>
-        <w:t>Рисунок 4 – Главная форма программы</w:t>
-      </w:r>
     </w:p>
     <w:p>
       <w:pPr>
@@ -3699,12 +3724,169 @@
           <w:szCs w:val="28"/>
         </w:rPr>
       </w:pPr>
+    </w:p>
+    <w:p>
+      <w:pPr>
+        <w:spacing w:line="360" w:lineRule="auto"/>
+        <w:ind w:firstLine="0"/>
+      </w:pPr>
+    </w:p>
+    <w:p>
+      <w:pPr>
+        <w:spacing w:line="360" w:lineRule="auto"/>
+        <w:ind w:firstLine="0"/>
+      </w:pPr>
+    </w:p>
+    <w:p>
+      <w:pPr>
+        <w:spacing w:line="360" w:lineRule="auto"/>
+        <w:ind w:firstLine="0"/>
+      </w:pPr>
+    </w:p>
+    <w:p>
+      <w:pPr>
+        <w:spacing w:line="360" w:lineRule="auto"/>
+        <w:ind w:firstLine="0"/>
+      </w:pPr>
+    </w:p>
+    <w:p>
+      <w:pPr>
+        <w:spacing w:line="360" w:lineRule="auto"/>
+        <w:ind w:firstLine="0"/>
+      </w:pPr>
+    </w:p>
+    <w:p>
+      <w:pPr>
+        <w:spacing w:line="360" w:lineRule="auto"/>
+        <w:ind w:firstLine="0"/>
+      </w:pPr>
+    </w:p>
+    <w:p>
+      <w:pPr>
+        <w:spacing w:line="360" w:lineRule="auto"/>
+        <w:ind w:firstLine="0"/>
+      </w:pPr>
+    </w:p>
+    <w:p>
+      <w:pPr>
+        <w:spacing w:line="360" w:lineRule="auto"/>
+        <w:ind w:firstLine="0"/>
+      </w:pPr>
+    </w:p>
+    <w:p>
+      <w:pPr>
+        <w:spacing w:line="480" w:lineRule="auto"/>
+        <w:jc w:val="center"/>
+        <w:rPr>
+          <w:szCs w:val="28"/>
+        </w:rPr>
+      </w:pPr>
+      <w:r>
+        <w:rPr>
+          <w:szCs w:val="28"/>
+        </w:rPr>
+        <w:t>Рисунок 4 – Форма регистрации программы (преподаватель)</w:t>
+      </w:r>
+    </w:p>
+    <w:p>
+      <w:pPr>
+        <w:spacing w:line="480" w:lineRule="auto"/>
+        <w:jc w:val="both"/>
+        <w:rPr>
+          <w:rFonts w:hint="default"/>
+          <w:szCs w:val="28"/>
+          <w:lang w:val="en-US"/>
+        </w:rPr>
+      </w:pPr>
+      <w:r>
+        <w:rPr>
+          <w:rFonts w:hint="default"/>
+          <w:szCs w:val="28"/>
+          <w:lang w:val="ru-RU"/>
+        </w:rPr>
+        <w:t xml:space="preserve">С сложностями не столкнулся в изучении платформы </w:t>
+      </w:r>
+      <w:r>
+        <w:rPr>
+          <w:rFonts w:hint="default"/>
+          <w:szCs w:val="28"/>
+          <w:lang w:val="en-US"/>
+        </w:rPr>
+        <w:t>Figma</w:t>
+      </w:r>
+    </w:p>
+    <w:p>
+      <w:pPr>
+        <w:spacing w:line="480" w:lineRule="auto"/>
+        <w:ind w:firstLine="708" w:firstLineChars="0"/>
+        <w:jc w:val="both"/>
+        <w:rPr>
+          <w:rFonts w:hint="default"/>
+          <w:szCs w:val="28"/>
+          <w:lang w:val="ru-RU"/>
+        </w:rPr>
+      </w:pPr>
+      <w:r>
+        <w:rPr>
+          <w:rFonts w:hint="default"/>
+          <w:szCs w:val="28"/>
+          <w:lang w:val="ru-RU"/>
+        </w:rPr>
+        <w:t>Вывод: При создании макета научился создавать форму для регистрации и входа, а также всплывающие окна</w:t>
+      </w:r>
+    </w:p>
+    <w:p>
+      <w:pPr>
+        <w:spacing w:line="360" w:lineRule="auto"/>
+        <w:ind w:firstLine="709"/>
+        <w:rPr>
+          <w:szCs w:val="28"/>
+        </w:rPr>
+      </w:pPr>
+      <w:r>
+        <w:rPr>
+          <w:szCs w:val="28"/>
+        </w:rPr>
+        <w:t>Выполнение задания 4 дня:</w:t>
+      </w:r>
+    </w:p>
+    <w:p>
+      <w:pPr>
+        <w:spacing w:line="360" w:lineRule="auto"/>
+        <w:ind w:firstLine="709"/>
+        <w:rPr>
+          <w:szCs w:val="28"/>
+        </w:rPr>
+      </w:pPr>
+      <w:r>
+        <w:rPr>
+          <w:szCs w:val="28"/>
+        </w:rPr>
+        <w:t>Были разработаны низкодетализированные вайрфреймы для экранов. Их можно увидеть на рисунках 4-19.</w:t>
+      </w:r>
+    </w:p>
+    <w:p>
+      <w:pPr>
+        <w:spacing w:line="480" w:lineRule="auto"/>
+        <w:jc w:val="center"/>
+        <w:rPr>
+          <w:szCs w:val="28"/>
+        </w:rPr>
+      </w:pPr>
       <w:r>
         <w:drawing>
-          <wp:inline distT="0" distB="0" distL="0" distR="0">
-            <wp:extent cx="2106295" cy="1635760"/>
+          <wp:anchor distT="0" distB="0" distL="0" distR="0" simplePos="0" relativeHeight="251659264" behindDoc="0" locked="0" layoutInCell="0" allowOverlap="1">
+            <wp:simplePos x="0" y="0"/>
+            <wp:positionH relativeFrom="column">
+              <wp:align>center</wp:align>
+            </wp:positionH>
+            <wp:positionV relativeFrom="paragraph">
+              <wp:posOffset>635</wp:posOffset>
+            </wp:positionV>
+            <wp:extent cx="5758815" cy="3331210"/>
             <wp:effectExtent l="0" t="0" r="0" b="0"/>
-            <wp:docPr id="57" name="Рисунок 60" descr="Picture background"/>
+            <wp:wrapSquare wrapText="largest"/>
+            <wp:docPr id="57" name="Изображение5"/>
             <wp:cNvGraphicFramePr>
               <a:graphicFrameLocks xmlns:a="http://schemas.openxmlformats.org/drawingml/2006/main" noChangeAspect="1"/>
             </wp:cNvGraphicFramePr>
@@ -3712,7 +3894,7 @@
               <a:graphicData uri="http://schemas.openxmlformats.org/drawingml/2006/picture">
                 <pic:pic xmlns:pic="http://schemas.openxmlformats.org/drawingml/2006/picture">
                   <pic:nvPicPr>
-                    <pic:cNvPr id="57" name="Рисунок 60" descr="Picture background"/>
+                    <pic:cNvPr id="57" name="Изображение5"/>
                     <pic:cNvPicPr>
                       <a:picLocks noChangeAspect="1" noChangeArrowheads="1"/>
                     </pic:cNvPicPr>
@@ -3726,7 +3908,7 @@
                   <pic:spPr>
                     <a:xfrm>
                       <a:off x="0" y="0"/>
-                      <a:ext cx="2106295" cy="1635760"/>
+                      <a:ext cx="5758815" cy="3331210"/>
                     </a:xfrm>
                     <a:prstGeom prst="rect">
                       <a:avLst/>
@@ -3736,8 +3918,14 @@
                 </pic:pic>
               </a:graphicData>
             </a:graphic>
-          </wp:inline>
+          </wp:anchor>
         </w:drawing>
+      </w:r>
+      <w:r>
+        <w:rPr>
+          <w:szCs w:val="28"/>
+        </w:rPr>
+        <w:t>Рисунок 5 – Панель управления преподавателя</w:t>
       </w:r>
     </w:p>
     <w:p>
@@ -3749,335 +3937,19 @@
         </w:rPr>
       </w:pPr>
       <w:r>
-        <w:rPr>
-          <w:szCs w:val="28"/>
-        </w:rPr>
-        <w:t>Рисунок 5 – Форма добавления/изменения данных</w:t>
-      </w:r>
-    </w:p>
-    <w:p>
-      <w:pPr>
-        <w:spacing w:line="360" w:lineRule="auto"/>
-        <w:ind w:firstLine="709"/>
-        <w:rPr>
-          <w:szCs w:val="28"/>
-        </w:rPr>
-      </w:pPr>
-      <w:r>
-        <w:rPr>
-          <w:szCs w:val="28"/>
-        </w:rPr>
-        <w:t>Задание день 5-6:</w:t>
-      </w:r>
-    </w:p>
-    <w:p>
-      <w:pPr>
-        <w:spacing w:line="360" w:lineRule="auto"/>
-        <w:ind w:firstLine="709"/>
-        <w:rPr>
-          <w:szCs w:val="28"/>
-        </w:rPr>
-      </w:pPr>
-      <w:r>
-        <w:rPr>
-          <w:szCs w:val="28"/>
-        </w:rPr>
-        <w:t>Этап 2: Прототипирование в Figma и Мини-Юзабилити Тестирование</w:t>
-      </w:r>
-    </w:p>
-    <w:p>
-      <w:pPr>
-        <w:spacing w:line="360" w:lineRule="auto"/>
-        <w:ind w:firstLine="709"/>
-        <w:rPr>
-          <w:szCs w:val="28"/>
-        </w:rPr>
-      </w:pPr>
-      <w:r>
-        <w:rPr>
-          <w:szCs w:val="28"/>
-        </w:rPr>
-        <w:t>На этом этапе вы переходите от статического дизайна к интерактивному опыту и получаете первую обратную связь от пользователей.</w:t>
-      </w:r>
-    </w:p>
-    <w:p>
-      <w:pPr>
-        <w:spacing w:line="360" w:lineRule="auto"/>
-        <w:ind w:firstLine="709"/>
-        <w:rPr>
-          <w:szCs w:val="28"/>
-        </w:rPr>
-      </w:pPr>
-      <w:r>
-        <w:rPr>
-          <w:szCs w:val="28"/>
-        </w:rPr>
-        <w:t>1.</w:t>
-      </w:r>
-      <w:r>
-        <w:rPr>
-          <w:szCs w:val="28"/>
-        </w:rPr>
-        <w:tab/>
-      </w:r>
-      <w:r>
-        <w:rPr>
-          <w:szCs w:val="28"/>
-        </w:rPr>
-        <w:t>Создание Интерактивного Прототипа:</w:t>
-      </w:r>
-    </w:p>
-    <w:p>
-      <w:pPr>
-        <w:spacing w:line="360" w:lineRule="auto"/>
-        <w:ind w:firstLine="709"/>
-        <w:rPr>
-          <w:szCs w:val="28"/>
-        </w:rPr>
-      </w:pPr>
-      <w:r>
-        <w:rPr>
-          <w:szCs w:val="28"/>
-        </w:rPr>
-        <w:t>Задача: соединить все экраны в Figma, чтобы создать кликабельный прототип.</w:t>
-      </w:r>
-    </w:p>
-    <w:p>
-      <w:pPr>
-        <w:spacing w:line="360" w:lineRule="auto"/>
-        <w:ind w:firstLine="709"/>
-        <w:rPr>
-          <w:szCs w:val="28"/>
-        </w:rPr>
-      </w:pPr>
-      <w:r>
-        <w:rPr>
-          <w:szCs w:val="28"/>
-        </w:rPr>
-        <w:t xml:space="preserve">Действия: </w:t>
-      </w:r>
-    </w:p>
-    <w:p>
-      <w:pPr>
-        <w:spacing w:line="360" w:lineRule="auto"/>
-        <w:ind w:firstLine="709"/>
-        <w:rPr>
-          <w:szCs w:val="28"/>
-        </w:rPr>
-      </w:pPr>
-      <w:r>
-        <w:rPr>
-          <w:szCs w:val="28"/>
-        </w:rPr>
-        <w:t>Используйте функцию "Prototype" в Figma для создания интерактивных связей между элементами (кнопками, ссылками) и экранами.</w:t>
-      </w:r>
-    </w:p>
-    <w:p>
-      <w:pPr>
-        <w:spacing w:line="360" w:lineRule="auto"/>
-        <w:ind w:firstLine="709"/>
-        <w:rPr>
-          <w:szCs w:val="28"/>
-        </w:rPr>
-      </w:pPr>
-      <w:r>
-        <w:rPr>
-          <w:szCs w:val="28"/>
-        </w:rPr>
-        <w:t>Реализуйте основные пользовательские пути и взаимодействия, чтобы прототип максимально имитировал реальное приложение.</w:t>
-      </w:r>
-    </w:p>
-    <w:p>
-      <w:pPr>
-        <w:spacing w:line="360" w:lineRule="auto"/>
-        <w:ind w:firstLine="709"/>
-        <w:rPr>
-          <w:szCs w:val="28"/>
-        </w:rPr>
-      </w:pPr>
-      <w:r>
-        <w:rPr>
-          <w:szCs w:val="28"/>
-        </w:rPr>
-        <w:t>Убедитесь, что все ключевые функциональные сценарии из ТЗ можно "прокликать" в прототипе.</w:t>
-      </w:r>
-    </w:p>
-    <w:p>
-      <w:pPr>
-        <w:spacing w:line="360" w:lineRule="auto"/>
-        <w:ind w:firstLine="709"/>
-        <w:rPr>
-          <w:szCs w:val="28"/>
-        </w:rPr>
-      </w:pPr>
-      <w:r>
-        <w:rPr>
-          <w:szCs w:val="28"/>
-        </w:rPr>
-        <w:t>2.</w:t>
-      </w:r>
-      <w:r>
-        <w:rPr>
-          <w:szCs w:val="28"/>
-        </w:rPr>
-        <w:tab/>
-      </w:r>
-      <w:r>
-        <w:rPr>
-          <w:szCs w:val="28"/>
-        </w:rPr>
-        <w:t>Проведение Мини-Юзабилити Тестирования:</w:t>
-      </w:r>
-    </w:p>
-    <w:p>
-      <w:pPr>
-        <w:spacing w:line="360" w:lineRule="auto"/>
-        <w:ind w:firstLine="709"/>
-        <w:rPr>
-          <w:szCs w:val="28"/>
-        </w:rPr>
-      </w:pPr>
-      <w:r>
-        <w:rPr>
-          <w:szCs w:val="28"/>
-        </w:rPr>
-        <w:t>Задача: получить быструю обратную связь от реальных пользователей о юзабилити вашего интерфейса.</w:t>
-      </w:r>
-    </w:p>
-    <w:p>
-      <w:pPr>
-        <w:spacing w:line="360" w:lineRule="auto"/>
-        <w:ind w:firstLine="709"/>
-        <w:rPr>
-          <w:szCs w:val="28"/>
-        </w:rPr>
-      </w:pPr>
-      <w:r>
-        <w:rPr>
-          <w:szCs w:val="28"/>
-        </w:rPr>
-        <w:t xml:space="preserve">Действия: </w:t>
-      </w:r>
-    </w:p>
-    <w:p>
-      <w:pPr>
-        <w:spacing w:line="360" w:lineRule="auto"/>
-        <w:ind w:firstLine="709"/>
-        <w:rPr>
-          <w:szCs w:val="28"/>
-        </w:rPr>
-      </w:pPr>
-      <w:r>
-        <w:rPr>
-          <w:szCs w:val="28"/>
-        </w:rPr>
-        <w:t>Найдите 1-2 "пользователей" для тестирования (других студентов).</w:t>
-      </w:r>
-    </w:p>
-    <w:p>
-      <w:pPr>
-        <w:spacing w:line="360" w:lineRule="auto"/>
-        <w:ind w:firstLine="709"/>
-        <w:rPr>
-          <w:szCs w:val="28"/>
-        </w:rPr>
-      </w:pPr>
-      <w:r>
-        <w:rPr>
-          <w:szCs w:val="28"/>
-        </w:rPr>
-        <w:t>Подготовьте 2-3 конкретных задания для пользователей (например, "Зарегистрируйтесь в приложении", "Добавьте новую задачу", "Просмотрите свои настройки").</w:t>
-      </w:r>
-    </w:p>
-    <w:p>
-      <w:pPr>
-        <w:spacing w:line="360" w:lineRule="auto"/>
-        <w:ind w:firstLine="709"/>
-        <w:rPr>
-          <w:szCs w:val="28"/>
-        </w:rPr>
-      </w:pPr>
-      <w:r>
-        <w:rPr>
-          <w:szCs w:val="28"/>
-        </w:rPr>
-        <w:t>Во время тестирования наблюдайте за действиями пользователей: где они испытывают затруднения, что их смущает, какие элементы кажутся неочевидными.</w:t>
-      </w:r>
-    </w:p>
-    <w:p>
-      <w:pPr>
-        <w:spacing w:line="360" w:lineRule="auto"/>
-        <w:ind w:firstLine="709"/>
-        <w:rPr>
-          <w:szCs w:val="28"/>
-        </w:rPr>
-      </w:pPr>
-      <w:r>
-        <w:rPr>
-          <w:szCs w:val="28"/>
-        </w:rPr>
-        <w:t>Задавайте открытые вопросы (например, "Что вы ожидаете увидеть здесь?", "Почему вы нажали на эту кнопку?").</w:t>
-      </w:r>
-    </w:p>
-    <w:p>
-      <w:pPr>
-        <w:spacing w:line="360" w:lineRule="auto"/>
-        <w:ind w:firstLine="709"/>
-        <w:rPr>
-          <w:szCs w:val="28"/>
-        </w:rPr>
-      </w:pPr>
-      <w:r>
-        <w:rPr>
-          <w:szCs w:val="28"/>
-        </w:rPr>
-        <w:t>Зафиксируйте всю обратную связь и выявленные проблемы юзабилити. Отметьте, что можно улучшить.</w:t>
-      </w:r>
-    </w:p>
-    <w:p>
-      <w:pPr>
-        <w:spacing w:line="360" w:lineRule="auto"/>
-        <w:ind w:firstLine="709"/>
-        <w:rPr>
-          <w:szCs w:val="28"/>
-        </w:rPr>
-      </w:pPr>
-      <w:r>
-        <w:rPr>
-          <w:szCs w:val="28"/>
-        </w:rPr>
-        <w:t>Выполнение задания 5 дня:</w:t>
-      </w:r>
-    </w:p>
-    <w:p>
-      <w:pPr>
-        <w:spacing w:line="360" w:lineRule="auto"/>
-        <w:ind w:firstLine="709"/>
-        <w:rPr>
-          <w:szCs w:val="28"/>
-        </w:rPr>
-      </w:pPr>
-      <w:r>
-        <w:rPr>
-          <w:szCs w:val="28"/>
-        </w:rPr>
-        <w:t>Была разработана интерактивность кнопок формы авторизации и регистрации. После авторизации выполняются те то процессы, идёт переадресация на другую форму программы. Интерактивные кнопки смотреть на рисунках 6-7.</w:t>
-      </w:r>
-    </w:p>
-    <w:p>
-      <w:pPr>
-        <w:spacing w:line="480" w:lineRule="auto"/>
-        <w:jc w:val="center"/>
-        <w:rPr>
-          <w:szCs w:val="28"/>
-        </w:rPr>
-      </w:pPr>
-      <w:r>
         <w:drawing>
-          <wp:inline distT="0" distB="0" distL="0" distR="0">
-            <wp:extent cx="3876040" cy="2972435"/>
-            <wp:effectExtent l="0" t="0" r="0" b="0"/>
-            <wp:docPr id="58" name="Рисунок 63" descr="Picture background"/>
+          <wp:anchor distT="0" distB="0" distL="0" distR="0" simplePos="0" relativeHeight="251659264" behindDoc="0" locked="0" layoutInCell="0" allowOverlap="1">
+            <wp:simplePos x="0" y="0"/>
+            <wp:positionH relativeFrom="column">
+              <wp:posOffset>497205</wp:posOffset>
+            </wp:positionH>
+            <wp:positionV relativeFrom="paragraph">
+              <wp:posOffset>506095</wp:posOffset>
+            </wp:positionV>
+            <wp:extent cx="5165725" cy="3098165"/>
+            <wp:effectExtent l="0" t="0" r="635" b="10795"/>
+            <wp:wrapTopAndBottom/>
+            <wp:docPr id="58" name="Изображение6"/>
             <wp:cNvGraphicFramePr>
               <a:graphicFrameLocks xmlns:a="http://schemas.openxmlformats.org/drawingml/2006/main" noChangeAspect="1"/>
             </wp:cNvGraphicFramePr>
@@ -4085,7 +3957,7 @@
               <a:graphicData uri="http://schemas.openxmlformats.org/drawingml/2006/picture">
                 <pic:pic xmlns:pic="http://schemas.openxmlformats.org/drawingml/2006/picture">
                   <pic:nvPicPr>
-                    <pic:cNvPr id="58" name="Рисунок 63" descr="Picture background"/>
+                    <pic:cNvPr id="58" name="Изображение6"/>
                     <pic:cNvPicPr>
                       <a:picLocks noChangeAspect="1" noChangeArrowheads="1"/>
                     </pic:cNvPicPr>
@@ -4099,7 +3971,7 @@
                   <pic:spPr>
                     <a:xfrm>
                       <a:off x="0" y="0"/>
-                      <a:ext cx="3876040" cy="2972435"/>
+                      <a:ext cx="5165725" cy="3098165"/>
                     </a:xfrm>
                     <a:prstGeom prst="rect">
                       <a:avLst/>
@@ -4109,7 +3981,7 @@
                 </pic:pic>
               </a:graphicData>
             </a:graphic>
-          </wp:inline>
+          </wp:anchor>
         </w:drawing>
       </w:r>
     </w:p>
@@ -4125,23 +3997,31 @@
         <w:rPr>
           <w:szCs w:val="28"/>
         </w:rPr>
-        <w:t>Рисунок 6 – Интерактивная кнопка на форме авторизации</w:t>
-      </w:r>
-    </w:p>
-    <w:p>
-      <w:pPr>
-        <w:spacing w:line="480" w:lineRule="auto"/>
-        <w:jc w:val="center"/>
+        <w:t>Рисунок 6 – Вайрфрейм журнала</w:t>
+      </w:r>
+    </w:p>
+    <w:p>
+      <w:pPr>
+        <w:spacing w:line="360" w:lineRule="auto"/>
+        <w:ind w:firstLine="0"/>
         <w:rPr>
           <w:szCs w:val="28"/>
         </w:rPr>
       </w:pPr>
       <w:r>
         <w:drawing>
-          <wp:inline distT="0" distB="0" distL="0" distR="0">
-            <wp:extent cx="3322320" cy="3322320"/>
+          <wp:anchor distT="0" distB="0" distL="0" distR="0" simplePos="0" relativeHeight="251659264" behindDoc="0" locked="0" layoutInCell="0" allowOverlap="1">
+            <wp:simplePos x="0" y="0"/>
+            <wp:positionH relativeFrom="column">
+              <wp:align>center</wp:align>
+            </wp:positionH>
+            <wp:positionV relativeFrom="paragraph">
+              <wp:posOffset>635</wp:posOffset>
+            </wp:positionV>
+            <wp:extent cx="6029960" cy="2545080"/>
             <wp:effectExtent l="0" t="0" r="0" b="0"/>
-            <wp:docPr id="59" name="Рисунок 448" descr="Picture background"/>
+            <wp:wrapSquare wrapText="largest"/>
+            <wp:docPr id="59" name="Изображение7"/>
             <wp:cNvGraphicFramePr>
               <a:graphicFrameLocks xmlns:a="http://schemas.openxmlformats.org/drawingml/2006/main" noChangeAspect="1"/>
             </wp:cNvGraphicFramePr>
@@ -4149,7 +4029,7 @@
               <a:graphicData uri="http://schemas.openxmlformats.org/drawingml/2006/picture">
                 <pic:pic xmlns:pic="http://schemas.openxmlformats.org/drawingml/2006/picture">
                   <pic:nvPicPr>
-                    <pic:cNvPr id="59" name="Рисунок 448" descr="Picture background"/>
+                    <pic:cNvPr id="59" name="Изображение7"/>
                     <pic:cNvPicPr>
                       <a:picLocks noChangeAspect="1" noChangeArrowheads="1"/>
                     </pic:cNvPicPr>
@@ -4163,7 +4043,7 @@
                   <pic:spPr>
                     <a:xfrm>
                       <a:off x="0" y="0"/>
-                      <a:ext cx="3322320" cy="3322320"/>
+                      <a:ext cx="6029960" cy="2545080"/>
                     </a:xfrm>
                     <a:prstGeom prst="rect">
                       <a:avLst/>
@@ -4173,69 +4053,56 @@
                 </pic:pic>
               </a:graphicData>
             </a:graphic>
-          </wp:inline>
+          </wp:anchor>
         </w:drawing>
       </w:r>
-    </w:p>
-    <w:p>
-      <w:pPr>
-        <w:spacing w:line="480" w:lineRule="auto"/>
-        <w:jc w:val="center"/>
-        <w:rPr>
-          <w:szCs w:val="28"/>
-        </w:rPr>
-      </w:pPr>
-      <w:r>
-        <w:rPr>
-          <w:szCs w:val="28"/>
-        </w:rPr>
-        <w:t>Рисунок 7 – Интерактивная кнопка на форме регистрации</w:t>
-      </w:r>
-    </w:p>
-    <w:p>
-      <w:pPr>
-        <w:spacing w:line="360" w:lineRule="auto"/>
-        <w:ind w:firstLine="709"/>
-        <w:rPr>
-          <w:szCs w:val="28"/>
-        </w:rPr>
-      </w:pPr>
-      <w:r>
-        <w:rPr>
-          <w:szCs w:val="28"/>
-        </w:rPr>
-        <w:t>Выполнение задания 6 дня:</w:t>
-      </w:r>
-    </w:p>
-    <w:p>
-      <w:pPr>
-        <w:spacing w:line="360" w:lineRule="auto"/>
-        <w:ind w:firstLine="709"/>
-        <w:rPr>
-          <w:szCs w:val="28"/>
-        </w:rPr>
-      </w:pPr>
-      <w:r>
-        <w:rPr>
-          <w:szCs w:val="28"/>
-        </w:rPr>
-        <w:t>Была разработана интерактивность кнопок главной формы и формы добавления/изменения данных. На главной форме есть те то кнопки, при нажатии выполняются определенные действия. Интерактивные кнопки смотреть на рисунках 8-9.</w:t>
-      </w:r>
-    </w:p>
-    <w:p>
-      <w:pPr>
-        <w:spacing w:line="480" w:lineRule="auto"/>
-        <w:jc w:val="center"/>
+      <w:r>
+        <w:rPr>
+          <w:szCs w:val="28"/>
+        </w:rPr>
+        <w:tab/>
+      </w:r>
+      <w:r>
+        <w:rPr>
+          <w:szCs w:val="28"/>
+        </w:rPr>
+        <w:tab/>
+      </w:r>
+      <w:r>
+        <w:rPr>
+          <w:szCs w:val="28"/>
+        </w:rPr>
+        <w:tab/>
+      </w:r>
+      <w:r>
+        <w:rPr>
+          <w:szCs w:val="28"/>
+        </w:rPr>
+        <w:t>Рисунок 7 – Форма для добавления занятий</w:t>
+      </w:r>
+    </w:p>
+    <w:p>
+      <w:pPr>
+        <w:spacing w:line="360" w:lineRule="auto"/>
+        <w:ind w:firstLine="0"/>
         <w:rPr>
           <w:szCs w:val="28"/>
         </w:rPr>
       </w:pPr>
       <w:r>
         <w:drawing>
-          <wp:inline distT="0" distB="0" distL="0" distR="0">
-            <wp:extent cx="3498215" cy="1969770"/>
+          <wp:anchor distT="0" distB="0" distL="0" distR="0" simplePos="0" relativeHeight="251659264" behindDoc="0" locked="0" layoutInCell="0" allowOverlap="1">
+            <wp:simplePos x="0" y="0"/>
+            <wp:positionH relativeFrom="column">
+              <wp:posOffset>0</wp:posOffset>
+            </wp:positionH>
+            <wp:positionV relativeFrom="paragraph">
+              <wp:posOffset>175260</wp:posOffset>
+            </wp:positionV>
+            <wp:extent cx="6029960" cy="3653790"/>
             <wp:effectExtent l="0" t="0" r="0" b="0"/>
-            <wp:docPr id="60" name="Рисунок 452" descr="Picture background"/>
+            <wp:wrapSquare wrapText="largest"/>
+            <wp:docPr id="60" name="Изображение8"/>
             <wp:cNvGraphicFramePr>
               <a:graphicFrameLocks xmlns:a="http://schemas.openxmlformats.org/drawingml/2006/main" noChangeAspect="1"/>
             </wp:cNvGraphicFramePr>
@@ -4243,7 +4110,7 @@
               <a:graphicData uri="http://schemas.openxmlformats.org/drawingml/2006/picture">
                 <pic:pic xmlns:pic="http://schemas.openxmlformats.org/drawingml/2006/picture">
                   <pic:nvPicPr>
-                    <pic:cNvPr id="60" name="Рисунок 452" descr="Picture background"/>
+                    <pic:cNvPr id="60" name="Изображение8"/>
                     <pic:cNvPicPr>
                       <a:picLocks noChangeAspect="1" noChangeArrowheads="1"/>
                     </pic:cNvPicPr>
@@ -4257,7 +4124,7 @@
                   <pic:spPr>
                     <a:xfrm>
                       <a:off x="0" y="0"/>
-                      <a:ext cx="3498215" cy="1969770"/>
+                      <a:ext cx="6029960" cy="3653790"/>
                     </a:xfrm>
                     <a:prstGeom prst="rect">
                       <a:avLst/>
@@ -4267,39 +4134,125 @@
                 </pic:pic>
               </a:graphicData>
             </a:graphic>
-          </wp:inline>
+          </wp:anchor>
         </w:drawing>
       </w:r>
-    </w:p>
-    <w:p>
-      <w:pPr>
-        <w:spacing w:line="480" w:lineRule="auto"/>
-        <w:jc w:val="center"/>
-        <w:rPr>
-          <w:szCs w:val="28"/>
-        </w:rPr>
-      </w:pPr>
-      <w:r>
-        <w:rPr>
-          <w:szCs w:val="28"/>
-        </w:rPr>
-        <w:t>Рисунок 8 – Интерактивная кнопка на форме авторизации</w:t>
-      </w:r>
-    </w:p>
-    <w:p>
-      <w:pPr>
-        <w:spacing w:line="480" w:lineRule="auto"/>
-        <w:jc w:val="center"/>
-        <w:rPr>
-          <w:szCs w:val="28"/>
-        </w:rPr>
-      </w:pPr>
-      <w:r>
+      <w:r>
+        <w:rPr>
+          <w:szCs w:val="28"/>
+        </w:rPr>
+        <w:t xml:space="preserve">   </w:t>
+      </w:r>
+      <w:r>
+        <w:rPr>
+          <w:szCs w:val="28"/>
+        </w:rPr>
+        <w:tab/>
+      </w:r>
+      <w:r>
+        <w:rPr>
+          <w:szCs w:val="28"/>
+        </w:rPr>
+        <w:tab/>
+      </w:r>
+      <w:r>
+        <w:rPr>
+          <w:szCs w:val="28"/>
+        </w:rPr>
+        <w:tab/>
+      </w:r>
+      <w:r>
+        <w:rPr>
+          <w:szCs w:val="28"/>
+        </w:rPr>
+        <w:t xml:space="preserve">Рисунок 8 – Вайрфрейм посещаемости </w:t>
+      </w:r>
+    </w:p>
+    <w:p>
+      <w:pPr>
+        <w:spacing w:line="360" w:lineRule="auto"/>
+        <w:ind w:firstLine="0"/>
+        <w:rPr>
+          <w:szCs w:val="28"/>
+        </w:rPr>
+      </w:pPr>
+    </w:p>
+    <w:p>
+      <w:pPr>
+        <w:spacing w:line="360" w:lineRule="auto"/>
+        <w:ind w:firstLine="0"/>
+        <w:rPr>
+          <w:szCs w:val="28"/>
+        </w:rPr>
+      </w:pPr>
+    </w:p>
+    <w:p>
+      <w:pPr>
+        <w:spacing w:line="360" w:lineRule="auto"/>
+        <w:ind w:firstLine="0"/>
+        <w:rPr>
+          <w:szCs w:val="28"/>
+        </w:rPr>
+      </w:pPr>
+    </w:p>
+    <w:p>
+      <w:pPr>
+        <w:spacing w:line="360" w:lineRule="auto"/>
+        <w:ind w:firstLine="0"/>
+        <w:rPr>
+          <w:szCs w:val="28"/>
+        </w:rPr>
+      </w:pPr>
+    </w:p>
+    <w:p>
+      <w:pPr>
+        <w:spacing w:line="360" w:lineRule="auto"/>
+        <w:ind w:firstLine="0"/>
+        <w:rPr>
+          <w:szCs w:val="28"/>
+        </w:rPr>
+      </w:pPr>
+    </w:p>
+    <w:p>
+      <w:pPr>
+        <w:spacing w:line="360" w:lineRule="auto"/>
+        <w:ind w:firstLine="0"/>
+        <w:rPr>
+          <w:szCs w:val="28"/>
+        </w:rPr>
+      </w:pPr>
+      <w:r>
+        <w:rPr>
+          <w:szCs w:val="28"/>
+        </w:rPr>
+        <w:tab/>
+      </w:r>
+    </w:p>
+    <w:p>
+      <w:pPr>
+        <w:spacing w:line="360" w:lineRule="auto"/>
+        <w:ind w:firstLine="0"/>
+        <w:rPr>
+          <w:szCs w:val="28"/>
+        </w:rPr>
+      </w:pPr>
+      <w:r>
+        <w:rPr>
+          <w:szCs w:val="28"/>
+        </w:rPr>
         <w:drawing>
-          <wp:inline distT="0" distB="0" distL="0" distR="0">
-            <wp:extent cx="2726055" cy="2044700"/>
+          <wp:anchor distT="0" distB="0" distL="0" distR="0" simplePos="0" relativeHeight="251659264" behindDoc="0" locked="0" layoutInCell="0" allowOverlap="1">
+            <wp:simplePos x="0" y="0"/>
+            <wp:positionH relativeFrom="column">
+              <wp:posOffset>554990</wp:posOffset>
+            </wp:positionH>
+            <wp:positionV relativeFrom="paragraph">
+              <wp:posOffset>156845</wp:posOffset>
+            </wp:positionV>
+            <wp:extent cx="4568825" cy="2714625"/>
             <wp:effectExtent l="0" t="0" r="0" b="0"/>
-            <wp:docPr id="61" name="Рисунок 451" descr="Picture background"/>
+            <wp:wrapSquare wrapText="largest"/>
+            <wp:docPr id="61" name="Изображение9"/>
             <wp:cNvGraphicFramePr>
               <a:graphicFrameLocks xmlns:a="http://schemas.openxmlformats.org/drawingml/2006/main" noChangeAspect="1"/>
             </wp:cNvGraphicFramePr>
@@ -4307,7 +4260,7 @@
               <a:graphicData uri="http://schemas.openxmlformats.org/drawingml/2006/picture">
                 <pic:pic xmlns:pic="http://schemas.openxmlformats.org/drawingml/2006/picture">
                   <pic:nvPicPr>
-                    <pic:cNvPr id="61" name="Рисунок 451" descr="Picture background"/>
+                    <pic:cNvPr id="61" name="Изображение9"/>
                     <pic:cNvPicPr>
                       <a:picLocks noChangeAspect="1" noChangeArrowheads="1"/>
                     </pic:cNvPicPr>
@@ -4321,7 +4274,7 @@
                   <pic:spPr>
                     <a:xfrm>
                       <a:off x="0" y="0"/>
-                      <a:ext cx="2726055" cy="2044700"/>
+                      <a:ext cx="4568825" cy="2714625"/>
                     </a:xfrm>
                     <a:prstGeom prst="rect">
                       <a:avLst/>
@@ -4331,8 +4284,1670 @@
                 </pic:pic>
               </a:graphicData>
             </a:graphic>
-          </wp:inline>
+          </wp:anchor>
         </w:drawing>
+      </w:r>
+    </w:p>
+    <w:p>
+      <w:pPr>
+        <w:spacing w:line="360" w:lineRule="auto"/>
+        <w:ind w:firstLine="0"/>
+        <w:rPr>
+          <w:szCs w:val="28"/>
+        </w:rPr>
+      </w:pPr>
+      <w:r>
+        <w:rPr>
+          <w:szCs w:val="28"/>
+        </w:rPr>
+        <w:tab/>
+      </w:r>
+      <w:r>
+        <w:rPr>
+          <w:szCs w:val="28"/>
+        </w:rPr>
+        <w:tab/>
+      </w:r>
+      <w:r>
+        <w:rPr>
+          <w:szCs w:val="28"/>
+        </w:rPr>
+        <w:tab/>
+      </w:r>
+    </w:p>
+    <w:p>
+      <w:pPr>
+        <w:spacing w:line="360" w:lineRule="auto"/>
+        <w:ind w:firstLine="0"/>
+        <w:rPr>
+          <w:szCs w:val="28"/>
+        </w:rPr>
+      </w:pPr>
+    </w:p>
+    <w:p>
+      <w:pPr>
+        <w:spacing w:line="360" w:lineRule="auto"/>
+        <w:ind w:firstLine="0"/>
+        <w:rPr>
+          <w:szCs w:val="28"/>
+        </w:rPr>
+      </w:pPr>
+    </w:p>
+    <w:p>
+      <w:pPr>
+        <w:spacing w:line="360" w:lineRule="auto"/>
+        <w:ind w:firstLine="0"/>
+        <w:rPr>
+          <w:szCs w:val="28"/>
+        </w:rPr>
+      </w:pPr>
+    </w:p>
+    <w:p>
+      <w:pPr>
+        <w:spacing w:line="360" w:lineRule="auto"/>
+        <w:ind w:firstLine="0"/>
+        <w:rPr>
+          <w:szCs w:val="28"/>
+        </w:rPr>
+      </w:pPr>
+    </w:p>
+    <w:p>
+      <w:pPr>
+        <w:spacing w:line="360" w:lineRule="auto"/>
+        <w:ind w:firstLine="0"/>
+        <w:rPr>
+          <w:szCs w:val="28"/>
+        </w:rPr>
+      </w:pPr>
+    </w:p>
+    <w:p>
+      <w:pPr>
+        <w:spacing w:line="360" w:lineRule="auto"/>
+        <w:ind w:firstLine="0"/>
+        <w:rPr>
+          <w:szCs w:val="28"/>
+        </w:rPr>
+      </w:pPr>
+    </w:p>
+    <w:p>
+      <w:pPr>
+        <w:spacing w:line="360" w:lineRule="auto"/>
+        <w:ind w:firstLine="0"/>
+        <w:rPr>
+          <w:szCs w:val="28"/>
+        </w:rPr>
+      </w:pPr>
+    </w:p>
+    <w:p>
+      <w:pPr>
+        <w:spacing w:line="360" w:lineRule="auto"/>
+        <w:ind w:left="1416" w:leftChars="0" w:firstLine="708" w:firstLineChars="0"/>
+        <w:rPr>
+          <w:szCs w:val="28"/>
+        </w:rPr>
+      </w:pPr>
+      <w:r>
+        <w:rPr>
+          <w:szCs w:val="28"/>
+        </w:rPr>
+        <w:t xml:space="preserve">Рисунок 9 – Вайрфрейм достижений студентов                                                                                                 </w:t>
+      </w:r>
+    </w:p>
+    <w:p>
+      <w:pPr>
+        <w:spacing w:line="360" w:lineRule="auto"/>
+        <w:ind w:firstLine="0"/>
+        <w:rPr>
+          <w:szCs w:val="28"/>
+        </w:rPr>
+      </w:pPr>
+      <w:r>
+        <w:drawing>
+          <wp:anchor distT="0" distB="0" distL="0" distR="0" simplePos="0" relativeHeight="251659264" behindDoc="0" locked="0" layoutInCell="0" allowOverlap="1">
+            <wp:simplePos x="0" y="0"/>
+            <wp:positionH relativeFrom="column">
+              <wp:posOffset>249555</wp:posOffset>
+            </wp:positionH>
+            <wp:positionV relativeFrom="paragraph">
+              <wp:posOffset>281940</wp:posOffset>
+            </wp:positionV>
+            <wp:extent cx="5090160" cy="2869565"/>
+            <wp:effectExtent l="0" t="0" r="0" b="10795"/>
+            <wp:wrapSquare wrapText="largest"/>
+            <wp:docPr id="62" name="Изображение10"/>
+            <wp:cNvGraphicFramePr>
+              <a:graphicFrameLocks xmlns:a="http://schemas.openxmlformats.org/drawingml/2006/main" noChangeAspect="1"/>
+            </wp:cNvGraphicFramePr>
+            <a:graphic xmlns:a="http://schemas.openxmlformats.org/drawingml/2006/main">
+              <a:graphicData uri="http://schemas.openxmlformats.org/drawingml/2006/picture">
+                <pic:pic xmlns:pic="http://schemas.openxmlformats.org/drawingml/2006/picture">
+                  <pic:nvPicPr>
+                    <pic:cNvPr id="62" name="Изображение10"/>
+                    <pic:cNvPicPr>
+                      <a:picLocks noChangeAspect="1" noChangeArrowheads="1"/>
+                    </pic:cNvPicPr>
+                  </pic:nvPicPr>
+                  <pic:blipFill>
+                    <a:blip r:embed="rId33"/>
+                    <a:stretch>
+                      <a:fillRect/>
+                    </a:stretch>
+                  </pic:blipFill>
+                  <pic:spPr>
+                    <a:xfrm>
+                      <a:off x="0" y="0"/>
+                      <a:ext cx="5090160" cy="2869565"/>
+                    </a:xfrm>
+                    <a:prstGeom prst="rect">
+                      <a:avLst/>
+                    </a:prstGeom>
+                    <a:noFill/>
+                  </pic:spPr>
+                </pic:pic>
+              </a:graphicData>
+            </a:graphic>
+          </wp:anchor>
+        </w:drawing>
+      </w:r>
+      <w:r>
+        <w:rPr>
+          <w:szCs w:val="28"/>
+        </w:rPr>
+        <w:t xml:space="preserve">                                     </w:t>
+      </w:r>
+    </w:p>
+    <w:p>
+      <w:pPr>
+        <w:spacing w:line="360" w:lineRule="auto"/>
+        <w:ind w:firstLine="0"/>
+        <w:rPr>
+          <w:szCs w:val="28"/>
+        </w:rPr>
+      </w:pPr>
+    </w:p>
+    <w:p>
+      <w:pPr>
+        <w:spacing w:line="360" w:lineRule="auto"/>
+        <w:ind w:firstLine="0"/>
+        <w:rPr>
+          <w:szCs w:val="28"/>
+        </w:rPr>
+      </w:pPr>
+    </w:p>
+    <w:p>
+      <w:pPr>
+        <w:spacing w:line="360" w:lineRule="auto"/>
+        <w:ind w:firstLine="0"/>
+        <w:rPr>
+          <w:szCs w:val="28"/>
+        </w:rPr>
+      </w:pPr>
+    </w:p>
+    <w:p>
+      <w:pPr>
+        <w:spacing w:line="360" w:lineRule="auto"/>
+        <w:ind w:firstLine="0"/>
+        <w:rPr>
+          <w:szCs w:val="28"/>
+        </w:rPr>
+      </w:pPr>
+    </w:p>
+    <w:p>
+      <w:pPr>
+        <w:spacing w:line="360" w:lineRule="auto"/>
+        <w:ind w:firstLine="0"/>
+        <w:rPr>
+          <w:szCs w:val="28"/>
+        </w:rPr>
+      </w:pPr>
+    </w:p>
+    <w:p>
+      <w:pPr>
+        <w:spacing w:line="360" w:lineRule="auto"/>
+        <w:ind w:firstLine="0"/>
+        <w:rPr>
+          <w:szCs w:val="28"/>
+        </w:rPr>
+      </w:pPr>
+    </w:p>
+    <w:p>
+      <w:pPr>
+        <w:spacing w:line="360" w:lineRule="auto"/>
+        <w:ind w:firstLine="0"/>
+        <w:rPr>
+          <w:szCs w:val="28"/>
+        </w:rPr>
+      </w:pPr>
+    </w:p>
+    <w:p>
+      <w:pPr>
+        <w:spacing w:line="360" w:lineRule="auto"/>
+        <w:ind w:firstLine="0"/>
+        <w:rPr>
+          <w:szCs w:val="28"/>
+        </w:rPr>
+      </w:pPr>
+    </w:p>
+    <w:p>
+      <w:pPr>
+        <w:spacing w:line="360" w:lineRule="auto"/>
+        <w:ind w:firstLine="0"/>
+        <w:rPr>
+          <w:szCs w:val="28"/>
+        </w:rPr>
+      </w:pPr>
+      <w:r>
+        <w:rPr>
+          <w:szCs w:val="28"/>
+        </w:rPr>
+        <w:t xml:space="preserve">                                                          </w:t>
+      </w:r>
+    </w:p>
+    <w:p>
+      <w:pPr>
+        <w:spacing w:line="360" w:lineRule="auto"/>
+        <w:ind w:firstLine="0"/>
+        <w:rPr>
+          <w:szCs w:val="28"/>
+        </w:rPr>
+      </w:pPr>
+      <w:r>
+        <w:rPr>
+          <w:szCs w:val="28"/>
+        </w:rPr>
+        <w:tab/>
+      </w:r>
+      <w:r>
+        <w:rPr>
+          <w:szCs w:val="28"/>
+        </w:rPr>
+        <w:tab/>
+      </w:r>
+      <w:r>
+        <w:rPr>
+          <w:szCs w:val="28"/>
+        </w:rPr>
+        <w:tab/>
+      </w:r>
+      <w:r>
+        <w:rPr>
+          <w:szCs w:val="28"/>
+        </w:rPr>
+        <w:t>Рисунок 10 – Вайрфрейм расписание преподавателя</w:t>
+      </w:r>
+    </w:p>
+    <w:p>
+      <w:pPr>
+        <w:spacing w:line="360" w:lineRule="auto"/>
+        <w:ind w:firstLine="0"/>
+        <w:rPr>
+          <w:szCs w:val="28"/>
+        </w:rPr>
+      </w:pPr>
+      <w:r>
+        <w:rPr>
+          <w:szCs w:val="28"/>
+        </w:rPr>
+        <w:t xml:space="preserve">                                                                                              </w:t>
+      </w:r>
+    </w:p>
+    <w:p>
+      <w:pPr>
+        <w:spacing w:line="360" w:lineRule="auto"/>
+        <w:ind w:firstLine="0"/>
+        <w:rPr>
+          <w:szCs w:val="28"/>
+        </w:rPr>
+      </w:pPr>
+      <w:r>
+        <w:drawing>
+          <wp:anchor distT="0" distB="0" distL="0" distR="0" simplePos="0" relativeHeight="251659264" behindDoc="0" locked="0" layoutInCell="0" allowOverlap="1">
+            <wp:simplePos x="0" y="0"/>
+            <wp:positionH relativeFrom="column">
+              <wp:align>center</wp:align>
+            </wp:positionH>
+            <wp:positionV relativeFrom="paragraph">
+              <wp:posOffset>635</wp:posOffset>
+            </wp:positionV>
+            <wp:extent cx="6029960" cy="3582670"/>
+            <wp:effectExtent l="0" t="0" r="0" b="0"/>
+            <wp:wrapSquare wrapText="largest"/>
+            <wp:docPr id="63" name="Изображение11"/>
+            <wp:cNvGraphicFramePr>
+              <a:graphicFrameLocks xmlns:a="http://schemas.openxmlformats.org/drawingml/2006/main" noChangeAspect="1"/>
+            </wp:cNvGraphicFramePr>
+            <a:graphic xmlns:a="http://schemas.openxmlformats.org/drawingml/2006/main">
+              <a:graphicData uri="http://schemas.openxmlformats.org/drawingml/2006/picture">
+                <pic:pic xmlns:pic="http://schemas.openxmlformats.org/drawingml/2006/picture">
+                  <pic:nvPicPr>
+                    <pic:cNvPr id="63" name="Изображение11"/>
+                    <pic:cNvPicPr>
+                      <a:picLocks noChangeAspect="1" noChangeArrowheads="1"/>
+                    </pic:cNvPicPr>
+                  </pic:nvPicPr>
+                  <pic:blipFill>
+                    <a:blip r:embed="rId34"/>
+                    <a:stretch>
+                      <a:fillRect/>
+                    </a:stretch>
+                  </pic:blipFill>
+                  <pic:spPr>
+                    <a:xfrm>
+                      <a:off x="0" y="0"/>
+                      <a:ext cx="6029960" cy="3582670"/>
+                    </a:xfrm>
+                    <a:prstGeom prst="rect">
+                      <a:avLst/>
+                    </a:prstGeom>
+                    <a:noFill/>
+                  </pic:spPr>
+                </pic:pic>
+              </a:graphicData>
+            </a:graphic>
+          </wp:anchor>
+        </w:drawing>
+      </w:r>
+      <w:r>
+        <w:rPr>
+          <w:szCs w:val="28"/>
+        </w:rPr>
+        <w:tab/>
+      </w:r>
+      <w:r>
+        <w:rPr>
+          <w:szCs w:val="28"/>
+        </w:rPr>
+        <w:tab/>
+      </w:r>
+      <w:r>
+        <w:rPr>
+          <w:szCs w:val="28"/>
+        </w:rPr>
+        <w:tab/>
+      </w:r>
+      <w:r>
+        <w:rPr>
+          <w:szCs w:val="28"/>
+        </w:rPr>
+        <w:t>Рисунок 11 – Вайрфрейм портфолио студента</w:t>
+      </w:r>
+    </w:p>
+    <w:p>
+      <w:pPr>
+        <w:spacing w:line="360" w:lineRule="auto"/>
+        <w:ind w:firstLine="0"/>
+        <w:rPr>
+          <w:szCs w:val="28"/>
+        </w:rPr>
+      </w:pPr>
+      <w:r>
+        <w:drawing>
+          <wp:anchor distT="0" distB="0" distL="0" distR="0" simplePos="0" relativeHeight="251659264" behindDoc="0" locked="0" layoutInCell="0" allowOverlap="1">
+            <wp:simplePos x="0" y="0"/>
+            <wp:positionH relativeFrom="column">
+              <wp:align>center</wp:align>
+            </wp:positionH>
+            <wp:positionV relativeFrom="paragraph">
+              <wp:posOffset>635</wp:posOffset>
+            </wp:positionV>
+            <wp:extent cx="6029960" cy="3399155"/>
+            <wp:effectExtent l="0" t="0" r="0" b="0"/>
+            <wp:wrapSquare wrapText="largest"/>
+            <wp:docPr id="64" name="Изображение12"/>
+            <wp:cNvGraphicFramePr>
+              <a:graphicFrameLocks xmlns:a="http://schemas.openxmlformats.org/drawingml/2006/main" noChangeAspect="1"/>
+            </wp:cNvGraphicFramePr>
+            <a:graphic xmlns:a="http://schemas.openxmlformats.org/drawingml/2006/main">
+              <a:graphicData uri="http://schemas.openxmlformats.org/drawingml/2006/picture">
+                <pic:pic xmlns:pic="http://schemas.openxmlformats.org/drawingml/2006/picture">
+                  <pic:nvPicPr>
+                    <pic:cNvPr id="64" name="Изображение12"/>
+                    <pic:cNvPicPr>
+                      <a:picLocks noChangeAspect="1" noChangeArrowheads="1"/>
+                    </pic:cNvPicPr>
+                  </pic:nvPicPr>
+                  <pic:blipFill>
+                    <a:blip r:embed="rId35"/>
+                    <a:stretch>
+                      <a:fillRect/>
+                    </a:stretch>
+                  </pic:blipFill>
+                  <pic:spPr>
+                    <a:xfrm>
+                      <a:off x="0" y="0"/>
+                      <a:ext cx="6029960" cy="3399155"/>
+                    </a:xfrm>
+                    <a:prstGeom prst="rect">
+                      <a:avLst/>
+                    </a:prstGeom>
+                    <a:noFill/>
+                  </pic:spPr>
+                </pic:pic>
+              </a:graphicData>
+            </a:graphic>
+          </wp:anchor>
+        </w:drawing>
+      </w:r>
+      <w:r>
+        <w:rPr>
+          <w:szCs w:val="28"/>
+        </w:rPr>
+        <w:tab/>
+      </w:r>
+      <w:r>
+        <w:rPr>
+          <w:szCs w:val="28"/>
+        </w:rPr>
+        <w:tab/>
+      </w:r>
+      <w:r>
+        <w:rPr>
+          <w:szCs w:val="28"/>
+        </w:rPr>
+        <w:tab/>
+      </w:r>
+      <w:r>
+        <w:rPr>
+          <w:szCs w:val="28"/>
+        </w:rPr>
+        <w:t>Рисунок 12 – Вайрфрейм расписание студента</w:t>
+      </w:r>
+    </w:p>
+    <w:p>
+      <w:pPr>
+        <w:spacing w:line="360" w:lineRule="auto"/>
+        <w:ind w:firstLine="0"/>
+        <w:rPr>
+          <w:szCs w:val="28"/>
+        </w:rPr>
+      </w:pPr>
+      <w:r>
+        <w:drawing>
+          <wp:anchor distT="0" distB="0" distL="0" distR="0" simplePos="0" relativeHeight="251659264" behindDoc="0" locked="0" layoutInCell="0" allowOverlap="1">
+            <wp:simplePos x="0" y="0"/>
+            <wp:positionH relativeFrom="column">
+              <wp:align>center</wp:align>
+            </wp:positionH>
+            <wp:positionV relativeFrom="paragraph">
+              <wp:posOffset>635</wp:posOffset>
+            </wp:positionV>
+            <wp:extent cx="6029960" cy="3582670"/>
+            <wp:effectExtent l="0" t="0" r="0" b="0"/>
+            <wp:wrapSquare wrapText="largest"/>
+            <wp:docPr id="65" name="Изображение13"/>
+            <wp:cNvGraphicFramePr>
+              <a:graphicFrameLocks xmlns:a="http://schemas.openxmlformats.org/drawingml/2006/main" noChangeAspect="1"/>
+            </wp:cNvGraphicFramePr>
+            <a:graphic xmlns:a="http://schemas.openxmlformats.org/drawingml/2006/main">
+              <a:graphicData uri="http://schemas.openxmlformats.org/drawingml/2006/picture">
+                <pic:pic xmlns:pic="http://schemas.openxmlformats.org/drawingml/2006/picture">
+                  <pic:nvPicPr>
+                    <pic:cNvPr id="65" name="Изображение13"/>
+                    <pic:cNvPicPr>
+                      <a:picLocks noChangeAspect="1" noChangeArrowheads="1"/>
+                    </pic:cNvPicPr>
+                  </pic:nvPicPr>
+                  <pic:blipFill>
+                    <a:blip r:embed="rId36"/>
+                    <a:stretch>
+                      <a:fillRect/>
+                    </a:stretch>
+                  </pic:blipFill>
+                  <pic:spPr>
+                    <a:xfrm>
+                      <a:off x="0" y="0"/>
+                      <a:ext cx="6029960" cy="3582670"/>
+                    </a:xfrm>
+                    <a:prstGeom prst="rect">
+                      <a:avLst/>
+                    </a:prstGeom>
+                    <a:noFill/>
+                  </pic:spPr>
+                </pic:pic>
+              </a:graphicData>
+            </a:graphic>
+          </wp:anchor>
+        </w:drawing>
+      </w:r>
+      <w:r>
+        <w:rPr>
+          <w:szCs w:val="28"/>
+        </w:rPr>
+        <w:tab/>
+      </w:r>
+      <w:r>
+        <w:rPr>
+          <w:szCs w:val="28"/>
+        </w:rPr>
+        <w:tab/>
+      </w:r>
+      <w:r>
+        <w:rPr>
+          <w:szCs w:val="28"/>
+        </w:rPr>
+        <w:tab/>
+      </w:r>
+      <w:r>
+        <w:rPr>
+          <w:szCs w:val="28"/>
+        </w:rPr>
+        <w:t>Рисунок 13 – Вайрфрейм главная вкладка студента</w:t>
+      </w:r>
+    </w:p>
+    <w:p>
+      <w:pPr>
+        <w:spacing w:line="360" w:lineRule="auto"/>
+        <w:ind w:firstLine="0"/>
+        <w:rPr>
+          <w:szCs w:val="28"/>
+        </w:rPr>
+      </w:pPr>
+      <w:r>
+        <w:drawing>
+          <wp:anchor distT="0" distB="0" distL="0" distR="0" simplePos="0" relativeHeight="251659264" behindDoc="0" locked="0" layoutInCell="0" allowOverlap="1">
+            <wp:simplePos x="0" y="0"/>
+            <wp:positionH relativeFrom="column">
+              <wp:align>center</wp:align>
+            </wp:positionH>
+            <wp:positionV relativeFrom="paragraph">
+              <wp:posOffset>635</wp:posOffset>
+            </wp:positionV>
+            <wp:extent cx="6029960" cy="3664585"/>
+            <wp:effectExtent l="0" t="0" r="0" b="0"/>
+            <wp:wrapSquare wrapText="largest"/>
+            <wp:docPr id="66" name="Изображение14"/>
+            <wp:cNvGraphicFramePr>
+              <a:graphicFrameLocks xmlns:a="http://schemas.openxmlformats.org/drawingml/2006/main" noChangeAspect="1"/>
+            </wp:cNvGraphicFramePr>
+            <a:graphic xmlns:a="http://schemas.openxmlformats.org/drawingml/2006/main">
+              <a:graphicData uri="http://schemas.openxmlformats.org/drawingml/2006/picture">
+                <pic:pic xmlns:pic="http://schemas.openxmlformats.org/drawingml/2006/picture">
+                  <pic:nvPicPr>
+                    <pic:cNvPr id="66" name="Изображение14"/>
+                    <pic:cNvPicPr>
+                      <a:picLocks noChangeAspect="1" noChangeArrowheads="1"/>
+                    </pic:cNvPicPr>
+                  </pic:nvPicPr>
+                  <pic:blipFill>
+                    <a:blip r:embed="rId37"/>
+                    <a:stretch>
+                      <a:fillRect/>
+                    </a:stretch>
+                  </pic:blipFill>
+                  <pic:spPr>
+                    <a:xfrm>
+                      <a:off x="0" y="0"/>
+                      <a:ext cx="6029960" cy="3664585"/>
+                    </a:xfrm>
+                    <a:prstGeom prst="rect">
+                      <a:avLst/>
+                    </a:prstGeom>
+                    <a:noFill/>
+                  </pic:spPr>
+                </pic:pic>
+              </a:graphicData>
+            </a:graphic>
+          </wp:anchor>
+        </w:drawing>
+      </w:r>
+      <w:r>
+        <w:rPr>
+          <w:szCs w:val="28"/>
+        </w:rPr>
+        <w:tab/>
+      </w:r>
+      <w:r>
+        <w:rPr>
+          <w:szCs w:val="28"/>
+        </w:rPr>
+        <w:tab/>
+      </w:r>
+      <w:r>
+        <w:rPr>
+          <w:szCs w:val="28"/>
+        </w:rPr>
+        <w:t>Рисунок 14 – Вайрфрейм список преподавателей и студентов</w:t>
+      </w:r>
+    </w:p>
+    <w:p>
+      <w:pPr>
+        <w:spacing w:line="360" w:lineRule="auto"/>
+        <w:ind w:firstLine="0"/>
+        <w:rPr>
+          <w:szCs w:val="28"/>
+        </w:rPr>
+      </w:pPr>
+    </w:p>
+    <w:p>
+      <w:pPr>
+        <w:spacing w:line="360" w:lineRule="auto"/>
+        <w:ind w:firstLine="0"/>
+        <w:rPr>
+          <w:szCs w:val="28"/>
+        </w:rPr>
+      </w:pPr>
+      <w:r>
+        <w:rPr>
+          <w:szCs w:val="28"/>
+        </w:rPr>
+        <w:drawing>
+          <wp:anchor distT="0" distB="0" distL="0" distR="0" simplePos="0" relativeHeight="251659264" behindDoc="0" locked="0" layoutInCell="0" allowOverlap="1">
+            <wp:simplePos x="0" y="0"/>
+            <wp:positionH relativeFrom="column">
+              <wp:posOffset>231775</wp:posOffset>
+            </wp:positionH>
+            <wp:positionV relativeFrom="paragraph">
+              <wp:posOffset>-1905</wp:posOffset>
+            </wp:positionV>
+            <wp:extent cx="5507990" cy="3347085"/>
+            <wp:effectExtent l="0" t="0" r="0" b="0"/>
+            <wp:wrapSquare wrapText="largest"/>
+            <wp:docPr id="67" name="Изображение15"/>
+            <wp:cNvGraphicFramePr>
+              <a:graphicFrameLocks xmlns:a="http://schemas.openxmlformats.org/drawingml/2006/main" noChangeAspect="1"/>
+            </wp:cNvGraphicFramePr>
+            <a:graphic xmlns:a="http://schemas.openxmlformats.org/drawingml/2006/main">
+              <a:graphicData uri="http://schemas.openxmlformats.org/drawingml/2006/picture">
+                <pic:pic xmlns:pic="http://schemas.openxmlformats.org/drawingml/2006/picture">
+                  <pic:nvPicPr>
+                    <pic:cNvPr id="67" name="Изображение15"/>
+                    <pic:cNvPicPr>
+                      <a:picLocks noChangeAspect="1" noChangeArrowheads="1"/>
+                    </pic:cNvPicPr>
+                  </pic:nvPicPr>
+                  <pic:blipFill>
+                    <a:blip r:embed="rId38"/>
+                    <a:stretch>
+                      <a:fillRect/>
+                    </a:stretch>
+                  </pic:blipFill>
+                  <pic:spPr>
+                    <a:xfrm>
+                      <a:off x="0" y="0"/>
+                      <a:ext cx="5507990" cy="3347085"/>
+                    </a:xfrm>
+                    <a:prstGeom prst="rect">
+                      <a:avLst/>
+                    </a:prstGeom>
+                    <a:noFill/>
+                  </pic:spPr>
+                </pic:pic>
+              </a:graphicData>
+            </a:graphic>
+          </wp:anchor>
+        </w:drawing>
+      </w:r>
+    </w:p>
+    <w:p>
+      <w:pPr>
+        <w:spacing w:line="360" w:lineRule="auto"/>
+        <w:ind w:firstLine="0"/>
+        <w:rPr>
+          <w:szCs w:val="28"/>
+        </w:rPr>
+      </w:pPr>
+    </w:p>
+    <w:p>
+      <w:pPr>
+        <w:spacing w:line="360" w:lineRule="auto"/>
+        <w:ind w:firstLine="0"/>
+        <w:rPr>
+          <w:szCs w:val="28"/>
+        </w:rPr>
+      </w:pPr>
+      <w:r>
+        <w:rPr>
+          <w:szCs w:val="28"/>
+        </w:rPr>
+        <w:tab/>
+      </w:r>
+      <w:r>
+        <w:rPr>
+          <w:szCs w:val="28"/>
+        </w:rPr>
+        <w:tab/>
+      </w:r>
+    </w:p>
+    <w:p>
+      <w:pPr>
+        <w:spacing w:line="360" w:lineRule="auto"/>
+        <w:ind w:firstLine="0"/>
+        <w:rPr>
+          <w:szCs w:val="28"/>
+        </w:rPr>
+      </w:pPr>
+    </w:p>
+    <w:p>
+      <w:pPr>
+        <w:spacing w:line="360" w:lineRule="auto"/>
+        <w:ind w:firstLine="0"/>
+        <w:rPr>
+          <w:szCs w:val="28"/>
+        </w:rPr>
+      </w:pPr>
+    </w:p>
+    <w:p>
+      <w:pPr>
+        <w:spacing w:line="360" w:lineRule="auto"/>
+        <w:ind w:firstLine="0"/>
+        <w:rPr>
+          <w:szCs w:val="28"/>
+        </w:rPr>
+      </w:pPr>
+    </w:p>
+    <w:p>
+      <w:pPr>
+        <w:spacing w:line="360" w:lineRule="auto"/>
+        <w:ind w:firstLine="0"/>
+        <w:rPr>
+          <w:szCs w:val="28"/>
+        </w:rPr>
+      </w:pPr>
+    </w:p>
+    <w:p>
+      <w:pPr>
+        <w:spacing w:line="360" w:lineRule="auto"/>
+        <w:ind w:firstLine="0"/>
+        <w:rPr>
+          <w:szCs w:val="28"/>
+        </w:rPr>
+      </w:pPr>
+    </w:p>
+    <w:p>
+      <w:pPr>
+        <w:spacing w:line="360" w:lineRule="auto"/>
+        <w:ind w:firstLine="0"/>
+        <w:rPr>
+          <w:szCs w:val="28"/>
+        </w:rPr>
+      </w:pPr>
+    </w:p>
+    <w:p>
+      <w:pPr>
+        <w:spacing w:line="360" w:lineRule="auto"/>
+        <w:ind w:firstLine="0"/>
+        <w:rPr>
+          <w:szCs w:val="28"/>
+        </w:rPr>
+      </w:pPr>
+    </w:p>
+    <w:p>
+      <w:pPr>
+        <w:spacing w:line="360" w:lineRule="auto"/>
+        <w:ind w:firstLine="0"/>
+        <w:rPr>
+          <w:szCs w:val="28"/>
+        </w:rPr>
+      </w:pPr>
+    </w:p>
+    <w:p>
+      <w:pPr>
+        <w:spacing w:line="360" w:lineRule="auto"/>
+        <w:ind w:firstLine="0"/>
+        <w:rPr>
+          <w:szCs w:val="28"/>
+        </w:rPr>
+      </w:pPr>
+      <w:r>
+        <w:rPr>
+          <w:szCs w:val="28"/>
+        </w:rPr>
+        <w:tab/>
+      </w:r>
+      <w:r>
+        <w:rPr>
+          <w:szCs w:val="28"/>
+        </w:rPr>
+        <w:tab/>
+      </w:r>
+      <w:r>
+        <w:rPr>
+          <w:szCs w:val="28"/>
+        </w:rPr>
+        <w:tab/>
+      </w:r>
+      <w:r>
+        <w:rPr>
+          <w:szCs w:val="28"/>
+        </w:rPr>
+        <w:t xml:space="preserve">Рисунок 15 – </w:t>
+      </w:r>
+      <w:r>
+        <w:rPr>
+          <w:szCs w:val="28"/>
+          <w:u w:val="none"/>
+        </w:rPr>
+        <w:t>В</w:t>
+      </w:r>
+      <w:r>
+        <w:rPr>
+          <w:szCs w:val="28"/>
+        </w:rPr>
+        <w:t>айрфрейм оценок студента</w:t>
+      </w:r>
+      <w:r>
+        <w:rPr>
+          <w:szCs w:val="28"/>
+        </w:rPr>
+        <w:tab/>
+      </w:r>
+    </w:p>
+    <w:p>
+      <w:pPr>
+        <w:spacing w:line="360" w:lineRule="auto"/>
+        <w:ind w:firstLine="0"/>
+        <w:rPr>
+          <w:szCs w:val="28"/>
+        </w:rPr>
+      </w:pPr>
+      <w:r>
+        <w:drawing>
+          <wp:anchor distT="0" distB="0" distL="0" distR="0" simplePos="0" relativeHeight="251659264" behindDoc="0" locked="0" layoutInCell="0" allowOverlap="1">
+            <wp:simplePos x="0" y="0"/>
+            <wp:positionH relativeFrom="column">
+              <wp:align>center</wp:align>
+            </wp:positionH>
+            <wp:positionV relativeFrom="paragraph">
+              <wp:posOffset>635</wp:posOffset>
+            </wp:positionV>
+            <wp:extent cx="6029960" cy="3664585"/>
+            <wp:effectExtent l="0" t="0" r="0" b="0"/>
+            <wp:wrapSquare wrapText="largest"/>
+            <wp:docPr id="68" name="Изображение16"/>
+            <wp:cNvGraphicFramePr>
+              <a:graphicFrameLocks xmlns:a="http://schemas.openxmlformats.org/drawingml/2006/main" noChangeAspect="1"/>
+            </wp:cNvGraphicFramePr>
+            <a:graphic xmlns:a="http://schemas.openxmlformats.org/drawingml/2006/main">
+              <a:graphicData uri="http://schemas.openxmlformats.org/drawingml/2006/picture">
+                <pic:pic xmlns:pic="http://schemas.openxmlformats.org/drawingml/2006/picture">
+                  <pic:nvPicPr>
+                    <pic:cNvPr id="68" name="Изображение16"/>
+                    <pic:cNvPicPr>
+                      <a:picLocks noChangeAspect="1" noChangeArrowheads="1"/>
+                    </pic:cNvPicPr>
+                  </pic:nvPicPr>
+                  <pic:blipFill>
+                    <a:blip r:embed="rId39"/>
+                    <a:stretch>
+                      <a:fillRect/>
+                    </a:stretch>
+                  </pic:blipFill>
+                  <pic:spPr>
+                    <a:xfrm>
+                      <a:off x="0" y="0"/>
+                      <a:ext cx="6029960" cy="3664585"/>
+                    </a:xfrm>
+                    <a:prstGeom prst="rect">
+                      <a:avLst/>
+                    </a:prstGeom>
+                    <a:noFill/>
+                  </pic:spPr>
+                </pic:pic>
+              </a:graphicData>
+            </a:graphic>
+          </wp:anchor>
+        </w:drawing>
+      </w:r>
+      <w:r>
+        <w:rPr>
+          <w:szCs w:val="28"/>
+        </w:rPr>
+        <w:tab/>
+      </w:r>
+      <w:r>
+        <w:rPr>
+          <w:szCs w:val="28"/>
+        </w:rPr>
+        <w:tab/>
+      </w:r>
+      <w:r>
+        <w:rPr>
+          <w:szCs w:val="28"/>
+        </w:rPr>
+        <w:tab/>
+      </w:r>
+      <w:r>
+        <w:rPr>
+          <w:szCs w:val="28"/>
+        </w:rPr>
+        <w:t>Рисунок 16 – Вайрфрейм отчёта администратора</w:t>
+      </w:r>
+    </w:p>
+    <w:p>
+      <w:pPr>
+        <w:spacing w:line="360" w:lineRule="auto"/>
+        <w:ind w:firstLine="0"/>
+        <w:rPr>
+          <w:szCs w:val="28"/>
+        </w:rPr>
+      </w:pPr>
+    </w:p>
+    <w:p>
+      <w:pPr>
+        <w:spacing w:line="360" w:lineRule="auto"/>
+        <w:ind w:firstLine="0"/>
+        <w:rPr>
+          <w:szCs w:val="28"/>
+        </w:rPr>
+      </w:pPr>
+    </w:p>
+    <w:p>
+      <w:pPr>
+        <w:spacing w:line="360" w:lineRule="auto"/>
+        <w:ind w:firstLine="0"/>
+        <w:rPr>
+          <w:szCs w:val="28"/>
+        </w:rPr>
+      </w:pPr>
+      <w:r>
+        <w:drawing>
+          <wp:anchor distT="0" distB="0" distL="0" distR="0" simplePos="0" relativeHeight="251659264" behindDoc="0" locked="0" layoutInCell="0" allowOverlap="1">
+            <wp:simplePos x="0" y="0"/>
+            <wp:positionH relativeFrom="column">
+              <wp:align>center</wp:align>
+            </wp:positionH>
+            <wp:positionV relativeFrom="paragraph">
+              <wp:posOffset>635</wp:posOffset>
+            </wp:positionV>
+            <wp:extent cx="6029960" cy="3664585"/>
+            <wp:effectExtent l="0" t="0" r="0" b="0"/>
+            <wp:wrapSquare wrapText="largest"/>
+            <wp:docPr id="69" name="Изображение17"/>
+            <wp:cNvGraphicFramePr>
+              <a:graphicFrameLocks xmlns:a="http://schemas.openxmlformats.org/drawingml/2006/main" noChangeAspect="1"/>
+            </wp:cNvGraphicFramePr>
+            <a:graphic xmlns:a="http://schemas.openxmlformats.org/drawingml/2006/main">
+              <a:graphicData uri="http://schemas.openxmlformats.org/drawingml/2006/picture">
+                <pic:pic xmlns:pic="http://schemas.openxmlformats.org/drawingml/2006/picture">
+                  <pic:nvPicPr>
+                    <pic:cNvPr id="69" name="Изображение17"/>
+                    <pic:cNvPicPr>
+                      <a:picLocks noChangeAspect="1" noChangeArrowheads="1"/>
+                    </pic:cNvPicPr>
+                  </pic:nvPicPr>
+                  <pic:blipFill>
+                    <a:blip r:embed="rId40"/>
+                    <a:stretch>
+                      <a:fillRect/>
+                    </a:stretch>
+                  </pic:blipFill>
+                  <pic:spPr>
+                    <a:xfrm>
+                      <a:off x="0" y="0"/>
+                      <a:ext cx="6029960" cy="3664585"/>
+                    </a:xfrm>
+                    <a:prstGeom prst="rect">
+                      <a:avLst/>
+                    </a:prstGeom>
+                    <a:noFill/>
+                  </pic:spPr>
+                </pic:pic>
+              </a:graphicData>
+            </a:graphic>
+          </wp:anchor>
+        </w:drawing>
+      </w:r>
+      <w:r>
+        <w:rPr>
+          <w:szCs w:val="28"/>
+        </w:rPr>
+        <w:tab/>
+      </w:r>
+      <w:r>
+        <w:rPr>
+          <w:szCs w:val="28"/>
+        </w:rPr>
+        <w:tab/>
+      </w:r>
+      <w:r>
+        <w:rPr>
+          <w:szCs w:val="28"/>
+        </w:rPr>
+        <w:tab/>
+      </w:r>
+      <w:r>
+        <w:rPr>
+          <w:szCs w:val="28"/>
+        </w:rPr>
+        <w:t>Рисунок 17 – Вайрфрейм пользователей</w:t>
+      </w:r>
+    </w:p>
+    <w:p>
+      <w:pPr>
+        <w:spacing w:line="360" w:lineRule="auto"/>
+        <w:ind w:firstLine="0"/>
+        <w:rPr>
+          <w:szCs w:val="28"/>
+        </w:rPr>
+      </w:pPr>
+      <w:r>
+        <w:drawing>
+          <wp:anchor distT="0" distB="0" distL="0" distR="0" simplePos="0" relativeHeight="251659264" behindDoc="0" locked="0" layoutInCell="0" allowOverlap="1">
+            <wp:simplePos x="0" y="0"/>
+            <wp:positionH relativeFrom="column">
+              <wp:align>center</wp:align>
+            </wp:positionH>
+            <wp:positionV relativeFrom="paragraph">
+              <wp:posOffset>635</wp:posOffset>
+            </wp:positionV>
+            <wp:extent cx="6029960" cy="3173095"/>
+            <wp:effectExtent l="0" t="0" r="0" b="0"/>
+            <wp:wrapSquare wrapText="largest"/>
+            <wp:docPr id="70" name="Изображение19"/>
+            <wp:cNvGraphicFramePr>
+              <a:graphicFrameLocks xmlns:a="http://schemas.openxmlformats.org/drawingml/2006/main" noChangeAspect="1"/>
+            </wp:cNvGraphicFramePr>
+            <a:graphic xmlns:a="http://schemas.openxmlformats.org/drawingml/2006/main">
+              <a:graphicData uri="http://schemas.openxmlformats.org/drawingml/2006/picture">
+                <pic:pic xmlns:pic="http://schemas.openxmlformats.org/drawingml/2006/picture">
+                  <pic:nvPicPr>
+                    <pic:cNvPr id="70" name="Изображение19"/>
+                    <pic:cNvPicPr>
+                      <a:picLocks noChangeAspect="1" noChangeArrowheads="1"/>
+                    </pic:cNvPicPr>
+                  </pic:nvPicPr>
+                  <pic:blipFill>
+                    <a:blip r:embed="rId41"/>
+                    <a:stretch>
+                      <a:fillRect/>
+                    </a:stretch>
+                  </pic:blipFill>
+                  <pic:spPr>
+                    <a:xfrm>
+                      <a:off x="0" y="0"/>
+                      <a:ext cx="6029960" cy="3173095"/>
+                    </a:xfrm>
+                    <a:prstGeom prst="rect">
+                      <a:avLst/>
+                    </a:prstGeom>
+                    <a:noFill/>
+                  </pic:spPr>
+                </pic:pic>
+              </a:graphicData>
+            </a:graphic>
+          </wp:anchor>
+        </w:drawing>
+      </w:r>
+      <w:r>
+        <w:rPr>
+          <w:szCs w:val="28"/>
+        </w:rPr>
+        <w:tab/>
+      </w:r>
+      <w:r>
+        <w:rPr>
+          <w:szCs w:val="28"/>
+        </w:rPr>
+        <w:tab/>
+      </w:r>
+      <w:r>
+        <w:rPr>
+          <w:szCs w:val="28"/>
+        </w:rPr>
+        <w:t>Рисунок 18 – Форма для добавления пользователя</w:t>
+      </w:r>
+    </w:p>
+    <w:p>
+      <w:pPr>
+        <w:spacing w:line="360" w:lineRule="auto"/>
+        <w:ind w:firstLine="0"/>
+        <w:jc w:val="left"/>
+        <w:rPr>
+          <w:szCs w:val="28"/>
+        </w:rPr>
+      </w:pPr>
+      <w:r>
+        <w:t xml:space="preserve">                                                                                                               </w:t>
+      </w:r>
+    </w:p>
+    <w:p>
+      <w:pPr>
+        <w:spacing w:line="360" w:lineRule="auto"/>
+        <w:ind w:firstLine="0"/>
+        <w:rPr>
+          <w:szCs w:val="28"/>
+        </w:rPr>
+      </w:pPr>
+      <w:r>
+        <w:drawing>
+          <wp:anchor distT="0" distB="0" distL="0" distR="0" simplePos="0" relativeHeight="251659264" behindDoc="0" locked="0" layoutInCell="0" allowOverlap="1">
+            <wp:simplePos x="0" y="0"/>
+            <wp:positionH relativeFrom="column">
+              <wp:align>center</wp:align>
+            </wp:positionH>
+            <wp:positionV relativeFrom="paragraph">
+              <wp:posOffset>635</wp:posOffset>
+            </wp:positionV>
+            <wp:extent cx="6029960" cy="3664585"/>
+            <wp:effectExtent l="0" t="0" r="0" b="0"/>
+            <wp:wrapSquare wrapText="largest"/>
+            <wp:docPr id="71" name="Изображение18"/>
+            <wp:cNvGraphicFramePr>
+              <a:graphicFrameLocks xmlns:a="http://schemas.openxmlformats.org/drawingml/2006/main" noChangeAspect="1"/>
+            </wp:cNvGraphicFramePr>
+            <a:graphic xmlns:a="http://schemas.openxmlformats.org/drawingml/2006/main">
+              <a:graphicData uri="http://schemas.openxmlformats.org/drawingml/2006/picture">
+                <pic:pic xmlns:pic="http://schemas.openxmlformats.org/drawingml/2006/picture">
+                  <pic:nvPicPr>
+                    <pic:cNvPr id="71" name="Изображение18"/>
+                    <pic:cNvPicPr>
+                      <a:picLocks noChangeAspect="1" noChangeArrowheads="1"/>
+                    </pic:cNvPicPr>
+                  </pic:nvPicPr>
+                  <pic:blipFill>
+                    <a:blip r:embed="rId42"/>
+                    <a:stretch>
+                      <a:fillRect/>
+                    </a:stretch>
+                  </pic:blipFill>
+                  <pic:spPr>
+                    <a:xfrm>
+                      <a:off x="0" y="0"/>
+                      <a:ext cx="6029960" cy="3664585"/>
+                    </a:xfrm>
+                    <a:prstGeom prst="rect">
+                      <a:avLst/>
+                    </a:prstGeom>
+                    <a:noFill/>
+                  </pic:spPr>
+                </pic:pic>
+              </a:graphicData>
+            </a:graphic>
+          </wp:anchor>
+        </w:drawing>
+      </w:r>
+      <w:r>
+        <w:rPr>
+          <w:szCs w:val="28"/>
+        </w:rPr>
+        <w:tab/>
+      </w:r>
+      <w:r>
+        <w:rPr>
+          <w:szCs w:val="28"/>
+        </w:rPr>
+        <w:tab/>
+      </w:r>
+      <w:r>
+        <w:rPr>
+          <w:szCs w:val="28"/>
+        </w:rPr>
+        <w:tab/>
+      </w:r>
+      <w:r>
+        <w:rPr>
+          <w:szCs w:val="28"/>
+        </w:rPr>
+        <w:t xml:space="preserve"> Рисунок 19 – Панель управления администратора     </w:t>
+      </w:r>
+    </w:p>
+    <w:p>
+      <w:pPr>
+        <w:spacing w:line="360" w:lineRule="auto"/>
+        <w:ind w:firstLine="0"/>
+        <w:rPr>
+          <w:szCs w:val="28"/>
+        </w:rPr>
+      </w:pPr>
+    </w:p>
+    <w:p>
+      <w:pPr>
+        <w:spacing w:line="360" w:lineRule="auto"/>
+        <w:ind w:firstLine="0"/>
+        <w:rPr>
+          <w:szCs w:val="28"/>
+        </w:rPr>
+      </w:pPr>
+    </w:p>
+    <w:p>
+      <w:pPr>
+        <w:spacing w:line="360" w:lineRule="auto"/>
+        <w:ind w:firstLine="0"/>
+        <w:rPr>
+          <w:szCs w:val="28"/>
+        </w:rPr>
+      </w:pPr>
+    </w:p>
+    <w:p>
+      <w:pPr>
+        <w:spacing w:line="360" w:lineRule="auto"/>
+        <w:ind w:firstLine="0"/>
+        <w:rPr>
+          <w:szCs w:val="28"/>
+        </w:rPr>
+      </w:pPr>
+    </w:p>
+    <w:p>
+      <w:pPr>
+        <w:spacing w:line="360" w:lineRule="auto"/>
+        <w:ind w:firstLine="0"/>
+        <w:rPr>
+          <w:szCs w:val="28"/>
+        </w:rPr>
+      </w:pPr>
+      <w:r>
+        <w:drawing>
+          <wp:anchor distT="0" distB="0" distL="0" distR="0" simplePos="0" relativeHeight="251659264" behindDoc="0" locked="0" layoutInCell="0" allowOverlap="1">
+            <wp:simplePos x="0" y="0"/>
+            <wp:positionH relativeFrom="column">
+              <wp:align>center</wp:align>
+            </wp:positionH>
+            <wp:positionV relativeFrom="paragraph">
+              <wp:posOffset>635</wp:posOffset>
+            </wp:positionV>
+            <wp:extent cx="6029960" cy="2656205"/>
+            <wp:effectExtent l="0" t="0" r="0" b="0"/>
+            <wp:wrapSquare wrapText="largest"/>
+            <wp:docPr id="72" name="Изображение20"/>
+            <wp:cNvGraphicFramePr>
+              <a:graphicFrameLocks xmlns:a="http://schemas.openxmlformats.org/drawingml/2006/main" noChangeAspect="1"/>
+            </wp:cNvGraphicFramePr>
+            <a:graphic xmlns:a="http://schemas.openxmlformats.org/drawingml/2006/main">
+              <a:graphicData uri="http://schemas.openxmlformats.org/drawingml/2006/picture">
+                <pic:pic xmlns:pic="http://schemas.openxmlformats.org/drawingml/2006/picture">
+                  <pic:nvPicPr>
+                    <pic:cNvPr id="72" name="Изображение20"/>
+                    <pic:cNvPicPr>
+                      <a:picLocks noChangeAspect="1" noChangeArrowheads="1"/>
+                    </pic:cNvPicPr>
+                  </pic:nvPicPr>
+                  <pic:blipFill>
+                    <a:blip r:embed="rId43"/>
+                    <a:stretch>
+                      <a:fillRect/>
+                    </a:stretch>
+                  </pic:blipFill>
+                  <pic:spPr>
+                    <a:xfrm>
+                      <a:off x="0" y="0"/>
+                      <a:ext cx="6029960" cy="2656205"/>
+                    </a:xfrm>
+                    <a:prstGeom prst="rect">
+                      <a:avLst/>
+                    </a:prstGeom>
+                    <a:noFill/>
+                  </pic:spPr>
+                </pic:pic>
+              </a:graphicData>
+            </a:graphic>
+          </wp:anchor>
+        </w:drawing>
+      </w:r>
+      <w:r>
+        <w:rPr>
+          <w:szCs w:val="28"/>
+        </w:rPr>
+        <w:t xml:space="preserve">                                  </w:t>
+      </w:r>
+    </w:p>
+    <w:p>
+      <w:pPr>
+        <w:spacing w:line="360" w:lineRule="auto"/>
+        <w:ind w:firstLine="0"/>
+        <w:rPr>
+          <w:szCs w:val="28"/>
+        </w:rPr>
+      </w:pPr>
+      <w:r>
+        <w:rPr>
+          <w:szCs w:val="28"/>
+        </w:rPr>
+        <w:tab/>
+      </w:r>
+      <w:r>
+        <w:rPr>
+          <w:szCs w:val="28"/>
+        </w:rPr>
+        <w:tab/>
+      </w:r>
+      <w:r>
+        <w:rPr>
+          <w:szCs w:val="28"/>
+        </w:rPr>
+        <w:tab/>
+      </w:r>
+      <w:r>
+        <w:rPr>
+          <w:szCs w:val="28"/>
+        </w:rPr>
+        <w:t xml:space="preserve">  Рисунок 20 – Связи между вайрфреймами</w:t>
+      </w:r>
+    </w:p>
+    <w:p>
+      <w:pPr>
+        <w:spacing w:line="360" w:lineRule="auto"/>
+        <w:ind w:firstLine="708" w:firstLineChars="0"/>
+        <w:rPr>
+          <w:rFonts w:hint="default"/>
+          <w:szCs w:val="28"/>
+          <w:lang w:val="ru-RU"/>
+        </w:rPr>
+      </w:pPr>
+      <w:r>
+        <w:rPr>
+          <w:rFonts w:hint="default"/>
+          <w:szCs w:val="28"/>
+          <w:lang w:val="ru-RU"/>
+        </w:rPr>
+        <w:t xml:space="preserve">Вывод: Разработал все остальные вайрфреймы </w:t>
+      </w:r>
+    </w:p>
+    <w:p>
+      <w:pPr>
+        <w:spacing w:line="360" w:lineRule="auto"/>
+        <w:ind w:firstLine="0"/>
+        <w:rPr>
+          <w:szCs w:val="28"/>
+        </w:rPr>
+      </w:pPr>
+    </w:p>
+    <w:p>
+      <w:pPr>
+        <w:spacing w:line="360" w:lineRule="auto"/>
+        <w:ind w:firstLine="709"/>
+        <w:rPr>
+          <w:szCs w:val="28"/>
+        </w:rPr>
+      </w:pPr>
+      <w:r>
+        <w:rPr>
+          <w:szCs w:val="28"/>
+        </w:rPr>
+        <w:t>Задание день 5-6:</w:t>
+      </w:r>
+    </w:p>
+    <w:p>
+      <w:pPr>
+        <w:spacing w:line="360" w:lineRule="auto"/>
+        <w:ind w:firstLine="709"/>
+        <w:rPr>
+          <w:szCs w:val="28"/>
+        </w:rPr>
+      </w:pPr>
+      <w:r>
+        <w:rPr>
+          <w:szCs w:val="28"/>
+        </w:rPr>
+        <w:t>Этап 2: Прототипирование в Figma и Мини-Юзабилити Тестирование</w:t>
+      </w:r>
+    </w:p>
+    <w:p>
+      <w:pPr>
+        <w:spacing w:line="360" w:lineRule="auto"/>
+        <w:ind w:firstLine="709"/>
+        <w:rPr>
+          <w:szCs w:val="28"/>
+        </w:rPr>
+      </w:pPr>
+      <w:r>
+        <w:rPr>
+          <w:szCs w:val="28"/>
+        </w:rPr>
+        <w:t>На этом этапе вы переходите от статического дизайна к интерактивному опыту и получаете первую обратную связь от пользователей.</w:t>
+      </w:r>
+    </w:p>
+    <w:p>
+      <w:pPr>
+        <w:spacing w:line="360" w:lineRule="auto"/>
+        <w:ind w:firstLine="709"/>
+        <w:rPr>
+          <w:szCs w:val="28"/>
+        </w:rPr>
+      </w:pPr>
+      <w:r>
+        <w:rPr>
+          <w:szCs w:val="28"/>
+        </w:rPr>
+        <w:t>1.</w:t>
+      </w:r>
+      <w:r>
+        <w:rPr>
+          <w:szCs w:val="28"/>
+        </w:rPr>
+        <w:tab/>
+      </w:r>
+      <w:r>
+        <w:rPr>
+          <w:szCs w:val="28"/>
+        </w:rPr>
+        <w:t>Создание Интерактивного Прототипа:</w:t>
+      </w:r>
+    </w:p>
+    <w:p>
+      <w:pPr>
+        <w:spacing w:line="360" w:lineRule="auto"/>
+        <w:ind w:firstLine="709"/>
+        <w:rPr>
+          <w:szCs w:val="28"/>
+        </w:rPr>
+      </w:pPr>
+      <w:r>
+        <w:rPr>
+          <w:szCs w:val="28"/>
+        </w:rPr>
+        <w:t>Задача: соединить все экраны в Figma, чтобы создать кликабельный прототип.</w:t>
+      </w:r>
+    </w:p>
+    <w:p>
+      <w:pPr>
+        <w:spacing w:line="360" w:lineRule="auto"/>
+        <w:ind w:firstLine="709"/>
+        <w:rPr>
+          <w:szCs w:val="28"/>
+        </w:rPr>
+      </w:pPr>
+      <w:r>
+        <w:rPr>
+          <w:szCs w:val="28"/>
+        </w:rPr>
+        <w:t xml:space="preserve">Действия: </w:t>
+      </w:r>
+    </w:p>
+    <w:p>
+      <w:pPr>
+        <w:spacing w:line="360" w:lineRule="auto"/>
+        <w:ind w:firstLine="709"/>
+        <w:rPr>
+          <w:szCs w:val="28"/>
+        </w:rPr>
+      </w:pPr>
+      <w:r>
+        <w:rPr>
+          <w:szCs w:val="28"/>
+        </w:rPr>
+        <w:t>Используйте функцию "Prototype" в Figma для создания интерактивных связей между элементами (кнопками, ссылками) и экранами.</w:t>
+      </w:r>
+    </w:p>
+    <w:p>
+      <w:pPr>
+        <w:spacing w:line="360" w:lineRule="auto"/>
+        <w:ind w:firstLine="709"/>
+        <w:rPr>
+          <w:szCs w:val="28"/>
+        </w:rPr>
+      </w:pPr>
+      <w:r>
+        <w:rPr>
+          <w:szCs w:val="28"/>
+        </w:rPr>
+        <w:t>Реализуйте основные пользовательские пути и взаимодействия, чтобы прототип максимально имитировал реальное приложение.</w:t>
+      </w:r>
+    </w:p>
+    <w:p>
+      <w:pPr>
+        <w:spacing w:line="360" w:lineRule="auto"/>
+        <w:ind w:firstLine="709"/>
+        <w:rPr>
+          <w:szCs w:val="28"/>
+        </w:rPr>
+      </w:pPr>
+      <w:r>
+        <w:rPr>
+          <w:szCs w:val="28"/>
+        </w:rPr>
+        <w:t>Убедитесь, что все ключевые функциональные сценарии из ТЗ можно "прокликать" в прототипе.</w:t>
+      </w:r>
+    </w:p>
+    <w:p>
+      <w:pPr>
+        <w:spacing w:line="360" w:lineRule="auto"/>
+        <w:ind w:firstLine="709"/>
+        <w:rPr>
+          <w:szCs w:val="28"/>
+        </w:rPr>
+      </w:pPr>
+      <w:r>
+        <w:rPr>
+          <w:szCs w:val="28"/>
+        </w:rPr>
+        <w:t>2.</w:t>
+      </w:r>
+      <w:r>
+        <w:rPr>
+          <w:szCs w:val="28"/>
+        </w:rPr>
+        <w:tab/>
+      </w:r>
+      <w:r>
+        <w:rPr>
+          <w:szCs w:val="28"/>
+        </w:rPr>
+        <w:t>Проведение Мини-Юзабилити Тестирования:</w:t>
+      </w:r>
+    </w:p>
+    <w:p>
+      <w:pPr>
+        <w:spacing w:line="360" w:lineRule="auto"/>
+        <w:ind w:firstLine="709"/>
+        <w:rPr>
+          <w:szCs w:val="28"/>
+        </w:rPr>
+      </w:pPr>
+      <w:r>
+        <w:rPr>
+          <w:szCs w:val="28"/>
+        </w:rPr>
+        <w:t>Задача: получить быструю обратную связь от реальных пользователей о юзабилити вашего интерфейса.</w:t>
+      </w:r>
+    </w:p>
+    <w:p>
+      <w:pPr>
+        <w:spacing w:line="360" w:lineRule="auto"/>
+        <w:ind w:firstLine="709"/>
+        <w:rPr>
+          <w:szCs w:val="28"/>
+        </w:rPr>
+      </w:pPr>
+      <w:r>
+        <w:rPr>
+          <w:szCs w:val="28"/>
+        </w:rPr>
+        <w:t xml:space="preserve">Действия: </w:t>
+      </w:r>
+    </w:p>
+    <w:p>
+      <w:pPr>
+        <w:spacing w:line="360" w:lineRule="auto"/>
+        <w:ind w:firstLine="709"/>
+        <w:rPr>
+          <w:szCs w:val="28"/>
+        </w:rPr>
+      </w:pPr>
+      <w:r>
+        <w:rPr>
+          <w:szCs w:val="28"/>
+        </w:rPr>
+        <w:t>Найдите 1-2 "пользователей" для тестирования (других студентов).</w:t>
+      </w:r>
+    </w:p>
+    <w:p>
+      <w:pPr>
+        <w:spacing w:line="360" w:lineRule="auto"/>
+        <w:ind w:firstLine="709"/>
+        <w:rPr>
+          <w:szCs w:val="28"/>
+        </w:rPr>
+      </w:pPr>
+      <w:r>
+        <w:rPr>
+          <w:szCs w:val="28"/>
+        </w:rPr>
+        <w:t>Подготовьте 2-3 конкретных задания для пользователей (например, "Зарегистрируйтесь в приложении", "Добавьте новую задачу", "Просмотрите свои настройки").</w:t>
+      </w:r>
+    </w:p>
+    <w:p>
+      <w:pPr>
+        <w:spacing w:line="360" w:lineRule="auto"/>
+        <w:ind w:firstLine="709"/>
+        <w:rPr>
+          <w:szCs w:val="28"/>
+        </w:rPr>
+      </w:pPr>
+      <w:r>
+        <w:rPr>
+          <w:szCs w:val="28"/>
+        </w:rPr>
+        <w:t>Во время тестирования наблюдайте за действиями пользователей: где они испытывают затруднения, что их смущает, какие элементы кажутся неочевидными.</w:t>
+      </w:r>
+    </w:p>
+    <w:p>
+      <w:pPr>
+        <w:spacing w:line="360" w:lineRule="auto"/>
+        <w:ind w:firstLine="709"/>
+        <w:rPr>
+          <w:szCs w:val="28"/>
+        </w:rPr>
+      </w:pPr>
+      <w:r>
+        <w:rPr>
+          <w:szCs w:val="28"/>
+        </w:rPr>
+        <w:t>Задавайте открытые вопросы (например, "Что вы ожидаете увидеть здесь?", "Почему вы нажали на эту кнопку?").</w:t>
+      </w:r>
+    </w:p>
+    <w:p>
+      <w:pPr>
+        <w:spacing w:line="360" w:lineRule="auto"/>
+        <w:ind w:firstLine="709"/>
+        <w:rPr>
+          <w:szCs w:val="28"/>
+        </w:rPr>
+      </w:pPr>
+      <w:r>
+        <w:rPr>
+          <w:szCs w:val="28"/>
+        </w:rPr>
+        <w:t>Зафиксируйте всю обратную связь и выявленные проблемы юзабилити. Отметьте, что можно улучшить.</w:t>
+      </w:r>
+    </w:p>
+    <w:p>
+      <w:pPr>
+        <w:spacing w:line="360" w:lineRule="auto"/>
+        <w:ind w:firstLine="709"/>
+        <w:rPr>
+          <w:szCs w:val="28"/>
+        </w:rPr>
+      </w:pPr>
+      <w:r>
+        <w:rPr>
+          <w:szCs w:val="28"/>
+        </w:rPr>
+        <w:t>Выполнение задания 5-6 дня:</w:t>
+      </w:r>
+    </w:p>
+    <w:p>
+      <w:pPr>
+        <w:spacing w:line="360" w:lineRule="auto"/>
+        <w:ind w:firstLine="709"/>
+        <w:rPr>
+          <w:szCs w:val="28"/>
+        </w:rPr>
+      </w:pPr>
+      <w:r>
+        <w:rPr>
+          <w:szCs w:val="28"/>
+        </w:rPr>
+        <w:t xml:space="preserve">Была разработана интерактивность кнопок формы авторизации и регистрации. После авторизации выполняются те то процессы, идёт переадресация на другую форму программы. Интерактивные кнопки смотреть на рисунках 21-26.                                                                 </w:t>
       </w:r>
     </w:p>
     <w:p>
@@ -4344,11 +5959,1679 @@
         </w:rPr>
       </w:pPr>
       <w:r>
-        <w:rPr>
-          <w:szCs w:val="28"/>
-        </w:rPr>
-        <w:t>Рисунок 9 – Интерактивная кнопка на форме регистрации</w:t>
-      </w:r>
+        <w:drawing>
+          <wp:anchor distT="0" distB="0" distL="0" distR="0" simplePos="0" relativeHeight="251659264" behindDoc="0" locked="0" layoutInCell="0" allowOverlap="1">
+            <wp:simplePos x="0" y="0"/>
+            <wp:positionH relativeFrom="column">
+              <wp:align>center</wp:align>
+            </wp:positionH>
+            <wp:positionV relativeFrom="paragraph">
+              <wp:posOffset>635</wp:posOffset>
+            </wp:positionV>
+            <wp:extent cx="6029960" cy="3295015"/>
+            <wp:effectExtent l="0" t="0" r="0" b="0"/>
+            <wp:wrapSquare wrapText="largest"/>
+            <wp:docPr id="73" name="Изображение21"/>
+            <wp:cNvGraphicFramePr>
+              <a:graphicFrameLocks xmlns:a="http://schemas.openxmlformats.org/drawingml/2006/main" noChangeAspect="1"/>
+            </wp:cNvGraphicFramePr>
+            <a:graphic xmlns:a="http://schemas.openxmlformats.org/drawingml/2006/main">
+              <a:graphicData uri="http://schemas.openxmlformats.org/drawingml/2006/picture">
+                <pic:pic xmlns:pic="http://schemas.openxmlformats.org/drawingml/2006/picture">
+                  <pic:nvPicPr>
+                    <pic:cNvPr id="73" name="Изображение21"/>
+                    <pic:cNvPicPr>
+                      <a:picLocks noChangeAspect="1" noChangeArrowheads="1"/>
+                    </pic:cNvPicPr>
+                  </pic:nvPicPr>
+                  <pic:blipFill>
+                    <a:blip r:embed="rId44"/>
+                    <a:stretch>
+                      <a:fillRect/>
+                    </a:stretch>
+                  </pic:blipFill>
+                  <pic:spPr>
+                    <a:xfrm>
+                      <a:off x="0" y="0"/>
+                      <a:ext cx="6029960" cy="3295015"/>
+                    </a:xfrm>
+                    <a:prstGeom prst="rect">
+                      <a:avLst/>
+                    </a:prstGeom>
+                    <a:noFill/>
+                  </pic:spPr>
+                </pic:pic>
+              </a:graphicData>
+            </a:graphic>
+          </wp:anchor>
+        </w:drawing>
+      </w:r>
+      <w:r>
+        <w:rPr>
+          <w:szCs w:val="28"/>
+        </w:rPr>
+        <w:t>Рисунок 21 – Интерактивная кнопка войти и связь между вайрфреймами</w:t>
+      </w:r>
+    </w:p>
+    <w:p>
+      <w:pPr>
+        <w:spacing w:line="480" w:lineRule="auto"/>
+        <w:jc w:val="center"/>
+        <w:rPr>
+          <w:szCs w:val="28"/>
+        </w:rPr>
+      </w:pPr>
+    </w:p>
+    <w:p>
+      <w:pPr>
+        <w:spacing w:line="480" w:lineRule="auto"/>
+        <w:jc w:val="center"/>
+        <w:rPr>
+          <w:szCs w:val="28"/>
+        </w:rPr>
+      </w:pPr>
+    </w:p>
+    <w:p>
+      <w:pPr>
+        <w:spacing w:line="480" w:lineRule="auto"/>
+        <w:jc w:val="center"/>
+        <w:rPr>
+          <w:szCs w:val="28"/>
+        </w:rPr>
+      </w:pPr>
+    </w:p>
+    <w:p>
+      <w:pPr>
+        <w:spacing w:line="480" w:lineRule="auto"/>
+        <w:jc w:val="center"/>
+        <w:rPr>
+          <w:szCs w:val="28"/>
+        </w:rPr>
+      </w:pPr>
+    </w:p>
+    <w:p>
+      <w:pPr>
+        <w:spacing w:line="480" w:lineRule="auto"/>
+        <w:jc w:val="left"/>
+        <w:rPr>
+          <w:szCs w:val="28"/>
+        </w:rPr>
+      </w:pPr>
+      <w:r>
+        <w:t xml:space="preserve">                                                                                                                                    </w:t>
+      </w:r>
+    </w:p>
+    <w:p>
+      <w:pPr>
+        <w:spacing w:line="480" w:lineRule="auto"/>
+        <w:jc w:val="center"/>
+        <w:rPr>
+          <w:szCs w:val="28"/>
+        </w:rPr>
+      </w:pPr>
+    </w:p>
+    <w:p>
+      <w:pPr>
+        <w:spacing w:line="480" w:lineRule="auto"/>
+        <w:jc w:val="center"/>
+        <w:rPr>
+          <w:szCs w:val="28"/>
+        </w:rPr>
+      </w:pPr>
+    </w:p>
+    <w:p>
+      <w:pPr>
+        <w:spacing w:line="480" w:lineRule="auto"/>
+        <w:jc w:val="center"/>
+        <w:rPr>
+          <w:szCs w:val="28"/>
+        </w:rPr>
+      </w:pPr>
+      <w:r>
+        <w:rPr>
+          <w:szCs w:val="28"/>
+        </w:rPr>
+        <w:drawing>
+          <wp:anchor distT="0" distB="0" distL="0" distR="0" simplePos="0" relativeHeight="251659264" behindDoc="1" locked="0" layoutInCell="0" allowOverlap="1">
+            <wp:simplePos x="0" y="0"/>
+            <wp:positionH relativeFrom="column">
+              <wp:posOffset>1590675</wp:posOffset>
+            </wp:positionH>
+            <wp:positionV relativeFrom="paragraph">
+              <wp:posOffset>-139700</wp:posOffset>
+            </wp:positionV>
+            <wp:extent cx="2412365" cy="2177415"/>
+            <wp:effectExtent l="0" t="0" r="10795" b="0"/>
+            <wp:wrapTight wrapText="largest">
+              <wp:wrapPolygon>
+                <wp:start x="0" y="0"/>
+                <wp:lineTo x="0" y="21468"/>
+                <wp:lineTo x="21424" y="21468"/>
+                <wp:lineTo x="21424" y="0"/>
+                <wp:lineTo x="0" y="0"/>
+              </wp:wrapPolygon>
+            </wp:wrapTight>
+            <wp:docPr id="74" name="Изображение22"/>
+            <wp:cNvGraphicFramePr>
+              <a:graphicFrameLocks xmlns:a="http://schemas.openxmlformats.org/drawingml/2006/main" noChangeAspect="1"/>
+            </wp:cNvGraphicFramePr>
+            <a:graphic xmlns:a="http://schemas.openxmlformats.org/drawingml/2006/main">
+              <a:graphicData uri="http://schemas.openxmlformats.org/drawingml/2006/picture">
+                <pic:pic xmlns:pic="http://schemas.openxmlformats.org/drawingml/2006/picture">
+                  <pic:nvPicPr>
+                    <pic:cNvPr id="74" name="Изображение22"/>
+                    <pic:cNvPicPr>
+                      <a:picLocks noChangeAspect="1" noChangeArrowheads="1"/>
+                    </pic:cNvPicPr>
+                  </pic:nvPicPr>
+                  <pic:blipFill>
+                    <a:blip r:embed="rId45"/>
+                    <a:stretch>
+                      <a:fillRect/>
+                    </a:stretch>
+                  </pic:blipFill>
+                  <pic:spPr>
+                    <a:xfrm>
+                      <a:off x="0" y="0"/>
+                      <a:ext cx="2412365" cy="2177415"/>
+                    </a:xfrm>
+                    <a:prstGeom prst="rect">
+                      <a:avLst/>
+                    </a:prstGeom>
+                    <a:noFill/>
+                  </pic:spPr>
+                </pic:pic>
+              </a:graphicData>
+            </a:graphic>
+          </wp:anchor>
+        </w:drawing>
+      </w:r>
+    </w:p>
+    <w:p>
+      <w:pPr>
+        <w:spacing w:line="480" w:lineRule="auto"/>
+        <w:jc w:val="center"/>
+        <w:rPr>
+          <w:szCs w:val="28"/>
+        </w:rPr>
+      </w:pPr>
+    </w:p>
+    <w:p>
+      <w:pPr>
+        <w:spacing w:line="480" w:lineRule="auto"/>
+        <w:jc w:val="center"/>
+        <w:rPr>
+          <w:szCs w:val="28"/>
+        </w:rPr>
+      </w:pPr>
+    </w:p>
+    <w:p>
+      <w:pPr>
+        <w:spacing w:line="480" w:lineRule="auto"/>
+        <w:jc w:val="center"/>
+        <w:rPr>
+          <w:szCs w:val="28"/>
+        </w:rPr>
+      </w:pPr>
+    </w:p>
+    <w:p>
+      <w:pPr>
+        <w:spacing w:line="480" w:lineRule="auto"/>
+        <w:jc w:val="center"/>
+        <w:rPr>
+          <w:szCs w:val="28"/>
+        </w:rPr>
+      </w:pPr>
+    </w:p>
+    <w:p>
+      <w:pPr>
+        <w:spacing w:line="480" w:lineRule="auto"/>
+        <w:jc w:val="center"/>
+        <w:rPr>
+          <w:szCs w:val="28"/>
+        </w:rPr>
+      </w:pPr>
+      <w:r>
+        <w:rPr>
+          <w:szCs w:val="28"/>
+        </w:rPr>
+        <w:t>Рисунок 22 – Интерактивная кнопка для регистрации и связь</w:t>
+      </w:r>
+    </w:p>
+    <w:p>
+      <w:pPr>
+        <w:spacing w:line="480" w:lineRule="auto"/>
+        <w:jc w:val="center"/>
+        <w:rPr>
+          <w:szCs w:val="28"/>
+        </w:rPr>
+      </w:pPr>
+      <w:r>
+        <w:rPr>
+          <w:szCs w:val="28"/>
+        </w:rPr>
+        <w:drawing>
+          <wp:anchor distT="0" distB="0" distL="0" distR="0" simplePos="0" relativeHeight="251659264" behindDoc="0" locked="0" layoutInCell="0" allowOverlap="1">
+            <wp:simplePos x="0" y="0"/>
+            <wp:positionH relativeFrom="column">
+              <wp:align>center</wp:align>
+            </wp:positionH>
+            <wp:positionV relativeFrom="paragraph">
+              <wp:posOffset>635</wp:posOffset>
+            </wp:positionV>
+            <wp:extent cx="2132965" cy="1533525"/>
+            <wp:effectExtent l="0" t="0" r="0" b="0"/>
+            <wp:wrapSquare wrapText="largest"/>
+            <wp:docPr id="75" name="Изображение23"/>
+            <wp:cNvGraphicFramePr>
+              <a:graphicFrameLocks xmlns:a="http://schemas.openxmlformats.org/drawingml/2006/main" noChangeAspect="1"/>
+            </wp:cNvGraphicFramePr>
+            <a:graphic xmlns:a="http://schemas.openxmlformats.org/drawingml/2006/main">
+              <a:graphicData uri="http://schemas.openxmlformats.org/drawingml/2006/picture">
+                <pic:pic xmlns:pic="http://schemas.openxmlformats.org/drawingml/2006/picture">
+                  <pic:nvPicPr>
+                    <pic:cNvPr id="75" name="Изображение23"/>
+                    <pic:cNvPicPr>
+                      <a:picLocks noChangeAspect="1" noChangeArrowheads="1"/>
+                    </pic:cNvPicPr>
+                  </pic:nvPicPr>
+                  <pic:blipFill>
+                    <a:blip r:embed="rId46"/>
+                    <a:stretch>
+                      <a:fillRect/>
+                    </a:stretch>
+                  </pic:blipFill>
+                  <pic:spPr>
+                    <a:xfrm>
+                      <a:off x="0" y="0"/>
+                      <a:ext cx="2132965" cy="1533525"/>
+                    </a:xfrm>
+                    <a:prstGeom prst="rect">
+                      <a:avLst/>
+                    </a:prstGeom>
+                    <a:noFill/>
+                  </pic:spPr>
+                </pic:pic>
+              </a:graphicData>
+            </a:graphic>
+          </wp:anchor>
+        </w:drawing>
+      </w:r>
+    </w:p>
+    <w:p>
+      <w:pPr>
+        <w:spacing w:line="360" w:lineRule="auto"/>
+        <w:ind w:firstLine="709"/>
+        <w:rPr>
+          <w:szCs w:val="28"/>
+        </w:rPr>
+      </w:pPr>
+    </w:p>
+    <w:p>
+      <w:pPr>
+        <w:spacing w:line="360" w:lineRule="auto"/>
+        <w:ind w:firstLine="709"/>
+        <w:rPr>
+          <w:szCs w:val="28"/>
+        </w:rPr>
+      </w:pPr>
+    </w:p>
+    <w:p>
+      <w:pPr>
+        <w:spacing w:line="360" w:lineRule="auto"/>
+        <w:ind w:firstLine="709"/>
+        <w:rPr>
+          <w:szCs w:val="28"/>
+        </w:rPr>
+      </w:pPr>
+    </w:p>
+    <w:p>
+      <w:pPr>
+        <w:spacing w:line="360" w:lineRule="auto"/>
+        <w:ind w:firstLine="709"/>
+        <w:rPr>
+          <w:szCs w:val="28"/>
+        </w:rPr>
+      </w:pPr>
+    </w:p>
+    <w:p>
+      <w:pPr>
+        <w:spacing w:line="480" w:lineRule="auto"/>
+        <w:jc w:val="center"/>
+        <w:rPr>
+          <w:szCs w:val="28"/>
+        </w:rPr>
+      </w:pPr>
+      <w:r>
+        <w:rPr>
+          <w:szCs w:val="28"/>
+        </w:rPr>
+        <w:t>Рисунок 23 – Селект роли</w:t>
+      </w:r>
+    </w:p>
+    <w:p>
+      <w:pPr>
+        <w:spacing w:line="360" w:lineRule="auto"/>
+        <w:ind w:firstLine="709"/>
+        <w:rPr>
+          <w:szCs w:val="28"/>
+        </w:rPr>
+      </w:pPr>
+      <w:r>
+        <w:drawing>
+          <wp:anchor distT="0" distB="0" distL="0" distR="0" simplePos="0" relativeHeight="251659264" behindDoc="0" locked="0" layoutInCell="0" allowOverlap="1">
+            <wp:simplePos x="0" y="0"/>
+            <wp:positionH relativeFrom="column">
+              <wp:align>center</wp:align>
+            </wp:positionH>
+            <wp:positionV relativeFrom="paragraph">
+              <wp:posOffset>635</wp:posOffset>
+            </wp:positionV>
+            <wp:extent cx="2618740" cy="1743075"/>
+            <wp:effectExtent l="0" t="0" r="0" b="0"/>
+            <wp:wrapSquare wrapText="largest"/>
+            <wp:docPr id="76" name="Изображение24"/>
+            <wp:cNvGraphicFramePr>
+              <a:graphicFrameLocks xmlns:a="http://schemas.openxmlformats.org/drawingml/2006/main" noChangeAspect="1"/>
+            </wp:cNvGraphicFramePr>
+            <a:graphic xmlns:a="http://schemas.openxmlformats.org/drawingml/2006/main">
+              <a:graphicData uri="http://schemas.openxmlformats.org/drawingml/2006/picture">
+                <pic:pic xmlns:pic="http://schemas.openxmlformats.org/drawingml/2006/picture">
+                  <pic:nvPicPr>
+                    <pic:cNvPr id="76" name="Изображение24"/>
+                    <pic:cNvPicPr>
+                      <a:picLocks noChangeAspect="1" noChangeArrowheads="1"/>
+                    </pic:cNvPicPr>
+                  </pic:nvPicPr>
+                  <pic:blipFill>
+                    <a:blip r:embed="rId47"/>
+                    <a:stretch>
+                      <a:fillRect/>
+                    </a:stretch>
+                  </pic:blipFill>
+                  <pic:spPr>
+                    <a:xfrm>
+                      <a:off x="0" y="0"/>
+                      <a:ext cx="2618740" cy="1743075"/>
+                    </a:xfrm>
+                    <a:prstGeom prst="rect">
+                      <a:avLst/>
+                    </a:prstGeom>
+                    <a:noFill/>
+                  </pic:spPr>
+                </pic:pic>
+              </a:graphicData>
+            </a:graphic>
+          </wp:anchor>
+        </w:drawing>
+      </w:r>
+      <w:r>
+        <w:rPr>
+          <w:szCs w:val="28"/>
+        </w:rPr>
+        <w:t xml:space="preserve">                                                                            </w:t>
+      </w:r>
+    </w:p>
+    <w:p>
+      <w:pPr>
+        <w:spacing w:line="360" w:lineRule="auto"/>
+        <w:ind w:firstLine="709"/>
+        <w:rPr>
+          <w:szCs w:val="28"/>
+        </w:rPr>
+      </w:pPr>
+    </w:p>
+    <w:p>
+      <w:pPr>
+        <w:spacing w:line="360" w:lineRule="auto"/>
+        <w:ind w:firstLine="709"/>
+        <w:rPr>
+          <w:szCs w:val="28"/>
+        </w:rPr>
+      </w:pPr>
+    </w:p>
+    <w:p>
+      <w:pPr>
+        <w:spacing w:line="360" w:lineRule="auto"/>
+        <w:ind w:firstLine="709"/>
+        <w:rPr>
+          <w:szCs w:val="28"/>
+        </w:rPr>
+      </w:pPr>
+    </w:p>
+    <w:p>
+      <w:pPr>
+        <w:spacing w:line="360" w:lineRule="auto"/>
+        <w:ind w:firstLine="709"/>
+        <w:rPr>
+          <w:szCs w:val="28"/>
+        </w:rPr>
+      </w:pPr>
+      <w:r>
+        <w:rPr>
+          <w:szCs w:val="28"/>
+        </w:rPr>
+        <w:t xml:space="preserve">                                                                                                    </w:t>
+      </w:r>
+    </w:p>
+    <w:p>
+      <w:pPr>
+        <w:spacing w:line="360" w:lineRule="auto"/>
+        <w:ind w:firstLine="709"/>
+        <w:rPr>
+          <w:szCs w:val="28"/>
+        </w:rPr>
+      </w:pPr>
+    </w:p>
+    <w:p>
+      <w:pPr>
+        <w:spacing w:line="480" w:lineRule="auto"/>
+        <w:jc w:val="center"/>
+        <w:rPr>
+          <w:szCs w:val="28"/>
+        </w:rPr>
+      </w:pPr>
+      <w:r>
+        <w:rPr>
+          <w:szCs w:val="28"/>
+        </w:rPr>
+        <w:t>Рисунок 24 – Кнопки выйти и связь</w:t>
+      </w:r>
+    </w:p>
+    <w:tbl>
+      <w:tblPr>
+        <w:tblStyle w:val="9"/>
+        <w:tblW w:w="9500" w:type="dxa"/>
+        <w:tblInd w:w="113" w:type="dxa"/>
+        <w:tblLayout w:type="fixed"/>
+        <w:tblCellMar>
+          <w:top w:w="0" w:type="dxa"/>
+          <w:left w:w="113" w:type="dxa"/>
+          <w:bottom w:w="153" w:type="dxa"/>
+          <w:right w:w="113" w:type="dxa"/>
+        </w:tblCellMar>
+      </w:tblPr>
+      <w:tblGrid>
+        <w:gridCol w:w="2039"/>
+        <w:gridCol w:w="1726"/>
+        <w:gridCol w:w="1969"/>
+        <w:gridCol w:w="1934"/>
+        <w:gridCol w:w="1832"/>
+      </w:tblGrid>
+      <w:tr>
+        <w:tblPrEx>
+          <w:tblCellMar>
+            <w:top w:w="0" w:type="dxa"/>
+            <w:left w:w="113" w:type="dxa"/>
+            <w:bottom w:w="153" w:type="dxa"/>
+            <w:right w:w="113" w:type="dxa"/>
+          </w:tblCellMar>
+        </w:tblPrEx>
+        <w:trPr>
+          <w:tblHeader/>
+        </w:trPr>
+        <w:tc>
+          <w:tcPr>
+            <w:tcW w:w="2039" w:type="dxa"/>
+            <w:tcBorders>
+              <w:top w:val="single" w:color="000000" w:sz="6" w:space="0"/>
+              <w:left w:val="single" w:color="000000" w:sz="6" w:space="0"/>
+              <w:bottom w:val="single" w:color="000000" w:sz="6" w:space="0"/>
+            </w:tcBorders>
+            <w:vAlign w:val="center"/>
+          </w:tcPr>
+          <w:p>
+            <w:pPr>
+              <w:pStyle w:val="64"/>
+              <w:spacing w:line="375" w:lineRule="atLeast"/>
+              <w:ind w:left="0" w:right="0" w:firstLine="0"/>
+              <w:jc w:val="left"/>
+              <w:rPr>
+                <w:rFonts w:ascii="Times New Roman" w:hAnsi="Times New Roman"/>
+                <w:b/>
+                <w:i w:val="0"/>
+                <w:caps w:val="0"/>
+                <w:smallCaps w:val="0"/>
+                <w:sz w:val="28"/>
+                <w:szCs w:val="28"/>
+              </w:rPr>
+            </w:pPr>
+            <w:r>
+              <w:rPr>
+                <w:b/>
+                <w:i w:val="0"/>
+                <w:caps w:val="0"/>
+                <w:smallCaps w:val="0"/>
+                <w:sz w:val="28"/>
+                <w:szCs w:val="28"/>
+              </w:rPr>
+              <w:t>Пользователь</w:t>
+            </w:r>
+          </w:p>
+        </w:tc>
+        <w:tc>
+          <w:tcPr>
+            <w:tcW w:w="1726" w:type="dxa"/>
+            <w:tcBorders>
+              <w:top w:val="single" w:color="000000" w:sz="6" w:space="0"/>
+              <w:left w:val="single" w:color="000000" w:sz="6" w:space="0"/>
+              <w:bottom w:val="single" w:color="000000" w:sz="6" w:space="0"/>
+            </w:tcBorders>
+            <w:vAlign w:val="center"/>
+          </w:tcPr>
+          <w:p>
+            <w:pPr>
+              <w:pStyle w:val="64"/>
+              <w:spacing w:line="375" w:lineRule="atLeast"/>
+              <w:ind w:left="0" w:right="0" w:firstLine="0"/>
+              <w:jc w:val="left"/>
+              <w:rPr>
+                <w:rFonts w:ascii="Times New Roman" w:hAnsi="Times New Roman"/>
+                <w:b/>
+                <w:i w:val="0"/>
+                <w:caps w:val="0"/>
+                <w:smallCaps w:val="0"/>
+                <w:sz w:val="28"/>
+                <w:szCs w:val="28"/>
+              </w:rPr>
+            </w:pPr>
+            <w:r>
+              <w:rPr>
+                <w:b/>
+                <w:i w:val="0"/>
+                <w:caps w:val="0"/>
+                <w:smallCaps w:val="0"/>
+                <w:sz w:val="28"/>
+                <w:szCs w:val="28"/>
+              </w:rPr>
+              <w:t>Задание</w:t>
+            </w:r>
+          </w:p>
+        </w:tc>
+        <w:tc>
+          <w:tcPr>
+            <w:tcW w:w="1969" w:type="dxa"/>
+            <w:tcBorders>
+              <w:top w:val="single" w:color="000000" w:sz="6" w:space="0"/>
+              <w:left w:val="single" w:color="000000" w:sz="6" w:space="0"/>
+              <w:bottom w:val="single" w:color="000000" w:sz="6" w:space="0"/>
+            </w:tcBorders>
+            <w:vAlign w:val="center"/>
+          </w:tcPr>
+          <w:p>
+            <w:pPr>
+              <w:pStyle w:val="64"/>
+              <w:spacing w:line="375" w:lineRule="atLeast"/>
+              <w:ind w:left="0" w:right="0" w:firstLine="0"/>
+              <w:jc w:val="left"/>
+              <w:rPr>
+                <w:rFonts w:ascii="Times New Roman" w:hAnsi="Times New Roman"/>
+                <w:b/>
+                <w:i w:val="0"/>
+                <w:caps w:val="0"/>
+                <w:smallCaps w:val="0"/>
+                <w:sz w:val="28"/>
+                <w:szCs w:val="28"/>
+              </w:rPr>
+            </w:pPr>
+            <w:r>
+              <w:rPr>
+                <w:b/>
+                <w:i w:val="0"/>
+                <w:caps w:val="0"/>
+                <w:smallCaps w:val="0"/>
+                <w:sz w:val="28"/>
+                <w:szCs w:val="28"/>
+              </w:rPr>
+              <w:t>Наблюдение</w:t>
+            </w:r>
+          </w:p>
+        </w:tc>
+        <w:tc>
+          <w:tcPr>
+            <w:tcW w:w="1934" w:type="dxa"/>
+            <w:tcBorders>
+              <w:top w:val="single" w:color="000000" w:sz="6" w:space="0"/>
+              <w:left w:val="single" w:color="000000" w:sz="6" w:space="0"/>
+              <w:bottom w:val="single" w:color="000000" w:sz="6" w:space="0"/>
+            </w:tcBorders>
+            <w:vAlign w:val="center"/>
+          </w:tcPr>
+          <w:p>
+            <w:pPr>
+              <w:pStyle w:val="64"/>
+              <w:spacing w:line="375" w:lineRule="atLeast"/>
+              <w:ind w:left="0" w:right="0" w:firstLine="0"/>
+              <w:jc w:val="left"/>
+              <w:rPr>
+                <w:rFonts w:ascii="Times New Roman" w:hAnsi="Times New Roman"/>
+                <w:b/>
+                <w:i w:val="0"/>
+                <w:caps w:val="0"/>
+                <w:smallCaps w:val="0"/>
+                <w:sz w:val="28"/>
+                <w:szCs w:val="28"/>
+              </w:rPr>
+            </w:pPr>
+            <w:r>
+              <w:rPr>
+                <w:b/>
+                <w:i w:val="0"/>
+                <w:caps w:val="0"/>
+                <w:smallCaps w:val="0"/>
+                <w:sz w:val="28"/>
+                <w:szCs w:val="28"/>
+              </w:rPr>
+              <w:t>Проблема</w:t>
+            </w:r>
+          </w:p>
+        </w:tc>
+        <w:tc>
+          <w:tcPr>
+            <w:tcW w:w="1832" w:type="dxa"/>
+            <w:tcBorders>
+              <w:top w:val="single" w:color="000000" w:sz="6" w:space="0"/>
+              <w:left w:val="single" w:color="000000" w:sz="6" w:space="0"/>
+              <w:bottom w:val="single" w:color="000000" w:sz="6" w:space="0"/>
+              <w:right w:val="single" w:color="000000" w:sz="6" w:space="0"/>
+            </w:tcBorders>
+            <w:vAlign w:val="center"/>
+          </w:tcPr>
+          <w:p>
+            <w:pPr>
+              <w:pStyle w:val="64"/>
+              <w:spacing w:line="375" w:lineRule="atLeast"/>
+              <w:ind w:left="0" w:right="0" w:firstLine="0"/>
+              <w:jc w:val="left"/>
+              <w:rPr>
+                <w:rFonts w:ascii="Times New Roman" w:hAnsi="Times New Roman"/>
+                <w:b/>
+                <w:i w:val="0"/>
+                <w:caps w:val="0"/>
+                <w:smallCaps w:val="0"/>
+                <w:sz w:val="28"/>
+                <w:szCs w:val="28"/>
+              </w:rPr>
+            </w:pPr>
+            <w:r>
+              <w:rPr>
+                <w:b/>
+                <w:i w:val="0"/>
+                <w:caps w:val="0"/>
+                <w:smallCaps w:val="0"/>
+                <w:sz w:val="28"/>
+                <w:szCs w:val="28"/>
+              </w:rPr>
+              <w:t>Решение</w:t>
+            </w:r>
+          </w:p>
+        </w:tc>
+      </w:tr>
+      <w:tr>
+        <w:tblPrEx>
+          <w:tblCellMar>
+            <w:top w:w="0" w:type="dxa"/>
+            <w:left w:w="113" w:type="dxa"/>
+            <w:bottom w:w="153" w:type="dxa"/>
+            <w:right w:w="113" w:type="dxa"/>
+          </w:tblCellMar>
+        </w:tblPrEx>
+        <w:tc>
+          <w:tcPr>
+            <w:tcW w:w="2039" w:type="dxa"/>
+            <w:tcBorders>
+              <w:left w:val="single" w:color="000000" w:sz="6" w:space="0"/>
+              <w:bottom w:val="single" w:color="000000" w:sz="6" w:space="0"/>
+            </w:tcBorders>
+            <w:vAlign w:val="center"/>
+          </w:tcPr>
+          <w:p>
+            <w:pPr>
+              <w:pStyle w:val="63"/>
+              <w:spacing w:line="375" w:lineRule="atLeast"/>
+              <w:ind w:left="0" w:right="0" w:firstLine="0"/>
+              <w:jc w:val="left"/>
+              <w:rPr>
+                <w:rFonts w:ascii="Times New Roman" w:hAnsi="Times New Roman"/>
+                <w:b w:val="0"/>
+                <w:i w:val="0"/>
+                <w:caps w:val="0"/>
+                <w:smallCaps w:val="0"/>
+                <w:sz w:val="28"/>
+                <w:szCs w:val="28"/>
+              </w:rPr>
+            </w:pPr>
+            <w:r>
+              <w:rPr>
+                <w:b w:val="0"/>
+                <w:i w:val="0"/>
+                <w:caps w:val="0"/>
+                <w:smallCaps w:val="0"/>
+                <w:sz w:val="28"/>
+                <w:szCs w:val="28"/>
+              </w:rPr>
+              <w:t>Студент 1</w:t>
+            </w:r>
+          </w:p>
+        </w:tc>
+        <w:tc>
+          <w:tcPr>
+            <w:tcW w:w="1726" w:type="dxa"/>
+            <w:tcBorders>
+              <w:left w:val="single" w:color="000000" w:sz="6" w:space="0"/>
+              <w:bottom w:val="single" w:color="000000" w:sz="6" w:space="0"/>
+            </w:tcBorders>
+            <w:vAlign w:val="center"/>
+          </w:tcPr>
+          <w:p>
+            <w:pPr>
+              <w:pStyle w:val="63"/>
+              <w:spacing w:line="375" w:lineRule="atLeast"/>
+              <w:ind w:left="0" w:right="0" w:firstLine="0"/>
+              <w:jc w:val="left"/>
+              <w:rPr>
+                <w:rFonts w:ascii="Times New Roman" w:hAnsi="Times New Roman"/>
+                <w:b w:val="0"/>
+                <w:i w:val="0"/>
+                <w:caps w:val="0"/>
+                <w:smallCaps w:val="0"/>
+                <w:sz w:val="28"/>
+                <w:szCs w:val="28"/>
+              </w:rPr>
+            </w:pPr>
+            <w:r>
+              <w:rPr>
+                <w:b w:val="0"/>
+                <w:i w:val="0"/>
+                <w:caps w:val="0"/>
+                <w:smallCaps w:val="0"/>
+                <w:sz w:val="28"/>
+                <w:szCs w:val="28"/>
+              </w:rPr>
+              <w:t>Войти как студент</w:t>
+            </w:r>
+          </w:p>
+        </w:tc>
+        <w:tc>
+          <w:tcPr>
+            <w:tcW w:w="1969" w:type="dxa"/>
+            <w:tcBorders>
+              <w:left w:val="single" w:color="000000" w:sz="6" w:space="0"/>
+              <w:bottom w:val="single" w:color="000000" w:sz="6" w:space="0"/>
+            </w:tcBorders>
+            <w:vAlign w:val="center"/>
+          </w:tcPr>
+          <w:p>
+            <w:pPr>
+              <w:pStyle w:val="63"/>
+              <w:spacing w:line="375" w:lineRule="atLeast"/>
+              <w:ind w:left="0" w:right="0" w:firstLine="0"/>
+              <w:jc w:val="left"/>
+              <w:rPr>
+                <w:rFonts w:ascii="Times New Roman" w:hAnsi="Times New Roman"/>
+                <w:b w:val="0"/>
+                <w:i w:val="0"/>
+                <w:caps w:val="0"/>
+                <w:smallCaps w:val="0"/>
+                <w:sz w:val="28"/>
+                <w:szCs w:val="28"/>
+              </w:rPr>
+            </w:pPr>
+            <w:r>
+              <w:rPr>
+                <w:b w:val="0"/>
+                <w:i w:val="0"/>
+                <w:caps w:val="0"/>
+                <w:smallCaps w:val="0"/>
+                <w:sz w:val="28"/>
+                <w:szCs w:val="28"/>
+              </w:rPr>
+              <w:t>Нашёл селект</w:t>
+            </w:r>
+          </w:p>
+        </w:tc>
+        <w:tc>
+          <w:tcPr>
+            <w:tcW w:w="1934" w:type="dxa"/>
+            <w:tcBorders>
+              <w:left w:val="single" w:color="000000" w:sz="6" w:space="0"/>
+              <w:bottom w:val="single" w:color="000000" w:sz="6" w:space="0"/>
+            </w:tcBorders>
+            <w:vAlign w:val="center"/>
+          </w:tcPr>
+          <w:p>
+            <w:pPr>
+              <w:pStyle w:val="63"/>
+              <w:spacing w:line="375" w:lineRule="atLeast"/>
+              <w:ind w:left="0" w:right="0" w:firstLine="0"/>
+              <w:jc w:val="left"/>
+              <w:rPr>
+                <w:rFonts w:ascii="Times New Roman" w:hAnsi="Times New Roman"/>
+                <w:b w:val="0"/>
+                <w:i w:val="0"/>
+                <w:caps w:val="0"/>
+                <w:smallCaps w:val="0"/>
+                <w:sz w:val="28"/>
+                <w:szCs w:val="28"/>
+              </w:rPr>
+            </w:pPr>
+            <w:r>
+              <w:rPr>
+                <w:b w:val="0"/>
+                <w:i w:val="0"/>
+                <w:caps w:val="0"/>
+                <w:smallCaps w:val="0"/>
+                <w:sz w:val="28"/>
+                <w:szCs w:val="28"/>
+              </w:rPr>
+              <w:t>Селект не сразу заметен</w:t>
+            </w:r>
+          </w:p>
+        </w:tc>
+        <w:tc>
+          <w:tcPr>
+            <w:tcW w:w="1832" w:type="dxa"/>
+            <w:tcBorders>
+              <w:left w:val="single" w:color="000000" w:sz="6" w:space="0"/>
+              <w:bottom w:val="single" w:color="000000" w:sz="6" w:space="0"/>
+              <w:right w:val="single" w:color="000000" w:sz="6" w:space="0"/>
+            </w:tcBorders>
+            <w:vAlign w:val="center"/>
+          </w:tcPr>
+          <w:p>
+            <w:pPr>
+              <w:pStyle w:val="63"/>
+              <w:spacing w:line="375" w:lineRule="atLeast"/>
+              <w:ind w:left="0" w:right="0" w:firstLine="0"/>
+              <w:jc w:val="left"/>
+              <w:rPr>
+                <w:rFonts w:ascii="Times New Roman" w:hAnsi="Times New Roman"/>
+                <w:b w:val="0"/>
+                <w:i w:val="0"/>
+                <w:caps w:val="0"/>
+                <w:smallCaps w:val="0"/>
+                <w:sz w:val="28"/>
+                <w:szCs w:val="28"/>
+              </w:rPr>
+            </w:pPr>
+            <w:r>
+              <w:rPr>
+                <w:b w:val="0"/>
+                <w:i w:val="0"/>
+                <w:caps w:val="0"/>
+                <w:smallCaps w:val="0"/>
+                <w:sz w:val="28"/>
+                <w:szCs w:val="28"/>
+              </w:rPr>
+              <w:t>Увеличить контраст</w:t>
+            </w:r>
+          </w:p>
+        </w:tc>
+      </w:tr>
+      <w:tr>
+        <w:tblPrEx>
+          <w:tblCellMar>
+            <w:top w:w="0" w:type="dxa"/>
+            <w:left w:w="113" w:type="dxa"/>
+            <w:bottom w:w="153" w:type="dxa"/>
+            <w:right w:w="113" w:type="dxa"/>
+          </w:tblCellMar>
+        </w:tblPrEx>
+        <w:tc>
+          <w:tcPr>
+            <w:tcW w:w="2039" w:type="dxa"/>
+            <w:tcBorders>
+              <w:left w:val="single" w:color="000000" w:sz="6" w:space="0"/>
+              <w:bottom w:val="single" w:color="000000" w:sz="6" w:space="0"/>
+            </w:tcBorders>
+            <w:vAlign w:val="center"/>
+          </w:tcPr>
+          <w:p>
+            <w:pPr>
+              <w:pStyle w:val="63"/>
+              <w:spacing w:line="375" w:lineRule="atLeast"/>
+              <w:ind w:left="0" w:right="0" w:firstLine="0"/>
+              <w:jc w:val="left"/>
+              <w:rPr>
+                <w:rFonts w:ascii="Times New Roman" w:hAnsi="Times New Roman"/>
+                <w:b w:val="0"/>
+                <w:i w:val="0"/>
+                <w:caps w:val="0"/>
+                <w:smallCaps w:val="0"/>
+                <w:sz w:val="28"/>
+                <w:szCs w:val="28"/>
+              </w:rPr>
+            </w:pPr>
+            <w:r>
+              <w:rPr>
+                <w:b w:val="0"/>
+                <w:i w:val="0"/>
+                <w:caps w:val="0"/>
+                <w:smallCaps w:val="0"/>
+                <w:sz w:val="28"/>
+                <w:szCs w:val="28"/>
+              </w:rPr>
+              <w:t>Студент 2</w:t>
+            </w:r>
+          </w:p>
+        </w:tc>
+        <w:tc>
+          <w:tcPr>
+            <w:tcW w:w="1726" w:type="dxa"/>
+            <w:tcBorders>
+              <w:left w:val="single" w:color="000000" w:sz="6" w:space="0"/>
+              <w:bottom w:val="single" w:color="000000" w:sz="6" w:space="0"/>
+            </w:tcBorders>
+            <w:vAlign w:val="center"/>
+          </w:tcPr>
+          <w:p>
+            <w:pPr>
+              <w:pStyle w:val="63"/>
+              <w:spacing w:line="375" w:lineRule="atLeast"/>
+              <w:ind w:left="0" w:right="0" w:firstLine="0"/>
+              <w:jc w:val="left"/>
+              <w:rPr>
+                <w:rFonts w:ascii="Times New Roman" w:hAnsi="Times New Roman"/>
+                <w:b w:val="0"/>
+                <w:i w:val="0"/>
+                <w:caps w:val="0"/>
+                <w:smallCaps w:val="0"/>
+                <w:sz w:val="28"/>
+                <w:szCs w:val="28"/>
+              </w:rPr>
+            </w:pPr>
+            <w:r>
+              <w:rPr>
+                <w:b w:val="0"/>
+                <w:i w:val="0"/>
+                <w:caps w:val="0"/>
+                <w:smallCaps w:val="0"/>
+                <w:sz w:val="28"/>
+                <w:szCs w:val="28"/>
+              </w:rPr>
+              <w:t>Открыть расписание</w:t>
+            </w:r>
+          </w:p>
+        </w:tc>
+        <w:tc>
+          <w:tcPr>
+            <w:tcW w:w="1969" w:type="dxa"/>
+            <w:tcBorders>
+              <w:left w:val="single" w:color="000000" w:sz="6" w:space="0"/>
+              <w:bottom w:val="single" w:color="000000" w:sz="6" w:space="0"/>
+            </w:tcBorders>
+            <w:vAlign w:val="center"/>
+          </w:tcPr>
+          <w:p>
+            <w:pPr>
+              <w:pStyle w:val="63"/>
+              <w:spacing w:line="375" w:lineRule="atLeast"/>
+              <w:ind w:left="0" w:right="0" w:firstLine="0"/>
+              <w:jc w:val="left"/>
+              <w:rPr>
+                <w:rFonts w:ascii="Times New Roman" w:hAnsi="Times New Roman"/>
+                <w:b w:val="0"/>
+                <w:i w:val="0"/>
+                <w:caps w:val="0"/>
+                <w:smallCaps w:val="0"/>
+                <w:sz w:val="28"/>
+                <w:szCs w:val="28"/>
+              </w:rPr>
+            </w:pPr>
+            <w:r>
+              <w:rPr>
+                <w:b w:val="0"/>
+                <w:i w:val="0"/>
+                <w:caps w:val="0"/>
+                <w:smallCaps w:val="0"/>
+                <w:sz w:val="28"/>
+                <w:szCs w:val="28"/>
+              </w:rPr>
+              <w:t>Кликнул не туда</w:t>
+            </w:r>
+          </w:p>
+        </w:tc>
+        <w:tc>
+          <w:tcPr>
+            <w:tcW w:w="1934" w:type="dxa"/>
+            <w:tcBorders>
+              <w:left w:val="single" w:color="000000" w:sz="6" w:space="0"/>
+              <w:bottom w:val="single" w:color="000000" w:sz="6" w:space="0"/>
+            </w:tcBorders>
+            <w:vAlign w:val="center"/>
+          </w:tcPr>
+          <w:p>
+            <w:pPr>
+              <w:pStyle w:val="63"/>
+              <w:spacing w:line="375" w:lineRule="atLeast"/>
+              <w:ind w:left="0" w:right="0" w:firstLine="0"/>
+              <w:jc w:val="left"/>
+              <w:rPr>
+                <w:rFonts w:ascii="Times New Roman" w:hAnsi="Times New Roman"/>
+                <w:b w:val="0"/>
+                <w:i w:val="0"/>
+                <w:caps w:val="0"/>
+                <w:smallCaps w:val="0"/>
+                <w:sz w:val="28"/>
+                <w:szCs w:val="28"/>
+              </w:rPr>
+            </w:pPr>
+            <w:r>
+              <w:rPr>
+                <w:b w:val="0"/>
+                <w:i w:val="0"/>
+                <w:caps w:val="0"/>
+                <w:smallCaps w:val="0"/>
+                <w:sz w:val="28"/>
+                <w:szCs w:val="28"/>
+              </w:rPr>
+              <w:t>Пункт меню мелкий</w:t>
+            </w:r>
+          </w:p>
+        </w:tc>
+        <w:tc>
+          <w:tcPr>
+            <w:tcW w:w="1832" w:type="dxa"/>
+            <w:tcBorders>
+              <w:left w:val="single" w:color="000000" w:sz="6" w:space="0"/>
+              <w:bottom w:val="single" w:color="000000" w:sz="6" w:space="0"/>
+              <w:right w:val="single" w:color="000000" w:sz="6" w:space="0"/>
+            </w:tcBorders>
+            <w:vAlign w:val="center"/>
+          </w:tcPr>
+          <w:p>
+            <w:pPr>
+              <w:pStyle w:val="63"/>
+              <w:spacing w:line="375" w:lineRule="atLeast"/>
+              <w:ind w:left="0" w:right="0" w:firstLine="0"/>
+              <w:jc w:val="left"/>
+              <w:rPr>
+                <w:rFonts w:ascii="Times New Roman" w:hAnsi="Times New Roman"/>
+                <w:b w:val="0"/>
+                <w:i w:val="0"/>
+                <w:caps w:val="0"/>
+                <w:smallCaps w:val="0"/>
+                <w:sz w:val="28"/>
+                <w:szCs w:val="28"/>
+              </w:rPr>
+            </w:pPr>
+            <w:r>
+              <w:rPr>
+                <w:b w:val="0"/>
+                <w:i w:val="0"/>
+                <w:caps w:val="0"/>
+                <w:smallCaps w:val="0"/>
+                <w:sz w:val="28"/>
+                <w:szCs w:val="28"/>
+              </w:rPr>
+              <w:t>Увеличить шрифт</w:t>
+            </w:r>
+          </w:p>
+        </w:tc>
+      </w:tr>
+      <w:tr>
+        <w:tblPrEx>
+          <w:tblCellMar>
+            <w:top w:w="0" w:type="dxa"/>
+            <w:left w:w="113" w:type="dxa"/>
+            <w:bottom w:w="153" w:type="dxa"/>
+            <w:right w:w="113" w:type="dxa"/>
+          </w:tblCellMar>
+        </w:tblPrEx>
+        <w:tc>
+          <w:tcPr>
+            <w:tcW w:w="2039" w:type="dxa"/>
+            <w:tcBorders>
+              <w:left w:val="single" w:color="000000" w:sz="6" w:space="0"/>
+              <w:bottom w:val="single" w:color="000000" w:sz="6" w:space="0"/>
+            </w:tcBorders>
+            <w:vAlign w:val="center"/>
+          </w:tcPr>
+          <w:p>
+            <w:pPr>
+              <w:pStyle w:val="63"/>
+              <w:spacing w:line="375" w:lineRule="atLeast"/>
+              <w:ind w:left="0" w:right="0" w:firstLine="0"/>
+              <w:jc w:val="left"/>
+              <w:rPr>
+                <w:rFonts w:ascii="Times New Roman" w:hAnsi="Times New Roman"/>
+                <w:b w:val="0"/>
+                <w:i w:val="0"/>
+                <w:caps w:val="0"/>
+                <w:smallCaps w:val="0"/>
+                <w:sz w:val="28"/>
+                <w:szCs w:val="28"/>
+              </w:rPr>
+            </w:pPr>
+            <w:r>
+              <w:rPr>
+                <w:b w:val="0"/>
+                <w:i w:val="0"/>
+                <w:caps w:val="0"/>
+                <w:smallCaps w:val="0"/>
+                <w:sz w:val="28"/>
+                <w:szCs w:val="28"/>
+              </w:rPr>
+              <w:t>Преподаватель</w:t>
+            </w:r>
+          </w:p>
+        </w:tc>
+        <w:tc>
+          <w:tcPr>
+            <w:tcW w:w="1726" w:type="dxa"/>
+            <w:tcBorders>
+              <w:left w:val="single" w:color="000000" w:sz="6" w:space="0"/>
+              <w:bottom w:val="single" w:color="000000" w:sz="6" w:space="0"/>
+            </w:tcBorders>
+            <w:vAlign w:val="center"/>
+          </w:tcPr>
+          <w:p>
+            <w:pPr>
+              <w:pStyle w:val="63"/>
+              <w:spacing w:line="375" w:lineRule="atLeast"/>
+              <w:ind w:left="0" w:right="0" w:firstLine="0"/>
+              <w:jc w:val="left"/>
+              <w:rPr>
+                <w:rFonts w:ascii="Times New Roman" w:hAnsi="Times New Roman"/>
+                <w:b w:val="0"/>
+                <w:i w:val="0"/>
+                <w:caps w:val="0"/>
+                <w:smallCaps w:val="0"/>
+                <w:sz w:val="28"/>
+                <w:szCs w:val="28"/>
+              </w:rPr>
+            </w:pPr>
+            <w:r>
+              <w:rPr>
+                <w:b w:val="0"/>
+                <w:i w:val="0"/>
+                <w:caps w:val="0"/>
+                <w:smallCaps w:val="0"/>
+                <w:sz w:val="28"/>
+                <w:szCs w:val="28"/>
+              </w:rPr>
+              <w:t>Выставить оценку</w:t>
+            </w:r>
+          </w:p>
+        </w:tc>
+        <w:tc>
+          <w:tcPr>
+            <w:tcW w:w="1969" w:type="dxa"/>
+            <w:tcBorders>
+              <w:left w:val="single" w:color="000000" w:sz="6" w:space="0"/>
+              <w:bottom w:val="single" w:color="000000" w:sz="6" w:space="0"/>
+            </w:tcBorders>
+            <w:vAlign w:val="center"/>
+          </w:tcPr>
+          <w:p>
+            <w:pPr>
+              <w:pStyle w:val="63"/>
+              <w:spacing w:line="375" w:lineRule="atLeast"/>
+              <w:ind w:left="0" w:right="0" w:firstLine="0"/>
+              <w:jc w:val="left"/>
+              <w:rPr>
+                <w:rFonts w:ascii="Times New Roman" w:hAnsi="Times New Roman"/>
+                <w:b w:val="0"/>
+                <w:i w:val="0"/>
+                <w:caps w:val="0"/>
+                <w:smallCaps w:val="0"/>
+                <w:sz w:val="28"/>
+                <w:szCs w:val="28"/>
+              </w:rPr>
+            </w:pPr>
+            <w:r>
+              <w:rPr>
+                <w:b w:val="0"/>
+                <w:i w:val="0"/>
+                <w:caps w:val="0"/>
+                <w:smallCaps w:val="0"/>
+                <w:sz w:val="28"/>
+                <w:szCs w:val="28"/>
+              </w:rPr>
+              <w:t>Долго искал кнопку</w:t>
+            </w:r>
+          </w:p>
+        </w:tc>
+        <w:tc>
+          <w:tcPr>
+            <w:tcW w:w="1934" w:type="dxa"/>
+            <w:tcBorders>
+              <w:left w:val="single" w:color="000000" w:sz="6" w:space="0"/>
+              <w:bottom w:val="single" w:color="000000" w:sz="6" w:space="0"/>
+            </w:tcBorders>
+            <w:vAlign w:val="center"/>
+          </w:tcPr>
+          <w:p>
+            <w:pPr>
+              <w:pStyle w:val="63"/>
+              <w:spacing w:line="375" w:lineRule="atLeast"/>
+              <w:ind w:left="0" w:right="0" w:firstLine="0"/>
+              <w:jc w:val="left"/>
+              <w:rPr>
+                <w:rFonts w:ascii="Times New Roman" w:hAnsi="Times New Roman"/>
+                <w:b w:val="0"/>
+                <w:i w:val="0"/>
+                <w:caps w:val="0"/>
+                <w:smallCaps w:val="0"/>
+                <w:sz w:val="28"/>
+                <w:szCs w:val="28"/>
+              </w:rPr>
+            </w:pPr>
+            <w:r>
+              <w:rPr>
+                <w:b w:val="0"/>
+                <w:i w:val="0"/>
+                <w:caps w:val="0"/>
+                <w:smallCaps w:val="0"/>
+                <w:sz w:val="28"/>
+                <w:szCs w:val="28"/>
+              </w:rPr>
+              <w:t>Кнопка не выделена</w:t>
+            </w:r>
+          </w:p>
+        </w:tc>
+        <w:tc>
+          <w:tcPr>
+            <w:tcW w:w="1832" w:type="dxa"/>
+            <w:tcBorders>
+              <w:left w:val="single" w:color="000000" w:sz="6" w:space="0"/>
+              <w:bottom w:val="single" w:color="000000" w:sz="6" w:space="0"/>
+              <w:right w:val="single" w:color="000000" w:sz="6" w:space="0"/>
+            </w:tcBorders>
+            <w:vAlign w:val="center"/>
+          </w:tcPr>
+          <w:p>
+            <w:pPr>
+              <w:pStyle w:val="63"/>
+              <w:spacing w:line="375" w:lineRule="atLeast"/>
+              <w:jc w:val="left"/>
+              <w:rPr>
+                <w:rFonts w:ascii="Times New Roman" w:hAnsi="Times New Roman"/>
+                <w:b w:val="0"/>
+                <w:i w:val="0"/>
+                <w:caps w:val="0"/>
+                <w:smallCaps w:val="0"/>
+                <w:sz w:val="28"/>
+                <w:szCs w:val="28"/>
+              </w:rPr>
+            </w:pPr>
+            <w:r>
+              <w:rPr>
+                <w:b w:val="0"/>
+                <w:i w:val="0"/>
+                <w:caps w:val="0"/>
+                <w:smallCaps w:val="0"/>
+                <w:sz w:val="28"/>
+                <w:szCs w:val="28"/>
+              </w:rPr>
+              <w:t>Сделать синей</w:t>
+            </w:r>
+          </w:p>
+        </w:tc>
+      </w:tr>
+    </w:tbl>
+    <w:p>
+      <w:pPr>
+        <w:spacing w:line="480" w:lineRule="auto"/>
+        <w:jc w:val="both"/>
+        <w:rPr>
+          <w:szCs w:val="28"/>
+        </w:rPr>
+      </w:pPr>
+    </w:p>
+    <w:p>
+      <w:pPr>
+        <w:spacing w:line="480" w:lineRule="auto"/>
+        <w:jc w:val="center"/>
+        <w:rPr>
+          <w:szCs w:val="28"/>
+        </w:rPr>
+      </w:pPr>
+      <w:r>
+        <w:rPr>
+          <w:szCs w:val="28"/>
+        </w:rPr>
+        <w:drawing>
+          <wp:anchor distT="0" distB="0" distL="0" distR="0" simplePos="0" relativeHeight="251659264" behindDoc="0" locked="0" layoutInCell="0" allowOverlap="1">
+            <wp:simplePos x="0" y="0"/>
+            <wp:positionH relativeFrom="column">
+              <wp:align>center</wp:align>
+            </wp:positionH>
+            <wp:positionV relativeFrom="paragraph">
+              <wp:posOffset>635</wp:posOffset>
+            </wp:positionV>
+            <wp:extent cx="3308985" cy="3060065"/>
+            <wp:effectExtent l="0" t="0" r="0" b="0"/>
+            <wp:wrapSquare wrapText="largest"/>
+            <wp:docPr id="77" name="Изображение25"/>
+            <wp:cNvGraphicFramePr>
+              <a:graphicFrameLocks xmlns:a="http://schemas.openxmlformats.org/drawingml/2006/main" noChangeAspect="1"/>
+            </wp:cNvGraphicFramePr>
+            <a:graphic xmlns:a="http://schemas.openxmlformats.org/drawingml/2006/main">
+              <a:graphicData uri="http://schemas.openxmlformats.org/drawingml/2006/picture">
+                <pic:pic xmlns:pic="http://schemas.openxmlformats.org/drawingml/2006/picture">
+                  <pic:nvPicPr>
+                    <pic:cNvPr id="77" name="Изображение25"/>
+                    <pic:cNvPicPr>
+                      <a:picLocks noChangeAspect="1" noChangeArrowheads="1"/>
+                    </pic:cNvPicPr>
+                  </pic:nvPicPr>
+                  <pic:blipFill>
+                    <a:blip r:embed="rId48"/>
+                    <a:stretch>
+                      <a:fillRect/>
+                    </a:stretch>
+                  </pic:blipFill>
+                  <pic:spPr>
+                    <a:xfrm>
+                      <a:off x="0" y="0"/>
+                      <a:ext cx="3308985" cy="3060065"/>
+                    </a:xfrm>
+                    <a:prstGeom prst="rect">
+                      <a:avLst/>
+                    </a:prstGeom>
+                    <a:noFill/>
+                  </pic:spPr>
+                </pic:pic>
+              </a:graphicData>
+            </a:graphic>
+          </wp:anchor>
+        </w:drawing>
+      </w:r>
+    </w:p>
+    <w:p>
+      <w:pPr>
+        <w:spacing w:line="360" w:lineRule="auto"/>
+        <w:ind w:firstLine="709"/>
+        <w:rPr>
+          <w:szCs w:val="28"/>
+        </w:rPr>
+      </w:pPr>
+    </w:p>
+    <w:p>
+      <w:pPr>
+        <w:spacing w:line="360" w:lineRule="auto"/>
+        <w:ind w:firstLine="709"/>
+        <w:rPr>
+          <w:szCs w:val="28"/>
+        </w:rPr>
+      </w:pPr>
+    </w:p>
+    <w:p>
+      <w:pPr>
+        <w:spacing w:line="360" w:lineRule="auto"/>
+        <w:ind w:firstLine="709"/>
+        <w:rPr>
+          <w:szCs w:val="28"/>
+        </w:rPr>
+      </w:pPr>
+    </w:p>
+    <w:p>
+      <w:pPr>
+        <w:spacing w:line="360" w:lineRule="auto"/>
+        <w:ind w:firstLine="709"/>
+        <w:rPr>
+          <w:szCs w:val="28"/>
+        </w:rPr>
+      </w:pPr>
+    </w:p>
+    <w:p>
+      <w:pPr>
+        <w:spacing w:line="360" w:lineRule="auto"/>
+        <w:ind w:firstLine="709"/>
+        <w:rPr>
+          <w:szCs w:val="28"/>
+        </w:rPr>
+      </w:pPr>
+    </w:p>
+    <w:p>
+      <w:pPr>
+        <w:spacing w:line="360" w:lineRule="auto"/>
+        <w:ind w:firstLine="709"/>
+        <w:rPr>
+          <w:szCs w:val="28"/>
+        </w:rPr>
+      </w:pPr>
+    </w:p>
+    <w:p>
+      <w:pPr>
+        <w:spacing w:line="360" w:lineRule="auto"/>
+        <w:ind w:firstLine="709"/>
+        <w:rPr>
+          <w:szCs w:val="28"/>
+        </w:rPr>
+      </w:pPr>
+    </w:p>
+    <w:p>
+      <w:pPr>
+        <w:spacing w:line="360" w:lineRule="auto"/>
+        <w:ind w:firstLine="709"/>
+        <w:rPr>
+          <w:szCs w:val="28"/>
+        </w:rPr>
+      </w:pPr>
+    </w:p>
+    <w:p>
+      <w:pPr>
+        <w:spacing w:line="360" w:lineRule="auto"/>
+        <w:ind w:firstLine="709"/>
+        <w:rPr>
+          <w:szCs w:val="28"/>
+        </w:rPr>
+      </w:pPr>
+    </w:p>
+    <w:p>
+      <w:pPr>
+        <w:spacing w:line="360" w:lineRule="auto"/>
+        <w:ind w:firstLine="709"/>
+        <w:rPr>
+          <w:szCs w:val="28"/>
+        </w:rPr>
+      </w:pPr>
+      <w:r>
+        <w:rPr>
+          <w:szCs w:val="28"/>
+        </w:rPr>
+        <w:t xml:space="preserve">     Рисунок 25 – Связь между кнопкой добавить занятие с всплывающим окном          </w:t>
+      </w:r>
+    </w:p>
+    <w:p>
+      <w:pPr>
+        <w:spacing w:line="360" w:lineRule="auto"/>
+        <w:ind w:firstLine="709"/>
+        <w:rPr>
+          <w:szCs w:val="28"/>
+        </w:rPr>
+      </w:pPr>
+    </w:p>
+    <w:p>
+      <w:pPr>
+        <w:spacing w:line="360" w:lineRule="auto"/>
+        <w:ind w:firstLine="709"/>
+        <w:rPr>
+          <w:szCs w:val="28"/>
+        </w:rPr>
+      </w:pPr>
+      <w:r>
+        <w:drawing>
+          <wp:anchor distT="0" distB="0" distL="0" distR="0" simplePos="0" relativeHeight="251659264" behindDoc="0" locked="0" layoutInCell="0" allowOverlap="1">
+            <wp:simplePos x="0" y="0"/>
+            <wp:positionH relativeFrom="column">
+              <wp:align>center</wp:align>
+            </wp:positionH>
+            <wp:positionV relativeFrom="paragraph">
+              <wp:posOffset>635</wp:posOffset>
+            </wp:positionV>
+            <wp:extent cx="3090545" cy="3126105"/>
+            <wp:effectExtent l="0" t="0" r="0" b="0"/>
+            <wp:wrapSquare wrapText="largest"/>
+            <wp:docPr id="78" name="Изображение26"/>
+            <wp:cNvGraphicFramePr>
+              <a:graphicFrameLocks xmlns:a="http://schemas.openxmlformats.org/drawingml/2006/main" noChangeAspect="1"/>
+            </wp:cNvGraphicFramePr>
+            <a:graphic xmlns:a="http://schemas.openxmlformats.org/drawingml/2006/main">
+              <a:graphicData uri="http://schemas.openxmlformats.org/drawingml/2006/picture">
+                <pic:pic xmlns:pic="http://schemas.openxmlformats.org/drawingml/2006/picture">
+                  <pic:nvPicPr>
+                    <pic:cNvPr id="78" name="Изображение26"/>
+                    <pic:cNvPicPr>
+                      <a:picLocks noChangeAspect="1" noChangeArrowheads="1"/>
+                    </pic:cNvPicPr>
+                  </pic:nvPicPr>
+                  <pic:blipFill>
+                    <a:blip r:embed="rId49"/>
+                    <a:stretch>
+                      <a:fillRect/>
+                    </a:stretch>
+                  </pic:blipFill>
+                  <pic:spPr>
+                    <a:xfrm>
+                      <a:off x="0" y="0"/>
+                      <a:ext cx="3090545" cy="3126105"/>
+                    </a:xfrm>
+                    <a:prstGeom prst="rect">
+                      <a:avLst/>
+                    </a:prstGeom>
+                    <a:noFill/>
+                  </pic:spPr>
+                </pic:pic>
+              </a:graphicData>
+            </a:graphic>
+          </wp:anchor>
+        </w:drawing>
+      </w:r>
+      <w:r>
+        <w:rPr>
+          <w:szCs w:val="28"/>
+        </w:rPr>
+        <w:t xml:space="preserve">         </w:t>
+      </w:r>
+    </w:p>
+    <w:p>
+      <w:pPr>
+        <w:spacing w:line="360" w:lineRule="auto"/>
+        <w:ind w:firstLine="709"/>
+        <w:rPr>
+          <w:szCs w:val="28"/>
+        </w:rPr>
+      </w:pPr>
+    </w:p>
+    <w:p>
+      <w:pPr>
+        <w:spacing w:line="360" w:lineRule="auto"/>
+        <w:ind w:firstLine="709"/>
+        <w:rPr>
+          <w:szCs w:val="28"/>
+        </w:rPr>
+      </w:pPr>
+    </w:p>
+    <w:p>
+      <w:pPr>
+        <w:spacing w:line="360" w:lineRule="auto"/>
+        <w:ind w:firstLine="709"/>
+        <w:rPr>
+          <w:szCs w:val="28"/>
+        </w:rPr>
+      </w:pPr>
+    </w:p>
+    <w:p>
+      <w:pPr>
+        <w:spacing w:line="360" w:lineRule="auto"/>
+        <w:ind w:firstLine="709"/>
+        <w:rPr>
+          <w:szCs w:val="28"/>
+        </w:rPr>
+      </w:pPr>
+    </w:p>
+    <w:p>
+      <w:pPr>
+        <w:spacing w:line="360" w:lineRule="auto"/>
+        <w:ind w:firstLine="709"/>
+        <w:rPr>
+          <w:szCs w:val="28"/>
+        </w:rPr>
+      </w:pPr>
+    </w:p>
+    <w:p>
+      <w:pPr>
+        <w:spacing w:line="360" w:lineRule="auto"/>
+        <w:ind w:firstLine="709"/>
+        <w:rPr>
+          <w:szCs w:val="28"/>
+        </w:rPr>
+      </w:pPr>
+    </w:p>
+    <w:p>
+      <w:pPr>
+        <w:spacing w:line="360" w:lineRule="auto"/>
+        <w:ind w:firstLine="709"/>
+        <w:rPr>
+          <w:szCs w:val="28"/>
+        </w:rPr>
+      </w:pPr>
+    </w:p>
+    <w:p>
+      <w:pPr>
+        <w:spacing w:line="360" w:lineRule="auto"/>
+        <w:ind w:firstLine="709"/>
+        <w:rPr>
+          <w:szCs w:val="28"/>
+        </w:rPr>
+      </w:pPr>
+    </w:p>
+    <w:p>
+      <w:pPr>
+        <w:spacing w:line="360" w:lineRule="auto"/>
+        <w:ind w:firstLine="709"/>
+        <w:rPr>
+          <w:szCs w:val="28"/>
+        </w:rPr>
+      </w:pPr>
+    </w:p>
+    <w:p>
+      <w:pPr>
+        <w:spacing w:line="360" w:lineRule="auto"/>
+        <w:ind w:firstLine="709"/>
+        <w:rPr>
+          <w:szCs w:val="28"/>
+        </w:rPr>
+      </w:pPr>
+    </w:p>
+    <w:p>
+      <w:pPr>
+        <w:spacing w:line="360" w:lineRule="auto"/>
+        <w:ind w:firstLine="0"/>
+        <w:rPr>
+          <w:szCs w:val="28"/>
+        </w:rPr>
+      </w:pPr>
+      <w:r>
+        <w:rPr>
+          <w:szCs w:val="28"/>
+        </w:rPr>
+        <w:tab/>
+      </w:r>
+      <w:r>
+        <w:rPr>
+          <w:szCs w:val="28"/>
+        </w:rPr>
+        <w:tab/>
+      </w:r>
+      <w:r>
+        <w:rPr>
+          <w:szCs w:val="28"/>
+        </w:rPr>
+        <w:t>Рисунок 26 – Связь между кнопкой добавить пользователя с всплывающим окном</w:t>
+      </w:r>
+    </w:p>
+    <w:p>
+      <w:pPr>
+        <w:spacing w:line="360" w:lineRule="auto"/>
+        <w:ind w:firstLine="709"/>
+        <w:rPr>
+          <w:szCs w:val="28"/>
+        </w:rPr>
+      </w:pPr>
     </w:p>
     <w:p>
       <w:pPr>
@@ -5283,7 +8566,7 @@
           <w:bCs/>
           <w:szCs w:val="28"/>
         </w:rPr>
-        <w:t>Проанализируйте сам процесс разработки: что прошло хорошо, что можно улучшить в ваших подходах к кодированию, управлению Git, тайм-менеджменту.</w:t>
+        <w:t xml:space="preserve">Проанализируйте сам процесс разработки: что прошло хорошо, что можно улучшить в ваших подходах к кодированию, управлению Git, тайм-менеджменту.                                                                                </w:t>
       </w:r>
     </w:p>
     <w:p>
@@ -5304,17 +8587,91 @@
     <w:p>
       <w:pPr>
         <w:spacing w:line="360" w:lineRule="auto"/>
+        <w:rPr>
+          <w:rFonts w:hint="default"/>
+          <w:szCs w:val="28"/>
+          <w:lang w:val="ru-RU"/>
+        </w:rPr>
+      </w:pPr>
+      <w:r>
+        <w:drawing>
+          <wp:anchor distT="0" distB="0" distL="0" distR="0" simplePos="0" relativeHeight="251659264" behindDoc="0" locked="0" layoutInCell="0" allowOverlap="1">
+            <wp:simplePos x="0" y="0"/>
+            <wp:positionH relativeFrom="column">
+              <wp:posOffset>1897380</wp:posOffset>
+            </wp:positionH>
+            <wp:positionV relativeFrom="paragraph">
+              <wp:posOffset>323850</wp:posOffset>
+            </wp:positionV>
+            <wp:extent cx="1774825" cy="2727325"/>
+            <wp:effectExtent l="0" t="0" r="0" b="0"/>
+            <wp:wrapSquare wrapText="largest"/>
+            <wp:docPr id="79" name="Изображение27"/>
+            <wp:cNvGraphicFramePr>
+              <a:graphicFrameLocks xmlns:a="http://schemas.openxmlformats.org/drawingml/2006/main" noChangeAspect="1"/>
+            </wp:cNvGraphicFramePr>
+            <a:graphic xmlns:a="http://schemas.openxmlformats.org/drawingml/2006/main">
+              <a:graphicData uri="http://schemas.openxmlformats.org/drawingml/2006/picture">
+                <pic:pic xmlns:pic="http://schemas.openxmlformats.org/drawingml/2006/picture">
+                  <pic:nvPicPr>
+                    <pic:cNvPr id="79" name="Изображение27"/>
+                    <pic:cNvPicPr>
+                      <a:picLocks noChangeAspect="1" noChangeArrowheads="1"/>
+                    </pic:cNvPicPr>
+                  </pic:nvPicPr>
+                  <pic:blipFill>
+                    <a:blip r:embed="rId50"/>
+                    <a:stretch>
+                      <a:fillRect/>
+                    </a:stretch>
+                  </pic:blipFill>
+                  <pic:spPr>
+                    <a:xfrm>
+                      <a:off x="0" y="0"/>
+                      <a:ext cx="1774825" cy="2727325"/>
+                    </a:xfrm>
+                    <a:prstGeom prst="rect">
+                      <a:avLst/>
+                    </a:prstGeom>
+                    <a:noFill/>
+                  </pic:spPr>
+                </pic:pic>
+              </a:graphicData>
+            </a:graphic>
+          </wp:anchor>
+        </w:drawing>
+      </w:r>
+      <w:r>
+        <w:rPr>
+          <w:szCs w:val="28"/>
+        </w:rPr>
+        <w:t>Разработал структуру приложения</w:t>
+      </w:r>
+      <w:r>
+        <w:rPr>
+          <w:rFonts w:hint="default"/>
+          <w:szCs w:val="28"/>
+          <w:lang w:val="en-US"/>
+        </w:rPr>
+        <w:t xml:space="preserve"> </w:t>
+      </w:r>
+      <w:r>
+        <w:rPr>
+          <w:rFonts w:hint="default"/>
+          <w:szCs w:val="28"/>
+          <w:lang w:val="ru-RU"/>
+        </w:rPr>
+        <w:t>смотреть рисунок 27</w:t>
+      </w:r>
+    </w:p>
+    <w:p>
+      <w:pPr>
+        <w:spacing w:line="360" w:lineRule="auto"/>
         <w:ind w:firstLine="709"/>
         <w:rPr>
           <w:szCs w:val="28"/>
         </w:rPr>
       </w:pPr>
-      <w:r>
-        <w:rPr>
-          <w:szCs w:val="28"/>
-        </w:rPr>
-        <w:t>По аналогии с предыдущими днями.</w:t>
-      </w:r>
     </w:p>
     <w:p>
       <w:pPr>
@@ -5333,6 +8690,245 @@
           <w:szCs w:val="28"/>
         </w:rPr>
       </w:pPr>
+    </w:p>
+    <w:p>
+      <w:pPr>
+        <w:spacing w:line="360" w:lineRule="auto"/>
+        <w:ind w:firstLine="709"/>
+        <w:rPr>
+          <w:szCs w:val="28"/>
+        </w:rPr>
+      </w:pPr>
+    </w:p>
+    <w:p>
+      <w:pPr>
+        <w:spacing w:line="360" w:lineRule="auto"/>
+        <w:ind w:firstLine="709"/>
+        <w:rPr>
+          <w:szCs w:val="28"/>
+        </w:rPr>
+      </w:pPr>
+    </w:p>
+    <w:p>
+      <w:pPr>
+        <w:spacing w:line="360" w:lineRule="auto"/>
+        <w:ind w:firstLine="709"/>
+        <w:rPr>
+          <w:szCs w:val="28"/>
+        </w:rPr>
+      </w:pPr>
+    </w:p>
+    <w:p>
+      <w:pPr>
+        <w:spacing w:line="360" w:lineRule="auto"/>
+        <w:ind w:firstLine="709"/>
+        <w:rPr>
+          <w:szCs w:val="28"/>
+        </w:rPr>
+      </w:pPr>
+    </w:p>
+    <w:p>
+      <w:pPr>
+        <w:spacing w:line="360" w:lineRule="auto"/>
+        <w:ind w:firstLine="709"/>
+        <w:rPr>
+          <w:szCs w:val="28"/>
+        </w:rPr>
+      </w:pPr>
+    </w:p>
+    <w:p>
+      <w:pPr>
+        <w:spacing w:line="360" w:lineRule="auto"/>
+        <w:ind w:firstLine="709"/>
+        <w:rPr>
+          <w:szCs w:val="28"/>
+        </w:rPr>
+      </w:pPr>
+    </w:p>
+    <w:p>
+      <w:pPr>
+        <w:spacing w:line="360" w:lineRule="auto"/>
+        <w:ind w:firstLine="0"/>
+        <w:rPr>
+          <w:rFonts w:hint="default"/>
+          <w:lang w:val="ru-RU"/>
+        </w:rPr>
+      </w:pPr>
+      <w:r>
+        <w:tab/>
+      </w:r>
+      <w:r>
+        <w:rPr>
+          <w:rFonts w:hint="default"/>
+          <w:lang w:val="ru-RU"/>
+        </w:rPr>
+        <w:t xml:space="preserve">        </w:t>
+      </w:r>
+      <w:r>
+        <w:t>Рисунок 2</w:t>
+      </w:r>
+      <w:r>
+        <w:rPr>
+          <w:rFonts w:hint="default"/>
+          <w:lang w:val="ru-RU"/>
+        </w:rPr>
+        <w:t>7</w:t>
+      </w:r>
+      <w:r>
+        <w:t xml:space="preserve"> — структура приложения</w:t>
+      </w:r>
+      <w:r>
+        <w:rPr>
+          <w:rFonts w:hint="default"/>
+          <w:lang w:val="en-US"/>
+        </w:rPr>
+        <w:t xml:space="preserve">( </w:t>
+      </w:r>
+      <w:r>
+        <w:rPr>
+          <w:rFonts w:hint="default"/>
+          <w:lang w:val="ru-RU"/>
+        </w:rPr>
+        <w:t>первоначальный вид)</w:t>
+      </w:r>
+    </w:p>
+    <w:p>
+      <w:pPr>
+        <w:spacing w:line="360" w:lineRule="auto"/>
+        <w:ind w:firstLine="0"/>
+        <w:rPr>
+          <w:rFonts w:hint="default"/>
+          <w:lang w:val="ru-RU"/>
+        </w:rPr>
+      </w:pPr>
+    </w:p>
+    <w:p>
+      <w:pPr>
+        <w:spacing w:line="360" w:lineRule="auto"/>
+        <w:ind w:firstLine="0"/>
+        <w:rPr>
+          <w:rFonts w:hint="default"/>
+          <w:lang w:val="ru-RU"/>
+        </w:rPr>
+      </w:pPr>
+      <w:r>
+        <w:rPr>
+          <w:rFonts w:hint="default"/>
+          <w:lang w:val="ru-RU"/>
+        </w:rPr>
+        <w:t>Так как у меня уже был аккаунт, я просто создал репозиторий и добавил туда свой проект смотреть на рисунок 28</w:t>
+      </w:r>
+    </w:p>
+    <w:p>
+      <w:pPr>
+        <w:spacing w:line="360" w:lineRule="auto"/>
+        <w:ind w:firstLine="0"/>
+        <w:rPr>
+          <w:rFonts w:hint="default"/>
+          <w:lang w:val="ru-RU"/>
+        </w:rPr>
+      </w:pPr>
+      <w:r>
+        <w:drawing>
+          <wp:inline distT="0" distB="0" distL="114300" distR="114300">
+            <wp:extent cx="6017260" cy="3477260"/>
+            <wp:effectExtent l="0" t="0" r="2540" b="12700"/>
+            <wp:docPr id="137" name="Изображение 1"/>
+            <wp:cNvGraphicFramePr>
+              <a:graphicFrameLocks xmlns:a="http://schemas.openxmlformats.org/drawingml/2006/main" noChangeAspect="1"/>
+            </wp:cNvGraphicFramePr>
+            <a:graphic xmlns:a="http://schemas.openxmlformats.org/drawingml/2006/main">
+              <a:graphicData uri="http://schemas.openxmlformats.org/drawingml/2006/picture">
+                <pic:pic xmlns:pic="http://schemas.openxmlformats.org/drawingml/2006/picture">
+                  <pic:nvPicPr>
+                    <pic:cNvPr id="137" name="Изображение 1"/>
+                    <pic:cNvPicPr>
+                      <a:picLocks noChangeAspect="1"/>
+                    </pic:cNvPicPr>
+                  </pic:nvPicPr>
+                  <pic:blipFill>
+                    <a:blip r:embed="rId51"/>
+                    <a:stretch>
+                      <a:fillRect/>
+                    </a:stretch>
+                  </pic:blipFill>
+                  <pic:spPr>
+                    <a:xfrm>
+                      <a:off x="0" y="0"/>
+                      <a:ext cx="6017260" cy="3477260"/>
+                    </a:xfrm>
+                    <a:prstGeom prst="rect">
+                      <a:avLst/>
+                    </a:prstGeom>
+                    <a:noFill/>
+                    <a:ln>
+                      <a:noFill/>
+                    </a:ln>
+                  </pic:spPr>
+                </pic:pic>
+              </a:graphicData>
+            </a:graphic>
+          </wp:inline>
+        </w:drawing>
+      </w:r>
+    </w:p>
+    <w:p>
+      <w:pPr>
+        <w:spacing w:line="360" w:lineRule="auto"/>
+        <w:ind w:left="1416" w:leftChars="0" w:firstLine="708" w:firstLineChars="0"/>
+        <w:rPr>
+          <w:rFonts w:hint="default"/>
+          <w:lang w:val="ru-RU"/>
+        </w:rPr>
+      </w:pPr>
+      <w:r>
+        <w:t>Рисунок 2</w:t>
+      </w:r>
+      <w:r>
+        <w:rPr>
+          <w:rFonts w:hint="default"/>
+          <w:lang w:val="ru-RU"/>
+        </w:rPr>
+        <w:t>8</w:t>
+      </w:r>
+      <w:r>
+        <w:t xml:space="preserve"> —</w:t>
+      </w:r>
+      <w:r>
+        <w:rPr>
+          <w:rFonts w:hint="default"/>
+          <w:lang w:val="ru-RU"/>
+        </w:rPr>
+        <w:t xml:space="preserve"> Репозиторий моего проекта</w:t>
+      </w:r>
+    </w:p>
+    <w:p>
+      <w:pPr>
+        <w:spacing w:line="360" w:lineRule="auto"/>
+        <w:ind w:firstLine="708" w:firstLineChars="0"/>
+        <w:rPr>
+          <w:rFonts w:hint="default"/>
+          <w:szCs w:val="28"/>
+          <w:lang w:val="ru-RU"/>
+        </w:rPr>
+      </w:pPr>
+      <w:r>
+        <w:rPr>
+          <w:rFonts w:hint="default"/>
+          <w:szCs w:val="28"/>
+          <w:lang w:val="ru-RU"/>
+        </w:rPr>
+        <w:t>Вывод: Сделал репозиторий для своего проекта чтоб легче изменять, контролировать и сохранять в случае форс мажора</w:t>
+      </w:r>
+    </w:p>
+    <w:p>
+      <w:pPr>
+        <w:spacing w:line="360" w:lineRule="auto"/>
+        <w:ind w:firstLine="709"/>
+        <w:rPr>
+          <w:szCs w:val="28"/>
+        </w:rPr>
+      </w:pPr>
       <w:r>
         <w:rPr>
           <w:szCs w:val="28"/>
@@ -5343,6 +8939,801 @@
     <w:p>
       <w:pPr>
         <w:spacing w:line="360" w:lineRule="auto"/>
+        <w:ind w:firstLine="708" w:firstLineChars="0"/>
+        <w:rPr>
+          <w:rFonts w:hint="default"/>
+          <w:szCs w:val="28"/>
+          <w:lang w:val="ru-RU"/>
+        </w:rPr>
+      </w:pPr>
+      <w:r>
+        <w:rPr>
+          <w:rFonts w:hint="default"/>
+          <w:szCs w:val="28"/>
+          <w:lang w:val="ru-RU"/>
+        </w:rPr>
+        <w:t xml:space="preserve">На 8 день я создал модуль </w:t>
+      </w:r>
+      <w:r>
+        <w:rPr>
+          <w:rFonts w:hint="default"/>
+          <w:szCs w:val="28"/>
+          <w:lang w:val="en-US"/>
+        </w:rPr>
+        <w:t xml:space="preserve">db/database.py </w:t>
+      </w:r>
+      <w:r>
+        <w:rPr>
+          <w:rFonts w:hint="default"/>
+          <w:szCs w:val="28"/>
+          <w:lang w:val="ru-RU"/>
+        </w:rPr>
+        <w:t xml:space="preserve">для подключения к </w:t>
+      </w:r>
+      <w:r>
+        <w:rPr>
+          <w:rFonts w:hint="default"/>
+          <w:szCs w:val="28"/>
+          <w:lang w:val="en-US"/>
+        </w:rPr>
+        <w:t>SQLite</w:t>
+      </w:r>
+      <w:r>
+        <w:rPr>
+          <w:rFonts w:hint="default"/>
+          <w:szCs w:val="28"/>
+          <w:lang w:val="ru-RU"/>
+        </w:rPr>
+        <w:t>.</w:t>
+      </w:r>
+    </w:p>
+    <w:p>
+      <w:pPr>
+        <w:spacing w:line="360" w:lineRule="auto"/>
+        <w:rPr>
+          <w:rFonts w:hint="default"/>
+          <w:szCs w:val="28"/>
+          <w:lang w:val="ru-RU"/>
+        </w:rPr>
+      </w:pPr>
+      <w:r>
+        <w:rPr>
+          <w:rFonts w:hint="default"/>
+          <w:szCs w:val="28"/>
+          <w:lang w:val="ru-RU"/>
+        </w:rPr>
+        <w:t xml:space="preserve">Реализованы функции такие как: </w:t>
+      </w:r>
+      <w:r>
+        <w:rPr>
+          <w:rFonts w:hint="default"/>
+          <w:szCs w:val="28"/>
+          <w:lang w:val="en-US"/>
+        </w:rPr>
+        <w:t>get_connection, init_db</w:t>
+      </w:r>
+      <w:r>
+        <w:rPr>
+          <w:rFonts w:hint="default"/>
+          <w:szCs w:val="28"/>
+          <w:lang w:val="ru-RU"/>
+        </w:rPr>
+        <w:t xml:space="preserve"> смотреть на рисунки 29-36</w:t>
+      </w:r>
+    </w:p>
+    <w:p>
+      <w:pPr>
+        <w:spacing w:line="360" w:lineRule="auto"/>
+        <w:jc w:val="center"/>
+      </w:pPr>
+      <w:r>
+        <w:drawing>
+          <wp:inline distT="0" distB="0" distL="114300" distR="114300">
+            <wp:extent cx="4791075" cy="2371725"/>
+            <wp:effectExtent l="0" t="0" r="9525" b="5715"/>
+            <wp:docPr id="140" name="Изображение 2"/>
+            <wp:cNvGraphicFramePr>
+              <a:graphicFrameLocks xmlns:a="http://schemas.openxmlformats.org/drawingml/2006/main" noChangeAspect="1"/>
+            </wp:cNvGraphicFramePr>
+            <a:graphic xmlns:a="http://schemas.openxmlformats.org/drawingml/2006/main">
+              <a:graphicData uri="http://schemas.openxmlformats.org/drawingml/2006/picture">
+                <pic:pic xmlns:pic="http://schemas.openxmlformats.org/drawingml/2006/picture">
+                  <pic:nvPicPr>
+                    <pic:cNvPr id="140" name="Изображение 2"/>
+                    <pic:cNvPicPr>
+                      <a:picLocks noChangeAspect="1"/>
+                    </pic:cNvPicPr>
+                  </pic:nvPicPr>
+                  <pic:blipFill>
+                    <a:blip r:embed="rId52"/>
+                    <a:stretch>
+                      <a:fillRect/>
+                    </a:stretch>
+                  </pic:blipFill>
+                  <pic:spPr>
+                    <a:xfrm>
+                      <a:off x="0" y="0"/>
+                      <a:ext cx="4791075" cy="2371725"/>
+                    </a:xfrm>
+                    <a:prstGeom prst="rect">
+                      <a:avLst/>
+                    </a:prstGeom>
+                    <a:noFill/>
+                    <a:ln>
+                      <a:noFill/>
+                    </a:ln>
+                  </pic:spPr>
+                </pic:pic>
+              </a:graphicData>
+            </a:graphic>
+          </wp:inline>
+        </w:drawing>
+      </w:r>
+    </w:p>
+    <w:p>
+      <w:pPr>
+        <w:spacing w:line="360" w:lineRule="auto"/>
+        <w:jc w:val="center"/>
+        <w:rPr>
+          <w:rFonts w:hint="default"/>
+          <w:lang w:val="en-US"/>
+        </w:rPr>
+      </w:pPr>
+      <w:r>
+        <w:rPr>
+          <w:rFonts w:hint="default"/>
+          <w:lang w:val="ru-RU"/>
+        </w:rPr>
+        <w:t xml:space="preserve">Рисунок 29  </w:t>
+      </w:r>
+      <w:r>
+        <w:t>—</w:t>
+      </w:r>
+      <w:r>
+        <w:rPr>
+          <w:rFonts w:hint="default"/>
+          <w:lang w:val="ru-RU"/>
+        </w:rPr>
+        <w:t xml:space="preserve"> Подключение библиотеки </w:t>
+      </w:r>
+      <w:r>
+        <w:rPr>
+          <w:rFonts w:hint="default"/>
+          <w:lang w:val="en-US"/>
+        </w:rPr>
+        <w:t>sqlite3</w:t>
+      </w:r>
+    </w:p>
+    <w:p>
+      <w:pPr>
+        <w:spacing w:line="360" w:lineRule="auto"/>
+        <w:jc w:val="center"/>
+        <w:rPr>
+          <w:rFonts w:hint="default"/>
+          <w:lang w:val="en-US"/>
+        </w:rPr>
+      </w:pPr>
+    </w:p>
+    <w:p>
+      <w:pPr>
+        <w:spacing w:line="360" w:lineRule="auto"/>
+        <w:jc w:val="center"/>
+      </w:pPr>
+      <w:r>
+        <w:drawing>
+          <wp:inline distT="0" distB="0" distL="114300" distR="114300">
+            <wp:extent cx="6024245" cy="2716530"/>
+            <wp:effectExtent l="0" t="0" r="10795" b="11430"/>
+            <wp:docPr id="145" name="Изображение 7"/>
+            <wp:cNvGraphicFramePr>
+              <a:graphicFrameLocks xmlns:a="http://schemas.openxmlformats.org/drawingml/2006/main" noChangeAspect="1"/>
+            </wp:cNvGraphicFramePr>
+            <a:graphic xmlns:a="http://schemas.openxmlformats.org/drawingml/2006/main">
+              <a:graphicData uri="http://schemas.openxmlformats.org/drawingml/2006/picture">
+                <pic:pic xmlns:pic="http://schemas.openxmlformats.org/drawingml/2006/picture">
+                  <pic:nvPicPr>
+                    <pic:cNvPr id="145" name="Изображение 7"/>
+                    <pic:cNvPicPr>
+                      <a:picLocks noChangeAspect="1"/>
+                    </pic:cNvPicPr>
+                  </pic:nvPicPr>
+                  <pic:blipFill>
+                    <a:blip r:embed="rId53"/>
+                    <a:stretch>
+                      <a:fillRect/>
+                    </a:stretch>
+                  </pic:blipFill>
+                  <pic:spPr>
+                    <a:xfrm>
+                      <a:off x="0" y="0"/>
+                      <a:ext cx="6024245" cy="2716530"/>
+                    </a:xfrm>
+                    <a:prstGeom prst="rect">
+                      <a:avLst/>
+                    </a:prstGeom>
+                    <a:noFill/>
+                    <a:ln>
+                      <a:noFill/>
+                    </a:ln>
+                  </pic:spPr>
+                </pic:pic>
+              </a:graphicData>
+            </a:graphic>
+          </wp:inline>
+        </w:drawing>
+      </w:r>
+    </w:p>
+    <w:p>
+      <w:pPr>
+        <w:spacing w:line="360" w:lineRule="auto"/>
+        <w:jc w:val="center"/>
+        <w:rPr>
+          <w:rFonts w:hint="default"/>
+          <w:lang w:val="en-US"/>
+        </w:rPr>
+      </w:pPr>
+      <w:r>
+        <w:rPr>
+          <w:rFonts w:hint="default"/>
+          <w:lang w:val="ru-RU"/>
+        </w:rPr>
+        <w:t xml:space="preserve">Рисунок 30 –– Создание таблицы </w:t>
+      </w:r>
+      <w:r>
+        <w:rPr>
+          <w:rFonts w:hint="default"/>
+          <w:lang w:val="en-US"/>
+        </w:rPr>
+        <w:t>teachers</w:t>
+      </w:r>
+    </w:p>
+    <w:p>
+      <w:pPr>
+        <w:spacing w:line="360" w:lineRule="auto"/>
+        <w:jc w:val="center"/>
+        <w:rPr>
+          <w:rFonts w:hint="default"/>
+          <w:lang w:val="en-US"/>
+        </w:rPr>
+      </w:pPr>
+    </w:p>
+    <w:p>
+      <w:pPr>
+        <w:spacing w:line="360" w:lineRule="auto"/>
+        <w:jc w:val="center"/>
+        <w:rPr>
+          <w:rFonts w:hint="default"/>
+          <w:lang w:val="ru-RU"/>
+        </w:rPr>
+      </w:pPr>
+    </w:p>
+    <w:p>
+      <w:pPr>
+        <w:spacing w:line="360" w:lineRule="auto"/>
+        <w:jc w:val="center"/>
+      </w:pPr>
+      <w:r>
+        <w:drawing>
+          <wp:inline distT="0" distB="0" distL="114300" distR="114300">
+            <wp:extent cx="5095875" cy="3019425"/>
+            <wp:effectExtent l="0" t="0" r="9525" b="13335"/>
+            <wp:docPr id="141" name="Изображение 3"/>
+            <wp:cNvGraphicFramePr>
+              <a:graphicFrameLocks xmlns:a="http://schemas.openxmlformats.org/drawingml/2006/main" noChangeAspect="1"/>
+            </wp:cNvGraphicFramePr>
+            <a:graphic xmlns:a="http://schemas.openxmlformats.org/drawingml/2006/main">
+              <a:graphicData uri="http://schemas.openxmlformats.org/drawingml/2006/picture">
+                <pic:pic xmlns:pic="http://schemas.openxmlformats.org/drawingml/2006/picture">
+                  <pic:nvPicPr>
+                    <pic:cNvPr id="141" name="Изображение 3"/>
+                    <pic:cNvPicPr>
+                      <a:picLocks noChangeAspect="1"/>
+                    </pic:cNvPicPr>
+                  </pic:nvPicPr>
+                  <pic:blipFill>
+                    <a:blip r:embed="rId54"/>
+                    <a:stretch>
+                      <a:fillRect/>
+                    </a:stretch>
+                  </pic:blipFill>
+                  <pic:spPr>
+                    <a:xfrm>
+                      <a:off x="0" y="0"/>
+                      <a:ext cx="5095875" cy="3019425"/>
+                    </a:xfrm>
+                    <a:prstGeom prst="rect">
+                      <a:avLst/>
+                    </a:prstGeom>
+                    <a:noFill/>
+                    <a:ln>
+                      <a:noFill/>
+                    </a:ln>
+                  </pic:spPr>
+                </pic:pic>
+              </a:graphicData>
+            </a:graphic>
+          </wp:inline>
+        </w:drawing>
+      </w:r>
+    </w:p>
+    <w:p>
+      <w:pPr>
+        <w:spacing w:line="360" w:lineRule="auto"/>
+        <w:jc w:val="center"/>
+        <w:rPr>
+          <w:rFonts w:hint="default"/>
+          <w:lang w:val="en-US"/>
+        </w:rPr>
+      </w:pPr>
+      <w:r>
+        <w:rPr>
+          <w:rFonts w:hint="default"/>
+          <w:lang w:val="ru-RU"/>
+        </w:rPr>
+        <w:t xml:space="preserve">Рисунок </w:t>
+      </w:r>
+      <w:r>
+        <w:rPr>
+          <w:rFonts w:hint="default"/>
+          <w:lang w:val="en-US"/>
+        </w:rPr>
+        <w:t>3</w:t>
+      </w:r>
+      <w:r>
+        <w:rPr>
+          <w:rFonts w:hint="default"/>
+          <w:lang w:val="ru-RU"/>
+        </w:rPr>
+        <w:t xml:space="preserve">1 </w:t>
+      </w:r>
+      <w:r>
+        <w:t>—</w:t>
+      </w:r>
+      <w:r>
+        <w:rPr>
+          <w:rFonts w:hint="default"/>
+          <w:lang w:val="ru-RU"/>
+        </w:rPr>
+        <w:t xml:space="preserve"> Создание таблицы </w:t>
+      </w:r>
+      <w:r>
+        <w:rPr>
+          <w:rFonts w:hint="default"/>
+          <w:lang w:val="en-US"/>
+        </w:rPr>
+        <w:t>users</w:t>
+      </w:r>
+    </w:p>
+    <w:p>
+      <w:pPr>
+        <w:spacing w:line="360" w:lineRule="auto"/>
+        <w:jc w:val="center"/>
+      </w:pPr>
+      <w:r>
+        <w:drawing>
+          <wp:inline distT="0" distB="0" distL="114300" distR="114300">
+            <wp:extent cx="6026785" cy="2780665"/>
+            <wp:effectExtent l="0" t="0" r="8255" b="8255"/>
+            <wp:docPr id="142" name="Изображение 4"/>
+            <wp:cNvGraphicFramePr>
+              <a:graphicFrameLocks xmlns:a="http://schemas.openxmlformats.org/drawingml/2006/main" noChangeAspect="1"/>
+            </wp:cNvGraphicFramePr>
+            <a:graphic xmlns:a="http://schemas.openxmlformats.org/drawingml/2006/main">
+              <a:graphicData uri="http://schemas.openxmlformats.org/drawingml/2006/picture">
+                <pic:pic xmlns:pic="http://schemas.openxmlformats.org/drawingml/2006/picture">
+                  <pic:nvPicPr>
+                    <pic:cNvPr id="142" name="Изображение 4"/>
+                    <pic:cNvPicPr>
+                      <a:picLocks noChangeAspect="1"/>
+                    </pic:cNvPicPr>
+                  </pic:nvPicPr>
+                  <pic:blipFill>
+                    <a:blip r:embed="rId55"/>
+                    <a:stretch>
+                      <a:fillRect/>
+                    </a:stretch>
+                  </pic:blipFill>
+                  <pic:spPr>
+                    <a:xfrm>
+                      <a:off x="0" y="0"/>
+                      <a:ext cx="6026785" cy="2780665"/>
+                    </a:xfrm>
+                    <a:prstGeom prst="rect">
+                      <a:avLst/>
+                    </a:prstGeom>
+                    <a:noFill/>
+                    <a:ln>
+                      <a:noFill/>
+                    </a:ln>
+                  </pic:spPr>
+                </pic:pic>
+              </a:graphicData>
+            </a:graphic>
+          </wp:inline>
+        </w:drawing>
+      </w:r>
+    </w:p>
+    <w:p>
+      <w:pPr>
+        <w:spacing w:line="360" w:lineRule="auto"/>
+        <w:jc w:val="center"/>
+        <w:rPr>
+          <w:rFonts w:hint="default"/>
+          <w:lang w:val="en-US"/>
+        </w:rPr>
+      </w:pPr>
+      <w:r>
+        <w:rPr>
+          <w:rFonts w:hint="default"/>
+          <w:lang w:val="ru-RU"/>
+        </w:rPr>
+        <w:t xml:space="preserve">Рисунок </w:t>
+      </w:r>
+      <w:r>
+        <w:rPr>
+          <w:rFonts w:hint="default"/>
+          <w:lang w:val="en-US"/>
+        </w:rPr>
+        <w:t>3</w:t>
+      </w:r>
+      <w:r>
+        <w:rPr>
+          <w:rFonts w:hint="default"/>
+          <w:lang w:val="ru-RU"/>
+        </w:rPr>
+        <w:t xml:space="preserve">2 </w:t>
+      </w:r>
+      <w:r>
+        <w:t>—</w:t>
+      </w:r>
+      <w:r>
+        <w:rPr>
+          <w:rFonts w:hint="default"/>
+          <w:lang w:val="ru-RU"/>
+        </w:rPr>
+        <w:t xml:space="preserve"> Создание таблицы </w:t>
+      </w:r>
+      <w:r>
+        <w:rPr>
+          <w:rFonts w:hint="default"/>
+          <w:lang w:val="en-US"/>
+        </w:rPr>
+        <w:t>students</w:t>
+      </w:r>
+    </w:p>
+    <w:p>
+      <w:pPr>
+        <w:spacing w:line="360" w:lineRule="auto"/>
+        <w:jc w:val="center"/>
+        <w:rPr>
+          <w:rFonts w:hint="default"/>
+          <w:lang w:val="en-US"/>
+        </w:rPr>
+      </w:pPr>
+      <w:r>
+        <w:drawing>
+          <wp:inline distT="0" distB="0" distL="114300" distR="114300">
+            <wp:extent cx="5210175" cy="2714625"/>
+            <wp:effectExtent l="0" t="0" r="1905" b="13335"/>
+            <wp:docPr id="146" name="Изображение 8"/>
+            <wp:cNvGraphicFramePr>
+              <a:graphicFrameLocks xmlns:a="http://schemas.openxmlformats.org/drawingml/2006/main" noChangeAspect="1"/>
+            </wp:cNvGraphicFramePr>
+            <a:graphic xmlns:a="http://schemas.openxmlformats.org/drawingml/2006/main">
+              <a:graphicData uri="http://schemas.openxmlformats.org/drawingml/2006/picture">
+                <pic:pic xmlns:pic="http://schemas.openxmlformats.org/drawingml/2006/picture">
+                  <pic:nvPicPr>
+                    <pic:cNvPr id="146" name="Изображение 8"/>
+                    <pic:cNvPicPr>
+                      <a:picLocks noChangeAspect="1"/>
+                    </pic:cNvPicPr>
+                  </pic:nvPicPr>
+                  <pic:blipFill>
+                    <a:blip r:embed="rId56"/>
+                    <a:stretch>
+                      <a:fillRect/>
+                    </a:stretch>
+                  </pic:blipFill>
+                  <pic:spPr>
+                    <a:xfrm>
+                      <a:off x="0" y="0"/>
+                      <a:ext cx="5210175" cy="2714625"/>
+                    </a:xfrm>
+                    <a:prstGeom prst="rect">
+                      <a:avLst/>
+                    </a:prstGeom>
+                    <a:noFill/>
+                    <a:ln>
+                      <a:noFill/>
+                    </a:ln>
+                  </pic:spPr>
+                </pic:pic>
+              </a:graphicData>
+            </a:graphic>
+          </wp:inline>
+        </w:drawing>
+      </w:r>
+    </w:p>
+    <w:p>
+      <w:pPr>
+        <w:spacing w:line="360" w:lineRule="auto"/>
+        <w:jc w:val="center"/>
+        <w:rPr>
+          <w:rFonts w:hint="default"/>
+          <w:lang w:val="en-US"/>
+        </w:rPr>
+      </w:pPr>
+      <w:r>
+        <w:rPr>
+          <w:rFonts w:hint="default"/>
+          <w:lang w:val="ru-RU"/>
+        </w:rPr>
+        <w:t xml:space="preserve">Рисунок 33 –– Создание таблицы </w:t>
+      </w:r>
+      <w:r>
+        <w:rPr>
+          <w:rFonts w:hint="default"/>
+          <w:lang w:val="en-US"/>
+        </w:rPr>
+        <w:t>lessons</w:t>
+      </w:r>
+    </w:p>
+    <w:p>
+      <w:pPr>
+        <w:spacing w:line="360" w:lineRule="auto"/>
+        <w:jc w:val="center"/>
+      </w:pPr>
+      <w:r>
+        <w:drawing>
+          <wp:inline distT="0" distB="0" distL="114300" distR="114300">
+            <wp:extent cx="5429250" cy="3048000"/>
+            <wp:effectExtent l="0" t="0" r="11430" b="0"/>
+            <wp:docPr id="147" name="Изображение 9"/>
+            <wp:cNvGraphicFramePr>
+              <a:graphicFrameLocks xmlns:a="http://schemas.openxmlformats.org/drawingml/2006/main" noChangeAspect="1"/>
+            </wp:cNvGraphicFramePr>
+            <a:graphic xmlns:a="http://schemas.openxmlformats.org/drawingml/2006/main">
+              <a:graphicData uri="http://schemas.openxmlformats.org/drawingml/2006/picture">
+                <pic:pic xmlns:pic="http://schemas.openxmlformats.org/drawingml/2006/picture">
+                  <pic:nvPicPr>
+                    <pic:cNvPr id="147" name="Изображение 9"/>
+                    <pic:cNvPicPr>
+                      <a:picLocks noChangeAspect="1"/>
+                    </pic:cNvPicPr>
+                  </pic:nvPicPr>
+                  <pic:blipFill>
+                    <a:blip r:embed="rId57"/>
+                    <a:stretch>
+                      <a:fillRect/>
+                    </a:stretch>
+                  </pic:blipFill>
+                  <pic:spPr>
+                    <a:xfrm>
+                      <a:off x="0" y="0"/>
+                      <a:ext cx="5429250" cy="3048000"/>
+                    </a:xfrm>
+                    <a:prstGeom prst="rect">
+                      <a:avLst/>
+                    </a:prstGeom>
+                    <a:noFill/>
+                    <a:ln>
+                      <a:noFill/>
+                    </a:ln>
+                  </pic:spPr>
+                </pic:pic>
+              </a:graphicData>
+            </a:graphic>
+          </wp:inline>
+        </w:drawing>
+      </w:r>
+    </w:p>
+    <w:p>
+      <w:pPr>
+        <w:spacing w:line="360" w:lineRule="auto"/>
+        <w:jc w:val="center"/>
+        <w:rPr>
+          <w:rFonts w:hint="default"/>
+          <w:lang w:val="en-US"/>
+        </w:rPr>
+      </w:pPr>
+      <w:r>
+        <w:rPr>
+          <w:rFonts w:hint="default"/>
+          <w:lang w:val="ru-RU"/>
+        </w:rPr>
+        <w:t xml:space="preserve">Рисунок 34 –– Создание таблицы </w:t>
+      </w:r>
+      <w:r>
+        <w:rPr>
+          <w:rFonts w:hint="default"/>
+          <w:lang w:val="en-US"/>
+        </w:rPr>
+        <w:t>clubs</w:t>
+      </w:r>
+    </w:p>
+    <w:p>
+      <w:pPr>
+        <w:spacing w:line="360" w:lineRule="auto"/>
+        <w:jc w:val="center"/>
+      </w:pPr>
+      <w:r>
+        <w:drawing>
+          <wp:inline distT="0" distB="0" distL="114300" distR="114300">
+            <wp:extent cx="6028690" cy="2262505"/>
+            <wp:effectExtent l="0" t="0" r="6350" b="8255"/>
+            <wp:docPr id="148" name="Изображение 10"/>
+            <wp:cNvGraphicFramePr>
+              <a:graphicFrameLocks xmlns:a="http://schemas.openxmlformats.org/drawingml/2006/main" noChangeAspect="1"/>
+            </wp:cNvGraphicFramePr>
+            <a:graphic xmlns:a="http://schemas.openxmlformats.org/drawingml/2006/main">
+              <a:graphicData uri="http://schemas.openxmlformats.org/drawingml/2006/picture">
+                <pic:pic xmlns:pic="http://schemas.openxmlformats.org/drawingml/2006/picture">
+                  <pic:nvPicPr>
+                    <pic:cNvPr id="148" name="Изображение 10"/>
+                    <pic:cNvPicPr>
+                      <a:picLocks noChangeAspect="1"/>
+                    </pic:cNvPicPr>
+                  </pic:nvPicPr>
+                  <pic:blipFill>
+                    <a:blip r:embed="rId58"/>
+                    <a:stretch>
+                      <a:fillRect/>
+                    </a:stretch>
+                  </pic:blipFill>
+                  <pic:spPr>
+                    <a:xfrm>
+                      <a:off x="0" y="0"/>
+                      <a:ext cx="6028690" cy="2262505"/>
+                    </a:xfrm>
+                    <a:prstGeom prst="rect">
+                      <a:avLst/>
+                    </a:prstGeom>
+                    <a:noFill/>
+                    <a:ln>
+                      <a:noFill/>
+                    </a:ln>
+                  </pic:spPr>
+                </pic:pic>
+              </a:graphicData>
+            </a:graphic>
+          </wp:inline>
+        </w:drawing>
+      </w:r>
+    </w:p>
+    <w:p>
+      <w:pPr>
+        <w:spacing w:line="360" w:lineRule="auto"/>
+        <w:jc w:val="center"/>
+        <w:rPr>
+          <w:rFonts w:hint="default"/>
+          <w:lang w:val="en-US"/>
+        </w:rPr>
+      </w:pPr>
+      <w:r>
+        <w:rPr>
+          <w:rFonts w:hint="default"/>
+          <w:lang w:val="ru-RU"/>
+        </w:rPr>
+        <w:t xml:space="preserve">Рисунок 35 –– Создание таблицы </w:t>
+      </w:r>
+      <w:r>
+        <w:rPr>
+          <w:rFonts w:hint="default"/>
+          <w:lang w:val="en-US"/>
+        </w:rPr>
+        <w:t>attendance</w:t>
+      </w:r>
+    </w:p>
+    <w:p>
+      <w:pPr>
+        <w:spacing w:line="360" w:lineRule="auto"/>
+        <w:jc w:val="both"/>
+        <w:rPr>
+          <w:rFonts w:hint="default"/>
+          <w:lang w:val="en-US"/>
+        </w:rPr>
+      </w:pPr>
+      <w:r>
+        <w:drawing>
+          <wp:inline distT="0" distB="0" distL="114300" distR="114300">
+            <wp:extent cx="6024245" cy="1773555"/>
+            <wp:effectExtent l="0" t="0" r="10795" b="9525"/>
+            <wp:docPr id="149" name="Изображение 11"/>
+            <wp:cNvGraphicFramePr>
+              <a:graphicFrameLocks xmlns:a="http://schemas.openxmlformats.org/drawingml/2006/main" noChangeAspect="1"/>
+            </wp:cNvGraphicFramePr>
+            <a:graphic xmlns:a="http://schemas.openxmlformats.org/drawingml/2006/main">
+              <a:graphicData uri="http://schemas.openxmlformats.org/drawingml/2006/picture">
+                <pic:pic xmlns:pic="http://schemas.openxmlformats.org/drawingml/2006/picture">
+                  <pic:nvPicPr>
+                    <pic:cNvPr id="149" name="Изображение 11"/>
+                    <pic:cNvPicPr>
+                      <a:picLocks noChangeAspect="1"/>
+                    </pic:cNvPicPr>
+                  </pic:nvPicPr>
+                  <pic:blipFill>
+                    <a:blip r:embed="rId59"/>
+                    <a:stretch>
+                      <a:fillRect/>
+                    </a:stretch>
+                  </pic:blipFill>
+                  <pic:spPr>
+                    <a:xfrm>
+                      <a:off x="0" y="0"/>
+                      <a:ext cx="6024245" cy="1773555"/>
+                    </a:xfrm>
+                    <a:prstGeom prst="rect">
+                      <a:avLst/>
+                    </a:prstGeom>
+                    <a:noFill/>
+                    <a:ln>
+                      <a:noFill/>
+                    </a:ln>
+                  </pic:spPr>
+                </pic:pic>
+              </a:graphicData>
+            </a:graphic>
+          </wp:inline>
+        </w:drawing>
+      </w:r>
+    </w:p>
+    <w:p>
+      <w:pPr>
+        <w:spacing w:line="360" w:lineRule="auto"/>
+        <w:jc w:val="center"/>
+        <w:rPr>
+          <w:rFonts w:hint="default"/>
+          <w:lang w:val="en-US"/>
+        </w:rPr>
+      </w:pPr>
+      <w:r>
+        <w:rPr>
+          <w:rFonts w:hint="default"/>
+          <w:lang w:val="ru-RU"/>
+        </w:rPr>
+        <w:t xml:space="preserve">Рисунок 36 –– Создание таблицы </w:t>
+      </w:r>
+      <w:r>
+        <w:rPr>
+          <w:rFonts w:hint="default"/>
+          <w:lang w:val="en-US"/>
+        </w:rPr>
+        <w:t>portfolio_student</w:t>
+      </w:r>
+    </w:p>
+    <w:p>
+      <w:pPr>
+        <w:spacing w:line="360" w:lineRule="auto"/>
+        <w:jc w:val="center"/>
+        <w:rPr>
+          <w:rFonts w:hint="default"/>
+          <w:lang w:val="en-US"/>
+        </w:rPr>
+      </w:pPr>
+    </w:p>
+    <w:p>
+      <w:pPr>
+        <w:spacing w:line="360" w:lineRule="auto"/>
+        <w:jc w:val="center"/>
+        <w:rPr>
+          <w:rFonts w:hint="default"/>
+          <w:lang w:val="en-US"/>
+        </w:rPr>
+      </w:pPr>
+    </w:p>
+    <w:p>
+      <w:pPr>
+        <w:spacing w:line="360" w:lineRule="auto"/>
+        <w:jc w:val="center"/>
+        <w:rPr>
+          <w:rFonts w:hint="default"/>
+          <w:lang w:val="en-US"/>
+        </w:rPr>
+      </w:pPr>
+    </w:p>
+    <w:p>
+      <w:pPr>
+        <w:spacing w:line="360" w:lineRule="auto"/>
         <w:ind w:firstLine="709"/>
         <w:rPr>
           <w:szCs w:val="28"/>
@@ -5352,7 +9743,7 @@
         <w:rPr>
           <w:szCs w:val="28"/>
         </w:rPr>
-        <w:t>По аналогии с предыдущими днями.</w:t>
+        <w:t>Выполнение задания 9 дня:</w:t>
       </w:r>
     </w:p>
     <w:p>
@@ -5360,38 +9751,349 @@
         <w:spacing w:line="360" w:lineRule="auto"/>
         <w:ind w:firstLine="709"/>
         <w:rPr>
-          <w:szCs w:val="28"/>
-        </w:rPr>
-      </w:pPr>
+          <w:rFonts w:hint="default"/>
+          <w:szCs w:val="28"/>
+          <w:lang w:val="ru-RU"/>
+        </w:rPr>
+      </w:pPr>
+      <w:r>
+        <w:rPr>
+          <w:rFonts w:hint="default"/>
+          <w:szCs w:val="28"/>
+          <w:lang w:val="ru-RU"/>
+        </w:rPr>
+        <w:t xml:space="preserve">На этом дне запускал проверку </w:t>
+      </w:r>
+      <w:r>
+        <w:rPr>
+          <w:rFonts w:hint="default"/>
+          <w:szCs w:val="28"/>
+          <w:lang w:val="en-US"/>
+        </w:rPr>
+        <w:t>flake8</w:t>
+      </w:r>
+      <w:r>
+        <w:rPr>
+          <w:rFonts w:hint="default"/>
+          <w:szCs w:val="28"/>
+          <w:lang w:val="ru-RU"/>
+        </w:rPr>
+        <w:t xml:space="preserve"> и нашел 4 ошибки</w:t>
+      </w:r>
+      <w:r>
+        <w:rPr>
+          <w:rFonts w:hint="default"/>
+          <w:szCs w:val="28"/>
+          <w:lang w:val="en-US"/>
+        </w:rPr>
+        <w:t xml:space="preserve"> W291</w:t>
+      </w:r>
+      <w:r>
+        <w:rPr>
+          <w:rFonts w:hint="default"/>
+          <w:szCs w:val="28"/>
+          <w:lang w:val="ru-RU"/>
+        </w:rPr>
+        <w:t xml:space="preserve"> в файле </w:t>
+      </w:r>
+      <w:r>
+        <w:rPr>
+          <w:rFonts w:hint="default"/>
+          <w:szCs w:val="28"/>
+          <w:lang w:val="en-US"/>
+        </w:rPr>
+        <w:t>register.py</w:t>
+      </w:r>
+      <w:r>
+        <w:rPr>
+          <w:rFonts w:hint="default"/>
+          <w:szCs w:val="28"/>
+          <w:lang w:val="ru-RU"/>
+        </w:rPr>
+        <w:t>,</w:t>
+      </w:r>
+      <w:r>
+        <w:rPr>
+          <w:rFonts w:hint="default"/>
+          <w:szCs w:val="28"/>
+          <w:lang w:val="en-US"/>
+        </w:rPr>
+        <w:t xml:space="preserve"> </w:t>
+      </w:r>
+      <w:r>
+        <w:rPr>
+          <w:rFonts w:hint="default"/>
+          <w:szCs w:val="28"/>
+          <w:lang w:val="ru-RU"/>
+        </w:rPr>
+        <w:t xml:space="preserve">Дальше исправил ошибки по комбинации горячих клавиш </w:t>
+      </w:r>
+      <w:r>
+        <w:rPr>
+          <w:rFonts w:hint="default"/>
+          <w:szCs w:val="28"/>
+          <w:lang w:val="en-US"/>
+        </w:rPr>
+        <w:t>shift+alt+f</w:t>
+      </w:r>
+      <w:r>
+        <w:rPr>
+          <w:rFonts w:hint="default"/>
+          <w:szCs w:val="28"/>
+          <w:lang w:val="ru-RU"/>
+        </w:rPr>
+        <w:t xml:space="preserve"> убрав пробелы смотреть на рисунке 37</w:t>
+      </w:r>
     </w:p>
     <w:p>
       <w:pPr>
         <w:spacing w:line="360" w:lineRule="auto"/>
         <w:ind w:firstLine="709"/>
-        <w:rPr>
-          <w:szCs w:val="28"/>
-        </w:rPr>
-      </w:pPr>
-      <w:r>
-        <w:rPr>
-          <w:szCs w:val="28"/>
-        </w:rPr>
-        <w:t>Выполнение задания 9 дня:</w:t>
+      </w:pPr>
+      <w:r>
+        <w:drawing>
+          <wp:inline distT="0" distB="0" distL="114300" distR="114300">
+            <wp:extent cx="5161915" cy="1022985"/>
+            <wp:effectExtent l="0" t="0" r="4445" b="13335"/>
+            <wp:docPr id="144" name="Изображение 6"/>
+            <wp:cNvGraphicFramePr>
+              <a:graphicFrameLocks xmlns:a="http://schemas.openxmlformats.org/drawingml/2006/main" noChangeAspect="1"/>
+            </wp:cNvGraphicFramePr>
+            <a:graphic xmlns:a="http://schemas.openxmlformats.org/drawingml/2006/main">
+              <a:graphicData uri="http://schemas.openxmlformats.org/drawingml/2006/picture">
+                <pic:pic xmlns:pic="http://schemas.openxmlformats.org/drawingml/2006/picture">
+                  <pic:nvPicPr>
+                    <pic:cNvPr id="144" name="Изображение 6"/>
+                    <pic:cNvPicPr>
+                      <a:picLocks noChangeAspect="1"/>
+                    </pic:cNvPicPr>
+                  </pic:nvPicPr>
+                  <pic:blipFill>
+                    <a:blip r:embed="rId60"/>
+                    <a:stretch>
+                      <a:fillRect/>
+                    </a:stretch>
+                  </pic:blipFill>
+                  <pic:spPr>
+                    <a:xfrm>
+                      <a:off x="0" y="0"/>
+                      <a:ext cx="5161915" cy="1022985"/>
+                    </a:xfrm>
+                    <a:prstGeom prst="rect">
+                      <a:avLst/>
+                    </a:prstGeom>
+                    <a:noFill/>
+                    <a:ln>
+                      <a:noFill/>
+                    </a:ln>
+                  </pic:spPr>
+                </pic:pic>
+              </a:graphicData>
+            </a:graphic>
+          </wp:inline>
+        </w:drawing>
       </w:r>
     </w:p>
     <w:p>
       <w:pPr>
         <w:spacing w:line="360" w:lineRule="auto"/>
         <w:ind w:firstLine="709"/>
-        <w:rPr>
-          <w:szCs w:val="28"/>
-        </w:rPr>
-      </w:pPr>
-      <w:r>
-        <w:rPr>
-          <w:szCs w:val="28"/>
-        </w:rPr>
-        <w:t>По аналогии с предыдущими днями.</w:t>
+        <w:jc w:val="center"/>
+        <w:rPr>
+          <w:rFonts w:hint="default"/>
+          <w:lang w:val="en-US"/>
+        </w:rPr>
+      </w:pPr>
+      <w:r>
+        <w:rPr>
+          <w:rFonts w:hint="default"/>
+          <w:lang w:val="ru-RU"/>
+        </w:rPr>
+        <w:t xml:space="preserve">Рисунок 37 </w:t>
+      </w:r>
+      <w:r>
+        <w:t>—</w:t>
+      </w:r>
+      <w:r>
+        <w:rPr>
+          <w:rFonts w:hint="default"/>
+          <w:lang w:val="ru-RU"/>
+        </w:rPr>
+        <w:t xml:space="preserve"> Исправление кода </w:t>
+      </w:r>
+      <w:r>
+        <w:rPr>
+          <w:rFonts w:hint="default"/>
+          <w:lang w:val="en-US"/>
+        </w:rPr>
+        <w:t>register.py</w:t>
+      </w:r>
+    </w:p>
+    <w:p>
+      <w:pPr>
+        <w:spacing w:line="360" w:lineRule="auto"/>
+        <w:ind w:firstLine="708" w:firstLineChars="0"/>
+        <w:jc w:val="both"/>
+        <w:rPr>
+          <w:rFonts w:hint="default"/>
+          <w:lang w:val="ru-RU"/>
+        </w:rPr>
+      </w:pPr>
+      <w:r>
+        <w:rPr>
+          <w:rFonts w:hint="default"/>
+          <w:lang w:val="ru-RU"/>
+        </w:rPr>
+        <w:t xml:space="preserve">В этом скриншоте я корректировал файл </w:t>
+      </w:r>
+      <w:r>
+        <w:rPr>
+          <w:rFonts w:hint="default"/>
+          <w:lang w:val="en-US"/>
+        </w:rPr>
+        <w:t>login.py</w:t>
+      </w:r>
+      <w:r>
+        <w:rPr>
+          <w:rFonts w:hint="default"/>
+          <w:lang w:val="ru-RU"/>
+        </w:rPr>
+        <w:t xml:space="preserve">, первая ошибка аналогично так же как в рисунке 37, а вот в ошибке </w:t>
+      </w:r>
+      <w:r>
+        <w:rPr>
+          <w:rFonts w:hint="default"/>
+          <w:lang w:val="en-US"/>
+        </w:rPr>
+        <w:t xml:space="preserve">W292 </w:t>
+      </w:r>
+      <w:r>
+        <w:rPr>
+          <w:rFonts w:hint="default"/>
+          <w:lang w:val="ru-RU"/>
+        </w:rPr>
+        <w:t>надо было добавить пустую строку без пробелов</w:t>
+      </w:r>
+    </w:p>
+    <w:p>
+      <w:pPr>
+        <w:spacing w:line="360" w:lineRule="auto"/>
+        <w:ind w:firstLine="709"/>
+        <w:jc w:val="center"/>
+        <w:rPr>
+          <w:rFonts w:hint="default"/>
+          <w:lang w:val="ru-RU"/>
+        </w:rPr>
+      </w:pPr>
+      <w:r>
+        <w:drawing>
+          <wp:inline distT="0" distB="0" distL="114300" distR="114300">
+            <wp:extent cx="5504815" cy="530860"/>
+            <wp:effectExtent l="0" t="0" r="12065" b="2540"/>
+            <wp:docPr id="53" name="Изображение 1"/>
+            <wp:cNvGraphicFramePr>
+              <a:graphicFrameLocks xmlns:a="http://schemas.openxmlformats.org/drawingml/2006/main" noChangeAspect="1"/>
+            </wp:cNvGraphicFramePr>
+            <a:graphic xmlns:a="http://schemas.openxmlformats.org/drawingml/2006/main">
+              <a:graphicData uri="http://schemas.openxmlformats.org/drawingml/2006/picture">
+                <pic:pic xmlns:pic="http://schemas.openxmlformats.org/drawingml/2006/picture">
+                  <pic:nvPicPr>
+                    <pic:cNvPr id="53" name="Изображение 1"/>
+                    <pic:cNvPicPr>
+                      <a:picLocks noChangeAspect="1"/>
+                    </pic:cNvPicPr>
+                  </pic:nvPicPr>
+                  <pic:blipFill>
+                    <a:blip r:embed="rId61"/>
+                    <a:stretch>
+                      <a:fillRect/>
+                    </a:stretch>
+                  </pic:blipFill>
+                  <pic:spPr>
+                    <a:xfrm>
+                      <a:off x="0" y="0"/>
+                      <a:ext cx="5504815" cy="530860"/>
+                    </a:xfrm>
+                    <a:prstGeom prst="rect">
+                      <a:avLst/>
+                    </a:prstGeom>
+                    <a:noFill/>
+                    <a:ln>
+                      <a:noFill/>
+                    </a:ln>
+                  </pic:spPr>
+                </pic:pic>
+              </a:graphicData>
+            </a:graphic>
+          </wp:inline>
+        </w:drawing>
+      </w:r>
+    </w:p>
+    <w:p>
+      <w:pPr>
+        <w:spacing w:line="360" w:lineRule="auto"/>
+        <w:ind w:firstLine="709"/>
+        <w:jc w:val="center"/>
+        <w:rPr>
+          <w:rFonts w:hint="default"/>
+          <w:lang w:val="ru-RU"/>
+        </w:rPr>
+      </w:pPr>
+      <w:r>
+        <w:rPr>
+          <w:rFonts w:hint="default"/>
+          <w:lang w:val="ru-RU"/>
+        </w:rPr>
+        <w:t xml:space="preserve">Рисунок 38 –– Исправление кода </w:t>
+      </w:r>
+      <w:r>
+        <w:rPr>
+          <w:rFonts w:hint="default"/>
+          <w:lang w:val="en-US"/>
+        </w:rPr>
+        <w:t>login.py</w:t>
+      </w:r>
+    </w:p>
+    <w:p>
+      <w:pPr>
+        <w:spacing w:line="360" w:lineRule="auto"/>
+        <w:ind w:firstLine="708" w:firstLineChars="0"/>
+        <w:jc w:val="both"/>
+        <w:rPr>
+          <w:rFonts w:hint="default"/>
+          <w:lang w:val="ru-RU"/>
+        </w:rPr>
+      </w:pPr>
+      <w:r>
+        <w:rPr>
+          <w:rFonts w:hint="default"/>
+          <w:lang w:val="ru-RU"/>
+        </w:rPr>
+        <w:t>Вывод: Сделал 9 таблиц</w:t>
+      </w:r>
+      <w:bookmarkStart w:id="10" w:name="_GoBack"/>
+      <w:bookmarkEnd w:id="10"/>
+      <w:r>
+        <w:rPr>
+          <w:rFonts w:hint="default"/>
+          <w:lang w:val="ru-RU"/>
+        </w:rPr>
+        <w:t xml:space="preserve"> в базе данных  и исправил коды программы по соответствии стандартам</w:t>
+      </w:r>
+    </w:p>
+    <w:p>
+      <w:pPr>
+        <w:spacing w:line="360" w:lineRule="auto"/>
+        <w:ind w:firstLine="709"/>
+        <w:rPr>
+          <w:szCs w:val="28"/>
+        </w:rPr>
+      </w:pPr>
+      <w:r>
+        <w:rPr>
+          <w:szCs w:val="28"/>
+        </w:rPr>
+        <w:t>Задание день 10-12:</w:t>
       </w:r>
     </w:p>
     <w:p>
@@ -5404,20 +10106,12 @@
           <w:szCs w:val="28"/>
         </w:rPr>
       </w:pPr>
-    </w:p>
-    <w:p>
-      <w:pPr>
-        <w:spacing w:line="360" w:lineRule="auto"/>
-        <w:ind w:firstLine="709"/>
-        <w:rPr>
-          <w:szCs w:val="28"/>
-        </w:rPr>
-      </w:pPr>
-      <w:r>
-        <w:rPr>
-          <w:szCs w:val="28"/>
-        </w:rPr>
-        <w:t>Задание день 10-12:</w:t>
+      <w:r>
+        <w:rPr>
+          <w:bCs/>
+          <w:szCs w:val="28"/>
+        </w:rPr>
+        <w:t>Этап 2: Интеграция с базой данных и Разработка Пользовательского Интерфейса (UI) (40% времени)</w:t>
       </w:r>
     </w:p>
     <w:p>
@@ -5435,7 +10129,7 @@
           <w:bCs/>
           <w:szCs w:val="28"/>
         </w:rPr>
-        <w:t>Этап 2: Интеграция с базой данных и Разработка Пользовательского Интерфейса (UI) (40% времени)</w:t>
+        <w:t>На этом этапе вы воплощаете логику и дизайн в функциональное приложение.</w:t>
       </w:r>
     </w:p>
     <w:p>
@@ -5453,7 +10147,21 @@
           <w:bCs/>
           <w:szCs w:val="28"/>
         </w:rPr>
-        <w:t>На этом этапе вы воплощаете логику и дизайн в функциональное приложение.</w:t>
+        <w:t>1.</w:t>
+      </w:r>
+      <w:r>
+        <w:rPr>
+          <w:bCs/>
+          <w:szCs w:val="28"/>
+        </w:rPr>
+        <w:tab/>
+      </w:r>
+      <w:r>
+        <w:rPr>
+          <w:bCs/>
+          <w:szCs w:val="28"/>
+        </w:rPr>
+        <w:t>Интеграция с базой данных (Активно):</w:t>
       </w:r>
     </w:p>
     <w:p>
@@ -5471,21 +10179,7 @@
           <w:bCs/>
           <w:szCs w:val="28"/>
         </w:rPr>
-        <w:t>1.</w:t>
-      </w:r>
-      <w:r>
-        <w:rPr>
-          <w:bCs/>
-          <w:szCs w:val="28"/>
-        </w:rPr>
-        <w:tab/>
-      </w:r>
-      <w:r>
-        <w:rPr>
-          <w:bCs/>
-          <w:szCs w:val="28"/>
-        </w:rPr>
-        <w:t>Интеграция с базой данных (Активно):</w:t>
+        <w:t>Задача: реализовать эффективное и безопасное взаимодействие приложения с разработанной в ТЗ базой данных.</w:t>
       </w:r>
     </w:p>
     <w:p>
@@ -5503,7 +10197,7 @@
           <w:bCs/>
           <w:szCs w:val="28"/>
         </w:rPr>
-        <w:t>Задача: реализовать эффективное и безопасное взаимодействие приложения с разработанной в ТЗ базой данных.</w:t>
+        <w:t xml:space="preserve">Действия: </w:t>
       </w:r>
     </w:p>
     <w:p>
@@ -5521,7 +10215,7 @@
           <w:bCs/>
           <w:szCs w:val="28"/>
         </w:rPr>
-        <w:t xml:space="preserve">Действия: </w:t>
+        <w:t>Соответствие ТЗ и ER-диаграмме: Все операции с БД должны строго соответствовать ER-диаграмме и принципам, описанным в разделе "Проектирование Базы Данных" вашего ТЗ.</w:t>
       </w:r>
     </w:p>
     <w:p>
@@ -5539,7 +10233,7 @@
           <w:bCs/>
           <w:szCs w:val="28"/>
         </w:rPr>
-        <w:t>Соответствие ТЗ и ER-диаграмме: Все операции с БД должны строго соответствовать ER-диаграмме и принципам, описанным в разделе "Проектирование Базы Данных" вашего ТЗ.</w:t>
+        <w:t>Подключение к СУБД: Настройте корректное подключение вашего приложения к СУБД, используя выбранный и обоснованный в ТЗ менеджер зависимостей для установки необходимых библиотек (pyodbc или pymssql).</w:t>
       </w:r>
     </w:p>
     <w:p>
@@ -5557,7 +10251,7 @@
           <w:bCs/>
           <w:szCs w:val="28"/>
         </w:rPr>
-        <w:t>Подключение к СУБД: Настройте корректное подключение вашего приложения к СУБД, используя выбранный и обоснованный в ТЗ менеджер зависимостей для установки необходимых библиотек (pyodbc или pymssql).</w:t>
+        <w:t xml:space="preserve">Реализация CRUD-операций: для всех сущностей (таблиц), определённых в вашей ER-диаграмме из ТЗ, реализуйте полный набор операций: </w:t>
       </w:r>
     </w:p>
     <w:p>
@@ -5575,7 +10269,7 @@
           <w:bCs/>
           <w:szCs w:val="28"/>
         </w:rPr>
-        <w:t xml:space="preserve">Реализация CRUD-операций: для всех сущностей (таблиц), определённых в вашей ER-диаграмме из ТЗ, реализуйте полный набор операций: </w:t>
+        <w:t>Create (создание новых записей)</w:t>
       </w:r>
     </w:p>
     <w:p>
@@ -5593,7 +10287,7 @@
           <w:bCs/>
           <w:szCs w:val="28"/>
         </w:rPr>
-        <w:t>Create (создание новых записей)</w:t>
+        <w:t>Read (чтение/получение данных, включая поиск и фильтрацию)</w:t>
       </w:r>
     </w:p>
     <w:p>
@@ -5611,7 +10305,7 @@
           <w:bCs/>
           <w:szCs w:val="28"/>
         </w:rPr>
-        <w:t>Read (чтение/получение данных, включая поиск и фильтрацию)</w:t>
+        <w:t>Update (обновление существующих записей)</w:t>
       </w:r>
     </w:p>
     <w:p>
@@ -5629,7 +10323,7 @@
           <w:bCs/>
           <w:szCs w:val="28"/>
         </w:rPr>
-        <w:t>Update (обновление существующих записей)</w:t>
+        <w:t>Delete (удаление записей)</w:t>
       </w:r>
     </w:p>
     <w:p>
@@ -5647,7 +10341,7 @@
           <w:bCs/>
           <w:szCs w:val="28"/>
         </w:rPr>
-        <w:t>Delete (удаление записей)</w:t>
+        <w:t xml:space="preserve">Использование ORM (Object-Relational Mapper) - Рекомендуется: </w:t>
       </w:r>
     </w:p>
     <w:p>
@@ -5665,7 +10359,7 @@
           <w:bCs/>
           <w:szCs w:val="28"/>
         </w:rPr>
-        <w:t xml:space="preserve">Использование ORM (Object-Relational Mapper) - Рекомендуется: </w:t>
+        <w:t>Внедрите SQLAlchemy (или другую выбранную ORM, если обосновано в ТЗ).</w:t>
       </w:r>
     </w:p>
     <w:p>
@@ -5683,7 +10377,7 @@
           <w:bCs/>
           <w:szCs w:val="28"/>
         </w:rPr>
-        <w:t>Внедрите SQLAlchemy (или другую выбранную ORM, если обосновано в ТЗ).</w:t>
+        <w:t>Создайте модели Python-классов, которые будут отображать ваши таблицы базы данных.</w:t>
       </w:r>
     </w:p>
     <w:p>
@@ -5701,7 +10395,7 @@
           <w:bCs/>
           <w:szCs w:val="28"/>
         </w:rPr>
-        <w:t>Создайте модели Python-классов, которые будут отображать ваши таблицы базы данных.</w:t>
+        <w:t>Продемонстрируйте возможности ORM: Используйте её для выполнения CRUD-операций. Постарайтесь показать, как ORM упрощает работу с запросами, транзакциями, а также как можно работать с "ленивой загрузкой" (lazy loading) связанных объектов (если применимо).</w:t>
       </w:r>
     </w:p>
     <w:p>
@@ -5719,7 +10413,7 @@
           <w:bCs/>
           <w:szCs w:val="28"/>
         </w:rPr>
-        <w:t>Продемонстрируйте возможности ORM: Используйте её для выполнения CRUD-операций. Постарайтесь показать, как ORM упрощает работу с запросами, транзакциями, а также как можно работать с "ленивой загрузкой" (lazy loading) связанных объектов (если применимо).</w:t>
+        <w:t xml:space="preserve">Безопасность SQL-запросов (Критично!): </w:t>
       </w:r>
     </w:p>
     <w:p>
@@ -5737,7 +10431,7 @@
           <w:bCs/>
           <w:szCs w:val="28"/>
         </w:rPr>
-        <w:t xml:space="preserve">Безопасность SQL-запросов (Критично!): </w:t>
+        <w:t>ЕСЛИ НЕ ИСПОЛЬЗУЕТСЯ ORM: ОБЯЗАТЕЛЬНО используйте параметризованные SQL-запросы для всех операций, где есть пользовательский ввод. Строго ЗАПРЕЩАЕТСЯ формировать SQL-запросы путём простой конкатенации строк с данными, полученными от пользователя, чтобы избежать SQL-инъекций.</w:t>
       </w:r>
     </w:p>
     <w:p>
@@ -5755,7 +10449,21 @@
           <w:bCs/>
           <w:szCs w:val="28"/>
         </w:rPr>
-        <w:t>ЕСЛИ НЕ ИСПОЛЬЗУЕТСЯ ORM: ОБЯЗАТЕЛЬНО используйте параметризованные SQL-запросы для всех операций, где есть пользовательский ввод. Строго ЗАПРЕЩАЕТСЯ формировать SQL-запросы путём простой конкатенации строк с данными, полученными от пользователя, чтобы избежать SQL-инъекций.</w:t>
+        <w:t>2.</w:t>
+      </w:r>
+      <w:r>
+        <w:rPr>
+          <w:bCs/>
+          <w:szCs w:val="28"/>
+        </w:rPr>
+        <w:tab/>
+      </w:r>
+      <w:r>
+        <w:rPr>
+          <w:bCs/>
+          <w:szCs w:val="28"/>
+        </w:rPr>
+        <w:t>Разработка Пользовательского Интерфейса (UI) (Активно):</w:t>
       </w:r>
     </w:p>
     <w:p>
@@ -5773,21 +10481,7 @@
           <w:bCs/>
           <w:szCs w:val="28"/>
         </w:rPr>
-        <w:t>2.</w:t>
-      </w:r>
-      <w:r>
-        <w:rPr>
-          <w:bCs/>
-          <w:szCs w:val="28"/>
-        </w:rPr>
-        <w:tab/>
-      </w:r>
-      <w:r>
-        <w:rPr>
-          <w:bCs/>
-          <w:szCs w:val="28"/>
-        </w:rPr>
-        <w:t>Разработка Пользовательского Интерфейса (UI) (Активно):</w:t>
+        <w:t>Задача: Воплотить утвержденные макеты из Figma в функциональный интерфейс, который взаимодействует с бизнес-логикой и базой данных.</w:t>
       </w:r>
     </w:p>
     <w:p>
@@ -5805,7 +10499,7 @@
           <w:bCs/>
           <w:szCs w:val="28"/>
         </w:rPr>
-        <w:t>Задача: Воплотить утвержденные макеты из Figma в функциональный интерфейс, который взаимодействует с бизнес-логикой и базой данных.</w:t>
+        <w:t xml:space="preserve">Действия: </w:t>
       </w:r>
     </w:p>
     <w:p>
@@ -5823,7 +10517,7 @@
           <w:bCs/>
           <w:szCs w:val="28"/>
         </w:rPr>
-        <w:t xml:space="preserve">Действия: </w:t>
+        <w:t>Строгое соответствие UI/UX макетам из Figma: Реализация UI должна максимально точно соответствовать разработанным и утвержденным макетам (мок-апам) из Figma по расположению элементов, цветам, шрифтам, иконкам и общей навигации.</w:t>
       </w:r>
     </w:p>
     <w:p>
@@ -5841,7 +10535,7 @@
           <w:bCs/>
           <w:szCs w:val="28"/>
         </w:rPr>
-        <w:t>Строгое соответствие UI/UX макетам из Figma: Реализация UI должна максимально точно соответствовать разработанным и утвержденным макетам (мок-апам) из Figma по расположению элементов, цветам, шрифтам, иконкам и общей навигации.</w:t>
+        <w:t>Реализация UI на выбранной GUI-библиотеке: Используйте ту GUI-библиотеку, которую вы выбрали и обосновали в ТЗ (Tkinter, PyQt, Kivy и т.д.).</w:t>
       </w:r>
     </w:p>
     <w:p>
@@ -5859,7 +10553,7 @@
           <w:bCs/>
           <w:szCs w:val="28"/>
         </w:rPr>
-        <w:t>Реализация UI на выбранной GUI-библиотеке: Используйте ту GUI-библиотеку, которую вы выбрали и обосновали в ТЗ (Tkinter, PyQt, Kivy и т.д.).</w:t>
+        <w:t>Привязка UI к бизнес-логике и БД: Убедитесь, что все интерактивные элементы UI (кнопки, поля ввода, списки) правильно вызывают соответствующие функции бизнес-логики и отображают/сохраняют данные из базы данных.</w:t>
       </w:r>
     </w:p>
     <w:p>
@@ -5877,7 +10571,7 @@
           <w:bCs/>
           <w:szCs w:val="28"/>
         </w:rPr>
-        <w:t>Привязка UI к бизнес-логике и БД: Убедитесь, что все интерактивные элементы UI (кнопки, поля ввода, списки) правильно вызывают соответствующие функции бизнес-логики и отображают/сохраняют данные из базы данных.</w:t>
+        <w:t xml:space="preserve">Разделение логики (Важно!): </w:t>
       </w:r>
     </w:p>
     <w:p>
@@ -5895,7 +10589,7 @@
           <w:bCs/>
           <w:szCs w:val="28"/>
         </w:rPr>
-        <w:t xml:space="preserve">Разделение логики (Важно!): </w:t>
+        <w:t>Строго отделяйте логику пользовательского интерфейса (как элементы выглядят и реагируют на действия пользователя) от бизнес-логики (правила и операции приложения) и логики доступа к данным (взаимодействие с БД).</w:t>
       </w:r>
     </w:p>
     <w:p>
@@ -5913,7 +10607,7 @@
           <w:bCs/>
           <w:szCs w:val="28"/>
         </w:rPr>
-        <w:t>Строго отделяйте логику пользовательского интерфейса (как элементы выглядят и реагируют на действия пользователя) от бизнес-логики (правила и операции приложения) и логики доступа к данным (взаимодействие с БД).</w:t>
+        <w:t>Используйте паттерны (например, MVC, MVVM, MVP), чтобы обеспечить это разделение, как было концептуально описано в ТЗ. Это критично для тестируемости (можно тестировать бизнес-логику независимо от UI) и поддерживаемости (изменения в UI не должны ломать логику и наоборот).</w:t>
       </w:r>
     </w:p>
     <w:p>
@@ -5931,25 +10625,22 @@
           <w:bCs/>
           <w:szCs w:val="28"/>
         </w:rPr>
-        <w:t>Используйте паттерны (например, MVC, MVVM, MVP), чтобы обеспечить это разделение, как было концептуально описано в ТЗ. Это критично для тестируемости (можно тестировать бизнес-логику независимо от UI) и поддерживаемости (изменения в UI не должны ломать логику и наоборот).</w:t>
+        <w:t>Корректное отображение и сохранение данных: Убедитесь, что данные из БД корректно отображаются в соответствующих полях и таблицах UI, а изменения, внесённые через UI, успешно сохраняются в базе данных.</w:t>
       </w:r>
     </w:p>
     <w:p>
       <w:pPr>
         <w:spacing w:line="360" w:lineRule="auto"/>
         <w:ind w:firstLine="709"/>
-        <w:jc w:val="both"/>
-        <w:rPr>
-          <w:bCs/>
-          <w:szCs w:val="28"/>
-        </w:rPr>
-      </w:pPr>
-      <w:r>
-        <w:rPr>
-          <w:bCs/>
-          <w:szCs w:val="28"/>
-        </w:rPr>
-        <w:t>Корректное отображение и сохранение данных: Убедитесь, что данные из БД корректно отображаются в соответствующих полях и таблицах UI, а изменения, внесённые через UI, успешно сохраняются в базе данных.</w:t>
+        <w:rPr>
+          <w:szCs w:val="28"/>
+        </w:rPr>
+      </w:pPr>
+      <w:r>
+        <w:rPr>
+          <w:szCs w:val="28"/>
+        </w:rPr>
+        <w:t>Выполнение задания 10 дня:</w:t>
       </w:r>
     </w:p>
     <w:p>
@@ -5964,7 +10655,7 @@
         <w:rPr>
           <w:szCs w:val="28"/>
         </w:rPr>
-        <w:t>Выполнение задания 10 дня:</w:t>
+        <w:t>По аналогии с предыдущими днями.</w:t>
       </w:r>
     </w:p>
     <w:p>
@@ -5975,6 +10666,30 @@
           <w:szCs w:val="28"/>
         </w:rPr>
       </w:pPr>
+    </w:p>
+    <w:p>
+      <w:pPr>
+        <w:spacing w:line="360" w:lineRule="auto"/>
+        <w:ind w:firstLine="709"/>
+        <w:rPr>
+          <w:szCs w:val="28"/>
+        </w:rPr>
+      </w:pPr>
+      <w:r>
+        <w:rPr>
+          <w:szCs w:val="28"/>
+        </w:rPr>
+        <w:t>Выполнение задания 11 дня:</w:t>
+      </w:r>
+    </w:p>
+    <w:p>
+      <w:pPr>
+        <w:spacing w:line="360" w:lineRule="auto"/>
+        <w:ind w:firstLine="709"/>
+        <w:rPr>
+          <w:szCs w:val="28"/>
+        </w:rPr>
+      </w:pPr>
       <w:r>
         <w:rPr>
           <w:szCs w:val="28"/>
@@ -6003,7 +10718,7 @@
         <w:rPr>
           <w:szCs w:val="28"/>
         </w:rPr>
-        <w:t>Выполнение задания 11 дня:</w:t>
+        <w:t>Выполнение задания 12 дня:</w:t>
       </w:r>
     </w:p>
     <w:p>
@@ -6020,78 +10735,6 @@
         </w:rPr>
         <w:t>По аналогии с предыдущими днями.</w:t>
       </w:r>
-    </w:p>
-    <w:p>
-      <w:pPr>
-        <w:spacing w:line="360" w:lineRule="auto"/>
-        <w:ind w:firstLine="709"/>
-        <w:rPr>
-          <w:szCs w:val="28"/>
-        </w:rPr>
-      </w:pPr>
-    </w:p>
-    <w:p>
-      <w:pPr>
-        <w:spacing w:line="360" w:lineRule="auto"/>
-        <w:ind w:firstLine="709"/>
-        <w:rPr>
-          <w:szCs w:val="28"/>
-        </w:rPr>
-      </w:pPr>
-      <w:r>
-        <w:rPr>
-          <w:szCs w:val="28"/>
-        </w:rPr>
-        <w:t>Выполнение задания 12 дня:</w:t>
-      </w:r>
-    </w:p>
-    <w:p>
-      <w:pPr>
-        <w:spacing w:line="360" w:lineRule="auto"/>
-        <w:ind w:firstLine="709"/>
-        <w:rPr>
-          <w:szCs w:val="28"/>
-        </w:rPr>
-      </w:pPr>
-      <w:r>
-        <w:rPr>
-          <w:szCs w:val="28"/>
-        </w:rPr>
-        <w:t>По аналогии с предыдущими днями.</w:t>
-      </w:r>
-    </w:p>
-    <w:p>
-      <w:pPr>
-        <w:spacing w:line="360" w:lineRule="auto"/>
-        <w:ind w:firstLine="709"/>
-        <w:rPr>
-          <w:szCs w:val="28"/>
-        </w:rPr>
-      </w:pPr>
-    </w:p>
-    <w:p>
-      <w:pPr>
-        <w:spacing w:line="360" w:lineRule="auto"/>
-        <w:ind w:firstLine="709"/>
-        <w:rPr>
-          <w:szCs w:val="28"/>
-        </w:rPr>
-      </w:pPr>
-      <w:r>
-        <w:rPr>
-          <w:szCs w:val="28"/>
-        </w:rPr>
-        <w:t>Вывод: был реализован функционал приложения строго в соответствии с разработанными и утвержденным ТЗ, а также обязательно используя макеты из Figma и выбранные технологии.</w:t>
-      </w:r>
-    </w:p>
-    <w:p>
-      <w:pPr>
-        <w:spacing w:line="360" w:lineRule="auto"/>
-        <w:ind w:firstLine="709"/>
-        <w:rPr>
-          <w:szCs w:val="28"/>
-        </w:rPr>
-      </w:pPr>
     </w:p>
     <w:p>
       <w:pPr>
@@ -6123,6 +10766,12 @@
           <w:docGrid w:linePitch="360" w:charSpace="0"/>
         </w:sectPr>
       </w:pPr>
+      <w:r>
+        <w:rPr>
+          <w:szCs w:val="28"/>
+        </w:rPr>
+        <w:t>Вывод: был реализован функционал приложения строго в соответствии с разработанными и утвержденным ТЗ, а также обязательно используя макеты из Figma и выбранные технологии.</w:t>
+      </w:r>
     </w:p>
     <w:p/>
     <w:p/>
@@ -6143,23 +10792,27 @@
     <w:p/>
     <w:p/>
     <w:p/>
-    <w:p/>
+    <w:p>
+      <w:r>
+        <w:t xml:space="preserve">                                                                                        </w:t>
+      </w:r>
+    </w:p>
     <w:p>
       <w:pPr>
         <w:pStyle w:val="2"/>
         <w:spacing w:line="480" w:lineRule="auto"/>
       </w:pPr>
-      <w:bookmarkStart w:id="8" w:name="_Toc163743753"/>
-      <w:bookmarkStart w:id="9" w:name="_Toc210044868"/>
+      <w:bookmarkStart w:id="8" w:name="_Toc210044868"/>
+      <w:bookmarkStart w:id="9" w:name="_Toc163743753"/>
       <w:r>
         <w:t>ПРИЛОЖЕНИЯ</w:t>
       </w:r>
       <w:bookmarkEnd w:id="8"/>
       <w:bookmarkEnd w:id="9"/>
-    </w:p>
-    <w:p/>
-    <w:p/>
-    <w:p/>
+      <w:r>
+        <w:t xml:space="preserve"> А</w:t>
+      </w:r>
+    </w:p>
     <w:p/>
     <w:p/>
     <w:p/>
@@ -7031,7 +11684,7 @@
     </w:p>
     <w:sdt>
       <w:sdtPr>
-        <w:id w:val="147460132"/>
+        <w:id w:val="147473920"/>
         <w:docPartObj>
           <w:docPartGallery w:val="Table of Contents"/>
           <w:docPartUnique/>
@@ -14839,7 +19492,6 @@
       </w:pPr>
       <w:r>
         <w:rPr>
-          <w:rFonts w:ascii="Times New Roman" w:hAnsi="Times New Roman"/>
           <w:b w:val="0"/>
           <w:i w:val="0"/>
           <w:caps w:val="0"/>
@@ -15009,7 +19661,6 @@
       </w:pPr>
       <w:r>
         <w:rPr>
-          <w:rFonts w:ascii="Times New Roman" w:hAnsi="Times New Roman"/>
           <w:b w:val="0"/>
           <w:i w:val="0"/>
           <w:caps w:val="0"/>
@@ -15337,7 +19988,6 @@
       </w:pPr>
       <w:r>
         <w:rPr>
-          <w:rFonts w:ascii="Times New Roman" w:hAnsi="Times New Roman"/>
           <w:b w:val="0"/>
           <w:i w:val="0"/>
           <w:caps w:val="0"/>
@@ -15387,7 +20037,6 @@
       </w:pPr>
       <w:r>
         <w:rPr>
-          <w:rFonts w:ascii="Times New Roman" w:hAnsi="Times New Roman"/>
           <w:b w:val="0"/>
           <w:i w:val="0"/>
           <w:caps w:val="0"/>
@@ -15972,8 +20621,8 @@
         </w:tblCellMar>
       </w:tblPr>
       <w:tblGrid>
-        <w:gridCol w:w="2456"/>
-        <w:gridCol w:w="7550"/>
+        <w:gridCol w:w="2454"/>
+        <w:gridCol w:w="7552"/>
       </w:tblGrid>
       <w:tr>
         <w:tblPrEx>
@@ -15989,7 +20638,7 @@
         </w:trPr>
         <w:tc>
           <w:tcPr>
-            <w:tcW w:w="2400" w:type="dxa"/>
+            <w:tcW w:w="2398" w:type="dxa"/>
             <w:tcBorders>
               <w:top w:val="single" w:color="000000" w:sz="6" w:space="0"/>
               <w:left w:val="single" w:color="000000" w:sz="6" w:space="0"/>
@@ -16030,7 +20679,7 @@
         </w:tc>
         <w:tc>
           <w:tcPr>
-            <w:tcW w:w="7379" w:type="dxa"/>
+            <w:tcW w:w="7381" w:type="dxa"/>
             <w:tcBorders>
               <w:top w:val="single" w:color="000000" w:sz="6" w:space="0"/>
               <w:left w:val="single" w:color="000000" w:sz="6" w:space="0"/>
@@ -16082,7 +20731,7 @@
         </w:tblPrEx>
         <w:tc>
           <w:tcPr>
-            <w:tcW w:w="2400" w:type="dxa"/>
+            <w:tcW w:w="2398" w:type="dxa"/>
             <w:tcBorders>
               <w:left w:val="single" w:color="000000" w:sz="6" w:space="0"/>
               <w:bottom w:val="single" w:color="000000" w:sz="6" w:space="0"/>
@@ -16122,7 +20771,7 @@
         </w:tc>
         <w:tc>
           <w:tcPr>
-            <w:tcW w:w="7379" w:type="dxa"/>
+            <w:tcW w:w="7381" w:type="dxa"/>
             <w:tcBorders>
               <w:left w:val="single" w:color="000000" w:sz="6" w:space="0"/>
               <w:bottom w:val="single" w:color="000000" w:sz="6" w:space="0"/>
@@ -16173,7 +20822,7 @@
         </w:tblPrEx>
         <w:tc>
           <w:tcPr>
-            <w:tcW w:w="2400" w:type="dxa"/>
+            <w:tcW w:w="2398" w:type="dxa"/>
             <w:tcBorders>
               <w:left w:val="single" w:color="000000" w:sz="6" w:space="0"/>
               <w:bottom w:val="single" w:color="000000" w:sz="6" w:space="0"/>
@@ -16213,7 +20862,7 @@
         </w:tc>
         <w:tc>
           <w:tcPr>
-            <w:tcW w:w="7379" w:type="dxa"/>
+            <w:tcW w:w="7381" w:type="dxa"/>
             <w:tcBorders>
               <w:left w:val="single" w:color="000000" w:sz="6" w:space="0"/>
               <w:bottom w:val="single" w:color="000000" w:sz="6" w:space="0"/>
@@ -16264,7 +20913,7 @@
         </w:tblPrEx>
         <w:tc>
           <w:tcPr>
-            <w:tcW w:w="2400" w:type="dxa"/>
+            <w:tcW w:w="2398" w:type="dxa"/>
             <w:tcBorders>
               <w:left w:val="single" w:color="000000" w:sz="6" w:space="0"/>
               <w:bottom w:val="single" w:color="000000" w:sz="6" w:space="0"/>
@@ -16304,7 +20953,7 @@
         </w:tc>
         <w:tc>
           <w:tcPr>
-            <w:tcW w:w="7379" w:type="dxa"/>
+            <w:tcW w:w="7381" w:type="dxa"/>
             <w:tcBorders>
               <w:left w:val="single" w:color="000000" w:sz="6" w:space="0"/>
               <w:bottom w:val="single" w:color="000000" w:sz="6" w:space="0"/>
@@ -16355,7 +21004,7 @@
         </w:tblPrEx>
         <w:tc>
           <w:tcPr>
-            <w:tcW w:w="2400" w:type="dxa"/>
+            <w:tcW w:w="2398" w:type="dxa"/>
             <w:tcBorders>
               <w:left w:val="single" w:color="000000" w:sz="6" w:space="0"/>
               <w:bottom w:val="single" w:color="000000" w:sz="6" w:space="0"/>
@@ -16395,7 +21044,7 @@
         </w:tc>
         <w:tc>
           <w:tcPr>
-            <w:tcW w:w="7379" w:type="dxa"/>
+            <w:tcW w:w="7381" w:type="dxa"/>
             <w:tcBorders>
               <w:left w:val="single" w:color="000000" w:sz="6" w:space="0"/>
               <w:bottom w:val="single" w:color="000000" w:sz="6" w:space="0"/>
@@ -16446,7 +21095,7 @@
         </w:tblPrEx>
         <w:tc>
           <w:tcPr>
-            <w:tcW w:w="2400" w:type="dxa"/>
+            <w:tcW w:w="2398" w:type="dxa"/>
             <w:tcBorders>
               <w:left w:val="single" w:color="000000" w:sz="6" w:space="0"/>
               <w:bottom w:val="single" w:color="000000" w:sz="6" w:space="0"/>
@@ -16486,7 +21135,7 @@
         </w:tc>
         <w:tc>
           <w:tcPr>
-            <w:tcW w:w="7379" w:type="dxa"/>
+            <w:tcW w:w="7381" w:type="dxa"/>
             <w:tcBorders>
               <w:left w:val="single" w:color="000000" w:sz="6" w:space="0"/>
               <w:bottom w:val="single" w:color="000000" w:sz="6" w:space="0"/>
@@ -16537,7 +21186,7 @@
         </w:tblPrEx>
         <w:tc>
           <w:tcPr>
-            <w:tcW w:w="2400" w:type="dxa"/>
+            <w:tcW w:w="2398" w:type="dxa"/>
             <w:tcBorders>
               <w:left w:val="single" w:color="000000" w:sz="6" w:space="0"/>
               <w:bottom w:val="single" w:color="000000" w:sz="6" w:space="0"/>
@@ -16577,7 +21226,7 @@
         </w:tc>
         <w:tc>
           <w:tcPr>
-            <w:tcW w:w="7379" w:type="dxa"/>
+            <w:tcW w:w="7381" w:type="dxa"/>
             <w:tcBorders>
               <w:left w:val="single" w:color="000000" w:sz="6" w:space="0"/>
               <w:bottom w:val="single" w:color="000000" w:sz="6" w:space="0"/>
@@ -16628,7 +21277,7 @@
         </w:tblPrEx>
         <w:tc>
           <w:tcPr>
-            <w:tcW w:w="2400" w:type="dxa"/>
+            <w:tcW w:w="2398" w:type="dxa"/>
             <w:tcBorders>
               <w:left w:val="single" w:color="000000" w:sz="6" w:space="0"/>
               <w:bottom w:val="single" w:color="000000" w:sz="6" w:space="0"/>
@@ -16668,7 +21317,7 @@
         </w:tc>
         <w:tc>
           <w:tcPr>
-            <w:tcW w:w="7379" w:type="dxa"/>
+            <w:tcW w:w="7381" w:type="dxa"/>
             <w:tcBorders>
               <w:left w:val="single" w:color="000000" w:sz="6" w:space="0"/>
               <w:bottom w:val="single" w:color="000000" w:sz="6" w:space="0"/>
@@ -16719,7 +21368,7 @@
         </w:tblPrEx>
         <w:tc>
           <w:tcPr>
-            <w:tcW w:w="2400" w:type="dxa"/>
+            <w:tcW w:w="2398" w:type="dxa"/>
             <w:tcBorders>
               <w:left w:val="single" w:color="000000" w:sz="6" w:space="0"/>
               <w:bottom w:val="single" w:color="000000" w:sz="6" w:space="0"/>
@@ -16759,7 +21408,7 @@
         </w:tc>
         <w:tc>
           <w:tcPr>
-            <w:tcW w:w="7379" w:type="dxa"/>
+            <w:tcW w:w="7381" w:type="dxa"/>
             <w:tcBorders>
               <w:left w:val="single" w:color="000000" w:sz="6" w:space="0"/>
               <w:bottom w:val="single" w:color="000000" w:sz="6" w:space="0"/>
@@ -16810,7 +21459,7 @@
         </w:tblPrEx>
         <w:tc>
           <w:tcPr>
-            <w:tcW w:w="2400" w:type="dxa"/>
+            <w:tcW w:w="2398" w:type="dxa"/>
             <w:tcBorders>
               <w:left w:val="single" w:color="000000" w:sz="6" w:space="0"/>
               <w:bottom w:val="single" w:color="000000" w:sz="6" w:space="0"/>
@@ -16850,7 +21499,7 @@
         </w:tc>
         <w:tc>
           <w:tcPr>
-            <w:tcW w:w="7379" w:type="dxa"/>
+            <w:tcW w:w="7381" w:type="dxa"/>
             <w:tcBorders>
               <w:left w:val="single" w:color="000000" w:sz="6" w:space="0"/>
               <w:bottom w:val="single" w:color="000000" w:sz="6" w:space="0"/>
@@ -16901,7 +21550,7 @@
         </w:tblPrEx>
         <w:tc>
           <w:tcPr>
-            <w:tcW w:w="2400" w:type="dxa"/>
+            <w:tcW w:w="2398" w:type="dxa"/>
             <w:tcBorders>
               <w:left w:val="single" w:color="000000" w:sz="6" w:space="0"/>
               <w:bottom w:val="single" w:color="000000" w:sz="6" w:space="0"/>
@@ -16941,7 +21590,7 @@
         </w:tc>
         <w:tc>
           <w:tcPr>
-            <w:tcW w:w="7379" w:type="dxa"/>
+            <w:tcW w:w="7381" w:type="dxa"/>
             <w:tcBorders>
               <w:left w:val="single" w:color="000000" w:sz="6" w:space="0"/>
               <w:bottom w:val="single" w:color="000000" w:sz="6" w:space="0"/>
@@ -16992,7 +21641,7 @@
         </w:tblPrEx>
         <w:tc>
           <w:tcPr>
-            <w:tcW w:w="2400" w:type="dxa"/>
+            <w:tcW w:w="2398" w:type="dxa"/>
             <w:tcBorders>
               <w:left w:val="single" w:color="000000" w:sz="6" w:space="0"/>
               <w:bottom w:val="single" w:color="000000" w:sz="6" w:space="0"/>
@@ -17032,7 +21681,7 @@
         </w:tc>
         <w:tc>
           <w:tcPr>
-            <w:tcW w:w="7379" w:type="dxa"/>
+            <w:tcW w:w="7381" w:type="dxa"/>
             <w:tcBorders>
               <w:left w:val="single" w:color="000000" w:sz="6" w:space="0"/>
               <w:bottom w:val="single" w:color="000000" w:sz="6" w:space="0"/>
@@ -20723,8 +25372,8 @@
         </w:tblCellMar>
       </w:tblPr>
       <w:tblGrid>
-        <w:gridCol w:w="1201"/>
-        <w:gridCol w:w="7054"/>
+        <w:gridCol w:w="1198"/>
+        <w:gridCol w:w="7057"/>
         <w:gridCol w:w="1751"/>
       </w:tblGrid>
       <w:tr>
@@ -20741,7 +25390,7 @@
         </w:trPr>
         <w:tc>
           <w:tcPr>
-            <w:tcW w:w="1174" w:type="dxa"/>
+            <w:tcW w:w="1171" w:type="dxa"/>
             <w:tcBorders>
               <w:top w:val="single" w:color="000000" w:sz="6" w:space="0"/>
               <w:left w:val="single" w:color="000000" w:sz="6" w:space="0"/>
@@ -20782,7 +25431,7 @@
         </w:tc>
         <w:tc>
           <w:tcPr>
-            <w:tcW w:w="6895" w:type="dxa"/>
+            <w:tcW w:w="6898" w:type="dxa"/>
             <w:tcBorders>
               <w:top w:val="single" w:color="000000" w:sz="6" w:space="0"/>
               <w:left w:val="single" w:color="000000" w:sz="6" w:space="0"/>
@@ -20875,7 +25524,7 @@
         </w:tblPrEx>
         <w:tc>
           <w:tcPr>
-            <w:tcW w:w="1174" w:type="dxa"/>
+            <w:tcW w:w="1171" w:type="dxa"/>
             <w:tcBorders>
               <w:left w:val="single" w:color="000000" w:sz="6" w:space="0"/>
               <w:bottom w:val="single" w:color="000000" w:sz="6" w:space="0"/>
@@ -20915,7 +25564,7 @@
         </w:tc>
         <w:tc>
           <w:tcPr>
-            <w:tcW w:w="6895" w:type="dxa"/>
+            <w:tcW w:w="6898" w:type="dxa"/>
             <w:tcBorders>
               <w:left w:val="single" w:color="000000" w:sz="6" w:space="0"/>
               <w:bottom w:val="single" w:color="000000" w:sz="6" w:space="0"/>
@@ -21006,7 +25655,7 @@
         </w:tblPrEx>
         <w:tc>
           <w:tcPr>
-            <w:tcW w:w="1174" w:type="dxa"/>
+            <w:tcW w:w="1171" w:type="dxa"/>
             <w:tcBorders>
               <w:left w:val="single" w:color="000000" w:sz="6" w:space="0"/>
               <w:bottom w:val="single" w:color="000000" w:sz="6" w:space="0"/>
@@ -21047,7 +25696,7 @@
         </w:tc>
         <w:tc>
           <w:tcPr>
-            <w:tcW w:w="6895" w:type="dxa"/>
+            <w:tcW w:w="6898" w:type="dxa"/>
             <w:tcBorders>
               <w:left w:val="single" w:color="000000" w:sz="6" w:space="0"/>
               <w:bottom w:val="single" w:color="000000" w:sz="6" w:space="0"/>
@@ -21139,7 +25788,7 @@
         </w:tblPrEx>
         <w:tc>
           <w:tcPr>
-            <w:tcW w:w="1174" w:type="dxa"/>
+            <w:tcW w:w="1171" w:type="dxa"/>
             <w:tcBorders>
               <w:left w:val="single" w:color="000000" w:sz="6" w:space="0"/>
               <w:bottom w:val="single" w:color="000000" w:sz="6" w:space="0"/>
@@ -21179,7 +25828,7 @@
         </w:tc>
         <w:tc>
           <w:tcPr>
-            <w:tcW w:w="6895" w:type="dxa"/>
+            <w:tcW w:w="6898" w:type="dxa"/>
             <w:tcBorders>
               <w:left w:val="single" w:color="000000" w:sz="6" w:space="0"/>
               <w:bottom w:val="single" w:color="000000" w:sz="6" w:space="0"/>
@@ -21270,7 +25919,7 @@
         </w:tblPrEx>
         <w:tc>
           <w:tcPr>
-            <w:tcW w:w="1174" w:type="dxa"/>
+            <w:tcW w:w="1171" w:type="dxa"/>
             <w:tcBorders>
               <w:left w:val="single" w:color="000000" w:sz="6" w:space="0"/>
               <w:bottom w:val="single" w:color="000000" w:sz="6" w:space="0"/>
@@ -21310,7 +25959,7 @@
         </w:tc>
         <w:tc>
           <w:tcPr>
-            <w:tcW w:w="6895" w:type="dxa"/>
+            <w:tcW w:w="6898" w:type="dxa"/>
             <w:tcBorders>
               <w:left w:val="single" w:color="000000" w:sz="6" w:space="0"/>
               <w:bottom w:val="single" w:color="000000" w:sz="6" w:space="0"/>
@@ -21401,7 +26050,7 @@
         </w:tblPrEx>
         <w:tc>
           <w:tcPr>
-            <w:tcW w:w="1174" w:type="dxa"/>
+            <w:tcW w:w="1171" w:type="dxa"/>
             <w:tcBorders>
               <w:left w:val="single" w:color="000000" w:sz="6" w:space="0"/>
               <w:bottom w:val="single" w:color="000000" w:sz="6" w:space="0"/>
@@ -21441,7 +26090,7 @@
         </w:tc>
         <w:tc>
           <w:tcPr>
-            <w:tcW w:w="6895" w:type="dxa"/>
+            <w:tcW w:w="6898" w:type="dxa"/>
             <w:tcBorders>
               <w:left w:val="single" w:color="000000" w:sz="6" w:space="0"/>
               <w:bottom w:val="single" w:color="000000" w:sz="6" w:space="0"/>
@@ -21532,7 +26181,7 @@
         </w:tblPrEx>
         <w:tc>
           <w:tcPr>
-            <w:tcW w:w="1174" w:type="dxa"/>
+            <w:tcW w:w="1171" w:type="dxa"/>
             <w:tcBorders>
               <w:left w:val="single" w:color="000000" w:sz="6" w:space="0"/>
               <w:bottom w:val="single" w:color="000000" w:sz="6" w:space="0"/>
@@ -21572,7 +26221,7 @@
         </w:tc>
         <w:tc>
           <w:tcPr>
-            <w:tcW w:w="6895" w:type="dxa"/>
+            <w:tcW w:w="6898" w:type="dxa"/>
             <w:tcBorders>
               <w:left w:val="single" w:color="000000" w:sz="6" w:space="0"/>
               <w:bottom w:val="single" w:color="000000" w:sz="6" w:space="0"/>
@@ -22724,7 +27373,7 @@
       <w:fldChar w:fldCharType="separate"/>
     </w:r>
     <w:r>
-      <w:t>20</w:t>
+      <w:t>32</w:t>
     </w:r>
     <w:r>
       <w:fldChar w:fldCharType="end"/>
@@ -22789,7 +27438,7 @@
       <w:fldChar w:fldCharType="separate"/>
     </w:r>
     <w:r>
-      <w:t>24</w:t>
+      <w:t>33</w:t>
     </w:r>
     <w:r>
       <w:fldChar w:fldCharType="end"/>
@@ -22831,7 +27480,7 @@
       <w:fldChar w:fldCharType="separate"/>
     </w:r>
     <w:r>
-      <w:t>26</w:t>
+      <w:t>46</w:t>
     </w:r>
     <w:r>
       <w:fldChar w:fldCharType="end"/>
@@ -22863,7 +27512,7 @@
       <w:fldChar w:fldCharType="separate"/>
     </w:r>
     <w:r>
-      <w:t>24</w:t>
+      <w:t>34</w:t>
     </w:r>
     <w:r>
       <w:fldChar w:fldCharType="end"/>
@@ -22914,7 +27563,7 @@
       <mc:AlternateContent>
         <mc:Choice Requires="wpg">
           <w:drawing>
-            <wp:anchor distT="13335" distB="12065" distL="13335" distR="12065" simplePos="0" relativeHeight="251659264" behindDoc="1" locked="0" layoutInCell="0" allowOverlap="1">
+            <wp:anchor distT="12700" distB="12700" distL="12700" distR="13335" simplePos="0" relativeHeight="251659264" behindDoc="1" locked="0" layoutInCell="0" allowOverlap="1">
               <wp:simplePos x="0" y="0"/>
               <wp:positionH relativeFrom="page">
                 <wp:posOffset>683895</wp:posOffset>
@@ -22922,8 +27571,8 @@
               <wp:positionV relativeFrom="page">
                 <wp:posOffset>236220</wp:posOffset>
               </wp:positionV>
-              <wp:extent cx="6586220" cy="10186670"/>
-              <wp:effectExtent l="13335" t="13335" r="12065" b="12065"/>
+              <wp:extent cx="6584950" cy="10184765"/>
+              <wp:effectExtent l="12700" t="12700" r="13335" b="12700"/>
               <wp:wrapNone/>
               <wp:docPr id="3" name="Группа 54"/>
               <wp:cNvGraphicFramePr/>
@@ -22934,9 +27583,9 @@
                     <wpg:grpSpPr>
                       <a:xfrm>
                         <a:off x="0" y="0"/>
-                        <a:ext cx="6586200" cy="10186560"/>
+                        <a:ext cx="6585120" cy="10184760"/>
                         <a:chOff x="0" y="0"/>
-                        <a:chExt cx="6586200" cy="10186560"/>
+                        <a:chExt cx="6585120" cy="10184760"/>
                       </a:xfrm>
                     </wpg:grpSpPr>
                     <wps:wsp>
@@ -22945,7 +27594,7 @@
                       <wps:spPr>
                         <a:xfrm>
                           <a:off x="0" y="0"/>
-                          <a:ext cx="6586200" cy="10186560"/>
+                          <a:ext cx="6584400" cy="10184760"/>
                         </a:xfrm>
                         <a:prstGeom prst="rect">
                           <a:avLst/>
@@ -23266,7 +27915,7 @@
                       <wps:spPr>
                         <a:xfrm>
                           <a:off x="17640" y="9125640"/>
-                          <a:ext cx="288360" cy="154800"/>
+                          <a:ext cx="286560" cy="153000"/>
                         </a:xfrm>
                         <a:prstGeom prst="rect">
                           <a:avLst/>
@@ -23317,7 +27966,7 @@
                       <wps:spPr>
                         <a:xfrm>
                           <a:off x="345960" y="9125640"/>
-                          <a:ext cx="360000" cy="154800"/>
+                          <a:ext cx="358200" cy="153000"/>
                         </a:xfrm>
                         <a:prstGeom prst="rect">
                           <a:avLst/>
@@ -23368,7 +28017,7 @@
                       <wps:spPr>
                         <a:xfrm>
                           <a:off x="746640" y="9125640"/>
-                          <a:ext cx="845280" cy="154800"/>
+                          <a:ext cx="843120" cy="153000"/>
                         </a:xfrm>
                         <a:prstGeom prst="rect">
                           <a:avLst/>
@@ -23419,7 +28068,7 @@
                       <wps:spPr>
                         <a:xfrm>
                           <a:off x="1641600" y="9125640"/>
-                          <a:ext cx="502920" cy="154800"/>
+                          <a:ext cx="501120" cy="153000"/>
                         </a:xfrm>
                         <a:prstGeom prst="rect">
                           <a:avLst/>
@@ -23470,7 +28119,7 @@
                       <wps:spPr>
                         <a:xfrm>
                           <a:off x="2175480" y="9125640"/>
-                          <a:ext cx="326880" cy="154800"/>
+                          <a:ext cx="325080" cy="153000"/>
                         </a:xfrm>
                         <a:prstGeom prst="rect">
                           <a:avLst/>
@@ -23521,7 +28170,7 @@
                       <wps:spPr>
                         <a:xfrm>
                           <a:off x="5247720" y="9301320"/>
-                          <a:ext cx="483120" cy="154800"/>
+                          <a:ext cx="481320" cy="153000"/>
                         </a:xfrm>
                         <a:prstGeom prst="rect">
                           <a:avLst/>
@@ -23572,7 +28221,7 @@
                       <wps:spPr>
                         <a:xfrm>
                           <a:off x="5247720" y="9487440"/>
-                          <a:ext cx="483120" cy="235080"/>
+                          <a:ext cx="481320" cy="232920"/>
                         </a:xfrm>
                         <a:prstGeom prst="rect">
                           <a:avLst/>
@@ -23622,7 +28271,7 @@
                       <wps:spPr>
                         <a:xfrm>
                           <a:off x="2556360" y="8906040"/>
-                          <a:ext cx="4003200" cy="240840"/>
+                          <a:ext cx="4001040" cy="238680"/>
                         </a:xfrm>
                         <a:prstGeom prst="rect">
                           <a:avLst/>
@@ -23837,9 +28486,9 @@
                       <wpg:grpSpPr>
                         <a:xfrm>
                           <a:off x="12600" y="9306720"/>
-                          <a:ext cx="1579320" cy="155520"/>
+                          <a:ext cx="1577520" cy="153720"/>
                           <a:chOff x="0" y="0"/>
-                          <a:chExt cx="0" cy="0"/>
+                          <a:chExt cx="1577520" cy="153720"/>
                         </a:xfrm>
                       </wpg:grpSpPr>
                       <wps:wsp>
@@ -23848,7 +28497,7 @@
                         <wps:spPr>
                           <a:xfrm>
                             <a:off x="0" y="0"/>
-                            <a:ext cx="698040" cy="155520"/>
+                            <a:ext cx="695880" cy="153720"/>
                           </a:xfrm>
                           <a:prstGeom prst="rect">
                             <a:avLst/>
@@ -23898,7 +28547,7 @@
                         <wps:spPr>
                           <a:xfrm>
                             <a:off x="734040" y="0"/>
-                            <a:ext cx="845280" cy="155520"/>
+                            <a:ext cx="843120" cy="153720"/>
                           </a:xfrm>
                           <a:prstGeom prst="rect">
                             <a:avLst/>
@@ -23954,9 +28603,9 @@
                       <wpg:grpSpPr>
                         <a:xfrm>
                           <a:off x="12600" y="9483120"/>
-                          <a:ext cx="1579320" cy="154800"/>
+                          <a:ext cx="1577520" cy="153000"/>
                           <a:chOff x="0" y="0"/>
-                          <a:chExt cx="0" cy="0"/>
+                          <a:chExt cx="1577520" cy="153000"/>
                         </a:xfrm>
                       </wpg:grpSpPr>
                       <wps:wsp>
@@ -23965,7 +28614,7 @@
                         <wps:spPr>
                           <a:xfrm>
                             <a:off x="0" y="0"/>
-                            <a:ext cx="698040" cy="154800"/>
+                            <a:ext cx="695880" cy="153000"/>
                           </a:xfrm>
                           <a:prstGeom prst="rect">
                             <a:avLst/>
@@ -24015,7 +28664,7 @@
                         <wps:spPr>
                           <a:xfrm>
                             <a:off x="734040" y="0"/>
-                            <a:ext cx="845280" cy="154800"/>
+                            <a:ext cx="843120" cy="153000"/>
                           </a:xfrm>
                           <a:prstGeom prst="rect">
                             <a:avLst/>
@@ -24069,9 +28718,9 @@
                       <wpg:grpSpPr>
                         <a:xfrm>
                           <a:off x="12600" y="9664200"/>
-                          <a:ext cx="1579320" cy="154800"/>
+                          <a:ext cx="1577520" cy="153000"/>
                           <a:chOff x="0" y="0"/>
-                          <a:chExt cx="0" cy="0"/>
+                          <a:chExt cx="1577520" cy="153000"/>
                         </a:xfrm>
                       </wpg:grpSpPr>
                       <wps:wsp>
@@ -24080,7 +28729,7 @@
                         <wps:spPr>
                           <a:xfrm>
                             <a:off x="0" y="0"/>
-                            <a:ext cx="698040" cy="154800"/>
+                            <a:ext cx="695880" cy="153000"/>
                           </a:xfrm>
                           <a:prstGeom prst="rect">
                             <a:avLst/>
@@ -24130,7 +28779,7 @@
                         <wps:spPr>
                           <a:xfrm>
                             <a:off x="734040" y="0"/>
-                            <a:ext cx="845280" cy="154800"/>
+                            <a:ext cx="843120" cy="153000"/>
                           </a:xfrm>
                           <a:prstGeom prst="rect">
                             <a:avLst/>
@@ -24183,9 +28832,9 @@
                       <wpg:grpSpPr>
                         <a:xfrm>
                           <a:off x="12600" y="9839880"/>
-                          <a:ext cx="1579320" cy="155520"/>
+                          <a:ext cx="1577520" cy="153720"/>
                           <a:chOff x="0" y="0"/>
-                          <a:chExt cx="0" cy="0"/>
+                          <a:chExt cx="1577520" cy="153720"/>
                         </a:xfrm>
                       </wpg:grpSpPr>
                       <wps:wsp>
@@ -24194,7 +28843,7 @@
                         <wps:spPr>
                           <a:xfrm>
                             <a:off x="0" y="0"/>
-                            <a:ext cx="698040" cy="155520"/>
+                            <a:ext cx="695880" cy="153720"/>
                           </a:xfrm>
                           <a:prstGeom prst="rect">
                             <a:avLst/>
@@ -24244,7 +28893,7 @@
                         <wps:spPr>
                           <a:xfrm>
                             <a:off x="734040" y="0"/>
-                            <a:ext cx="845280" cy="155520"/>
+                            <a:ext cx="843120" cy="153720"/>
                           </a:xfrm>
                           <a:prstGeom prst="rect">
                             <a:avLst/>
@@ -24290,9 +28939,9 @@
                       <wpg:grpSpPr>
                         <a:xfrm>
                           <a:off x="12600" y="10015920"/>
-                          <a:ext cx="1579320" cy="154800"/>
+                          <a:ext cx="1577520" cy="153000"/>
                           <a:chOff x="0" y="0"/>
-                          <a:chExt cx="0" cy="0"/>
+                          <a:chExt cx="1577520" cy="153000"/>
                         </a:xfrm>
                       </wpg:grpSpPr>
                       <wps:wsp>
@@ -24301,7 +28950,7 @@
                         <wps:spPr>
                           <a:xfrm>
                             <a:off x="0" y="0"/>
-                            <a:ext cx="698040" cy="154800"/>
+                            <a:ext cx="695880" cy="153000"/>
                           </a:xfrm>
                           <a:prstGeom prst="rect">
                             <a:avLst/>
@@ -24351,7 +29000,7 @@
                         <wps:spPr>
                           <a:xfrm>
                             <a:off x="734040" y="0"/>
-                            <a:ext cx="845280" cy="154800"/>
+                            <a:ext cx="843120" cy="153000"/>
                           </a:xfrm>
                           <a:prstGeom prst="rect">
                             <a:avLst/>
@@ -24429,7 +29078,7 @@
                       <wps:spPr>
                         <a:xfrm>
                           <a:off x="2565360" y="9330120"/>
-                          <a:ext cx="2070000" cy="817200"/>
+                          <a:ext cx="2068200" cy="815400"/>
                         </a:xfrm>
                         <a:prstGeom prst="rect">
                           <a:avLst/>
@@ -24576,7 +29225,7 @@
                       <wps:spPr>
                         <a:xfrm>
                           <a:off x="4709160" y="9301320"/>
-                          <a:ext cx="483120" cy="154800"/>
+                          <a:ext cx="481320" cy="153000"/>
                         </a:xfrm>
                         <a:prstGeom prst="rect">
                           <a:avLst/>
@@ -24627,7 +29276,7 @@
                       <wps:spPr>
                         <a:xfrm>
                           <a:off x="5790600" y="9301320"/>
-                          <a:ext cx="763920" cy="154800"/>
+                          <a:ext cx="762120" cy="153000"/>
                         </a:xfrm>
                         <a:prstGeom prst="rect">
                           <a:avLst/>
@@ -24678,7 +29327,7 @@
                       <wps:spPr>
                         <a:xfrm>
                           <a:off x="5803920" y="9473400"/>
-                          <a:ext cx="763920" cy="316080"/>
+                          <a:ext cx="762120" cy="314280"/>
                         </a:xfrm>
                         <a:prstGeom prst="rect">
                           <a:avLst/>
@@ -24786,7 +29435,7 @@
                       <wps:spPr>
                         <a:xfrm>
                           <a:off x="4709160" y="9792360"/>
-                          <a:ext cx="1845360" cy="221760"/>
+                          <a:ext cx="1843560" cy="219600"/>
                         </a:xfrm>
                         <a:prstGeom prst="rect">
                           <a:avLst/>
@@ -24832,9 +29481,9 @@
         </mc:Choice>
         <mc:Fallback>
           <w:pict>
-            <v:group id="Группа 54" o:spid="_x0000_s1026" o:spt="203" style="position:absolute;left:0pt;margin-left:53.85pt;margin-top:18.6pt;height:802.1pt;width:518.6pt;mso-position-horizontal-relative:page;mso-position-vertical-relative:page;z-index:-251657216;mso-width-relative:page;mso-height-relative:page;" coordsize="6586200,10186560" o:allowincell="f" o:gfxdata="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">
+            <v:group id="Группа 54" o:spid="_x0000_s1026" o:spt="203" style="position:absolute;left:0pt;margin-left:53.85pt;margin-top:18.6pt;height:801.95pt;width:518.5pt;mso-position-horizontal-relative:page;mso-position-vertical-relative:page;z-index:-251657216;mso-width-relative:page;mso-height-relative:page;" coordsize="6585120,10184760" o:allowincell="f" o:gfxdata="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">
               <o:lock v:ext="edit" aspectratio="f"/>
-              <v:rect id="Rectangle 53" o:spid="_x0000_s1026" o:spt="1" style="position:absolute;left:0;top:0;height:10186560;width:6586200;" filled="f" stroked="t" coordsize="21600,21600" o:gfxdata="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">
+              <v:rect id="Rectangle 53" o:spid="_x0000_s1026" o:spt="1" style="position:absolute;left:0;top:0;height:10184760;width:6584400;" filled="f" stroked="t" coordsize="21600,21600" o:gfxdata="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">
                 <v:fill on="f" focussize="0,0"/>
                 <v:stroke weight="2pt" color="#000000" joinstyle="miter"/>
                 <v:imagedata o:title=""/>
@@ -24894,7 +29543,7 @@
                 <v:imagedata o:title=""/>
                 <o:lock v:ext="edit" aspectratio="f"/>
               </v:line>
-              <v:rect id="Rectangle 63" o:spid="_x0000_s1026" o:spt="1" style="position:absolute;left:17640;top:9125640;height:154800;width:288360;" filled="f" stroked="f" coordsize="21600,21600" o:gfxdata="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">
+              <v:rect id="Rectangle 63" o:spid="_x0000_s1026" o:spt="1" style="position:absolute;left:17640;top:9125640;height:153000;width:286560;" filled="f" stroked="f" coordsize="21600,21600" o:gfxdata="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">
                 <v:fill on="f" focussize="0,0"/>
                 <v:stroke on="f" weight="0pt"/>
                 <v:imagedata o:title=""/>
@@ -24919,7 +29568,7 @@
                   </w:txbxContent>
                 </v:textbox>
               </v:rect>
-              <v:rect id="Rectangle 64" o:spid="_x0000_s1026" o:spt="1" style="position:absolute;left:345960;top:9125640;height:154800;width:360000;" filled="f" stroked="f" coordsize="21600,21600" o:gfxdata="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">
+              <v:rect id="Rectangle 64" o:spid="_x0000_s1026" o:spt="1" style="position:absolute;left:345960;top:9125640;height:153000;width:358200;" filled="f" stroked="f" coordsize="21600,21600" o:gfxdata="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">
                 <v:fill on="f" focussize="0,0"/>
                 <v:stroke on="f" weight="0pt"/>
                 <v:imagedata o:title=""/>
@@ -24944,7 +29593,7 @@
                   </w:txbxContent>
                 </v:textbox>
               </v:rect>
-              <v:rect id="Rectangle 65" o:spid="_x0000_s1026" o:spt="1" style="position:absolute;left:746640;top:9125640;height:154800;width:845280;" filled="f" stroked="f" coordsize="21600,21600" o:gfxdata="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">
+              <v:rect id="Rectangle 65" o:spid="_x0000_s1026" o:spt="1" style="position:absolute;left:746640;top:9125640;height:153000;width:843120;" filled="f" stroked="f" coordsize="21600,21600" o:gfxdata="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">
                 <v:fill on="f" focussize="0,0"/>
                 <v:stroke on="f" weight="0pt"/>
                 <v:imagedata o:title=""/>
@@ -24969,7 +29618,7 @@
                   </w:txbxContent>
                 </v:textbox>
               </v:rect>
-              <v:rect id="Rectangle 66" o:spid="_x0000_s1026" o:spt="1" style="position:absolute;left:1641600;top:9125640;height:154800;width:502920;" filled="f" stroked="f" coordsize="21600,21600" o:gfxdata="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">
+              <v:rect id="Rectangle 66" o:spid="_x0000_s1026" o:spt="1" style="position:absolute;left:1641600;top:9125640;height:153000;width:501120;" filled="f" stroked="f" coordsize="21600,21600" o:gfxdata="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">
                 <v:fill on="f" focussize="0,0"/>
                 <v:stroke on="f" weight="0pt"/>
                 <v:imagedata o:title=""/>
@@ -24994,7 +29643,7 @@
                   </w:txbxContent>
                 </v:textbox>
               </v:rect>
-              <v:rect id="Rectangle 67" o:spid="_x0000_s1026" o:spt="1" style="position:absolute;left:2175480;top:9125640;height:154800;width:326880;" filled="f" stroked="f" coordsize="21600,21600" o:gfxdata="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">
+              <v:rect id="Rectangle 67" o:spid="_x0000_s1026" o:spt="1" style="position:absolute;left:2175480;top:9125640;height:153000;width:325080;" filled="f" stroked="f" coordsize="21600,21600" o:gfxdata="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">
                 <v:fill on="f" focussize="0,0"/>
                 <v:stroke on="f" weight="0pt"/>
                 <v:imagedata o:title=""/>
@@ -25019,7 +29668,7 @@
                   </w:txbxContent>
                 </v:textbox>
               </v:rect>
-              <v:rect id="Rectangle 68" o:spid="_x0000_s1026" o:spt="1" style="position:absolute;left:5247720;top:9301320;height:154800;width:483120;" filled="f" stroked="f" coordsize="21600,21600" o:gfxdata="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">
+              <v:rect id="Rectangle 68" o:spid="_x0000_s1026" o:spt="1" style="position:absolute;left:5247720;top:9301320;height:153000;width:481320;" filled="f" stroked="f" coordsize="21600,21600" o:gfxdata="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">
                 <v:fill on="f" focussize="0,0"/>
                 <v:stroke on="f" weight="0pt"/>
                 <v:imagedata o:title=""/>
@@ -25044,7 +29693,7 @@
                   </w:txbxContent>
                 </v:textbox>
               </v:rect>
-              <v:rect id="Rectangle 69" o:spid="_x0000_s1026" o:spt="1" style="position:absolute;left:5247720;top:9487440;height:235080;width:483120;" filled="f" stroked="f" coordsize="21600,21600" o:gfxdata="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">
+              <v:rect id="Rectangle 69" o:spid="_x0000_s1026" o:spt="1" style="position:absolute;left:5247720;top:9487440;height:232920;width:481320;" filled="f" stroked="f" coordsize="21600,21600" o:gfxdata="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">
                 <v:fill on="f" focussize="0,0"/>
                 <v:stroke on="f" weight="0pt"/>
                 <v:imagedata o:title=""/>
@@ -25068,7 +29717,7 @@
                   </w:txbxContent>
                 </v:textbox>
               </v:rect>
-              <v:rect id="Rectangle 70" o:spid="_x0000_s1026" o:spt="1" style="position:absolute;left:2556360;top:8906040;height:240840;width:4003200;" filled="f" stroked="f" coordsize="21600,21600" o:gfxdata="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">
+              <v:rect id="Rectangle 70" o:spid="_x0000_s1026" o:spt="1" style="position:absolute;left:2556360;top:8906040;height:238680;width:4001040;" filled="f" stroked="f" coordsize="21600,21600" o:gfxdata="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">
                 <v:fill on="f" focussize="0,0"/>
                 <v:stroke on="f" weight="0pt"/>
                 <v:imagedata o:title=""/>
@@ -25127,9 +29776,9 @@
                 <v:imagedata o:title=""/>
                 <o:lock v:ext="edit" aspectratio="f"/>
               </v:line>
-              <v:group id="_x0000_s1026" o:spid="_x0000_s1026" o:spt="203" style="position:absolute;left:12600;top:9306720;height:155520;width:1579320;" coordsize="-1,-1" o:gfxdata="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">
+              <v:group id="_x0000_s1026" o:spid="_x0000_s1026" o:spt="203" style="position:absolute;left:12600;top:9306720;height:153720;width:1577520;" coordsize="1577520,153720" o:gfxdata="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">
                 <o:lock v:ext="edit" aspectratio="f"/>
-                <v:rect id="Rectangle 77" o:spid="_x0000_s1026" o:spt="1" style="position:absolute;left:0;top:0;height:155520;width:698040;" filled="f" stroked="f" coordsize="21600,21600" o:gfxdata="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">
+                <v:rect id="Rectangle 77" o:spid="_x0000_s1026" o:spt="1" style="position:absolute;left:0;top:0;height:153720;width:695880;" filled="f" stroked="f" coordsize="21600,21600" o:gfxdata="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">
                   <v:fill on="f" focussize="0,0"/>
                   <v:stroke on="f" weight="0pt"/>
                   <v:imagedata o:title=""/>
@@ -25153,7 +29802,7 @@
                     </w:txbxContent>
                   </v:textbox>
                 </v:rect>
-                <v:rect id="Rectangle 78" o:spid="_x0000_s1026" o:spt="1" style="position:absolute;left:734040;top:0;height:155520;width:845280;" filled="f" stroked="f" coordsize="21600,21600" o:gfxdata="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">
+                <v:rect id="Rectangle 78" o:spid="_x0000_s1026" o:spt="1" style="position:absolute;left:734040;top:0;height:153720;width:843120;" filled="f" stroked="f" coordsize="21600,21600" o:gfxdata="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">
                   <v:fill on="f" focussize="0,0"/>
                   <v:stroke on="f" weight="0pt"/>
                   <v:imagedata o:title=""/>
@@ -25183,9 +29832,9 @@
                   </v:textbox>
                 </v:rect>
               </v:group>
-              <v:group id="_x0000_s1026" o:spid="_x0000_s1026" o:spt="203" style="position:absolute;left:12600;top:9483120;height:154800;width:1579320;" coordsize="-1,-1" o:gfxdata="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">
+              <v:group id="_x0000_s1026" o:spid="_x0000_s1026" o:spt="203" style="position:absolute;left:12600;top:9483120;height:153000;width:1577520;" coordsize="1577520,153000" o:gfxdata="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">
                 <o:lock v:ext="edit" aspectratio="f"/>
-                <v:rect id="Rectangle 80" o:spid="_x0000_s1026" o:spt="1" style="position:absolute;left:0;top:0;height:154800;width:698040;" filled="f" stroked="f" coordsize="21600,21600" o:gfxdata="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">
+                <v:rect id="Rectangle 80" o:spid="_x0000_s1026" o:spt="1" style="position:absolute;left:0;top:0;height:153000;width:695880;" filled="f" stroked="f" coordsize="21600,21600" o:gfxdata="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">
                   <v:fill on="f" focussize="0,0"/>
                   <v:stroke on="f" weight="0pt"/>
                   <v:imagedata o:title=""/>
@@ -25209,7 +29858,7 @@
                     </w:txbxContent>
                   </v:textbox>
                 </v:rect>
-                <v:rect id="Rectangle 81" o:spid="_x0000_s1026" o:spt="1" style="position:absolute;left:734040;top:0;height:154800;width:845280;" filled="f" stroked="f" coordsize="21600,21600" o:gfxdata="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">
+                <v:rect id="Rectangle 81" o:spid="_x0000_s1026" o:spt="1" style="position:absolute;left:734040;top:0;height:153000;width:843120;" filled="f" stroked="f" coordsize="21600,21600" o:gfxdata="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">
                   <v:fill on="f" focussize="0,0"/>
                   <v:stroke on="f" weight="0pt"/>
                   <v:imagedata o:title=""/>
@@ -25237,9 +29886,9 @@
                   </v:textbox>
                 </v:rect>
               </v:group>
-              <v:group id="_x0000_s1026" o:spid="_x0000_s1026" o:spt="203" style="position:absolute;left:12600;top:9664200;height:154800;width:1579320;" coordsize="-1,-1" o:gfxdata="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">
+              <v:group id="_x0000_s1026" o:spid="_x0000_s1026" o:spt="203" style="position:absolute;left:12600;top:9664200;height:153000;width:1577520;" coordsize="1577520,153000" o:gfxdata="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">
                 <o:lock v:ext="edit" aspectratio="f"/>
-                <v:rect id="Rectangle 83" o:spid="_x0000_s1026" o:spt="1" style="position:absolute;left:0;top:0;height:154800;width:698040;" filled="f" stroked="f" coordsize="21600,21600" o:gfxdata="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">
+                <v:rect id="Rectangle 83" o:spid="_x0000_s1026" o:spt="1" style="position:absolute;left:0;top:0;height:153000;width:695880;" filled="f" stroked="f" coordsize="21600,21600" o:gfxdata="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">
                   <v:fill on="f" focussize="0,0"/>
                   <v:stroke on="f" weight="0pt"/>
                   <v:imagedata o:title=""/>
@@ -25263,7 +29912,7 @@
                     </w:txbxContent>
                   </v:textbox>
                 </v:rect>
-                <v:rect id="Rectangle 84" o:spid="_x0000_s1026" o:spt="1" style="position:absolute;left:734040;top:0;height:154800;width:845280;" filled="f" stroked="f" coordsize="21600,21600" o:gfxdata="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">
+                <v:rect id="Rectangle 84" o:spid="_x0000_s1026" o:spt="1" style="position:absolute;left:734040;top:0;height:153000;width:843120;" filled="f" stroked="f" coordsize="21600,21600" o:gfxdata="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">
                   <v:fill on="f" focussize="0,0"/>
                   <v:stroke on="f" weight="0pt"/>
                   <v:imagedata o:title=""/>
@@ -25290,9 +29939,9 @@
                   </v:textbox>
                 </v:rect>
               </v:group>
-              <v:group id="_x0000_s1026" o:spid="_x0000_s1026" o:spt="203" style="position:absolute;left:12600;top:9839880;height:155520;width:1579320;" coordsize="-1,-1" o:gfxdata="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">
+              <v:group id="_x0000_s1026" o:spid="_x0000_s1026" o:spt="203" style="position:absolute;left:12600;top:9839880;height:153720;width:1577520;" coordsize="1577520,153720" o:gfxdata="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">
                 <o:lock v:ext="edit" aspectratio="f"/>
-                <v:rect id="Rectangle 86" o:spid="_x0000_s1026" o:spt="1" style="position:absolute;left:0;top:0;height:155520;width:698040;" filled="f" stroked="f" coordsize="21600,21600" o:gfxdata="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">
+                <v:rect id="Rectangle 86" o:spid="_x0000_s1026" o:spt="1" style="position:absolute;left:0;top:0;height:153720;width:695880;" filled="f" stroked="f" coordsize="21600,21600" o:gfxdata="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">
                   <v:fill on="f" focussize="0,0"/>
                   <v:stroke on="f" weight="0pt"/>
                   <v:imagedata o:title=""/>
@@ -25316,7 +29965,7 @@
                     </w:txbxContent>
                   </v:textbox>
                 </v:rect>
-                <v:rect id="Rectangle 87" o:spid="_x0000_s1026" o:spt="1" style="position:absolute;left:734040;top:0;height:155520;width:845280;" filled="f" stroked="f" coordsize="21600,21600" o:gfxdata="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">
+                <v:rect id="Rectangle 87" o:spid="_x0000_s1026" o:spt="1" style="position:absolute;left:734040;top:0;height:153720;width:843120;" filled="f" stroked="f" coordsize="21600,21600" o:gfxdata="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">
                   <v:fill on="f" focussize="0,0"/>
                   <v:stroke on="f" weight="0pt"/>
                   <v:imagedata o:title=""/>
@@ -25336,9 +29985,9 @@
                   </v:textbox>
                 </v:rect>
               </v:group>
-              <v:group id="_x0000_s1026" o:spid="_x0000_s1026" o:spt="203" style="position:absolute;left:12600;top:10015920;height:154800;width:1579320;" coordsize="-1,-1" o:gfxdata="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">
+              <v:group id="_x0000_s1026" o:spid="_x0000_s1026" o:spt="203" style="position:absolute;left:12600;top:10015920;height:153000;width:1577520;" coordsize="1577520,153000" o:gfxdata="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">
                 <o:lock v:ext="edit" aspectratio="f"/>
-                <v:rect id="Rectangle 89" o:spid="_x0000_s1026" o:spt="1" style="position:absolute;left:0;top:0;height:154800;width:698040;" filled="f" stroked="f" coordsize="21600,21600" o:gfxdata="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">
+                <v:rect id="Rectangle 89" o:spid="_x0000_s1026" o:spt="1" style="position:absolute;left:0;top:0;height:153000;width:695880;" filled="f" stroked="f" coordsize="21600,21600" o:gfxdata="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">
                   <v:fill on="f" focussize="0,0"/>
                   <v:stroke on="f" weight="0pt"/>
                   <v:imagedata o:title=""/>
@@ -25362,7 +30011,7 @@
                     </w:txbxContent>
                   </v:textbox>
                 </v:rect>
-                <v:rect id="Rectangle 90" o:spid="_x0000_s1026" o:spt="1" style="position:absolute;left:734040;top:0;height:154800;width:845280;" filled="f" stroked="f" coordsize="21600,21600" o:gfxdata="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">
+                <v:rect id="Rectangle 90" o:spid="_x0000_s1026" o:spt="1" style="position:absolute;left:734040;top:0;height:153000;width:843120;" filled="f" stroked="f" coordsize="21600,21600" o:gfxdata="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">
                   <v:fill on="f" focussize="0,0"/>
                   <v:stroke on="f" weight="0pt"/>
                   <v:imagedata o:title=""/>
@@ -25388,7 +30037,7 @@
                 <v:imagedata o:title=""/>
                 <o:lock v:ext="edit" aspectratio="f"/>
               </v:line>
-              <v:rect id="Rectangle 92" o:spid="_x0000_s1026" o:spt="1" style="position:absolute;left:2565360;top:9330120;height:817200;width:2070000;" filled="f" stroked="f" coordsize="21600,21600" o:gfxdata="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">
+              <v:rect id="Rectangle 92" o:spid="_x0000_s1026" o:spt="1" style="position:absolute;left:2565360;top:9330120;height:815400;width:2068200;" filled="f" stroked="f" coordsize="21600,21600" o:gfxdata="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">
                 <v:fill on="f" focussize="0,0"/>
                 <v:stroke on="f" weight="0pt"/>
                 <v:imagedata o:title=""/>
@@ -25431,7 +30080,7 @@
                 <v:imagedata o:title=""/>
                 <o:lock v:ext="edit" aspectratio="f"/>
               </v:line>
-              <v:rect id="Rectangle 96" o:spid="_x0000_s1026" o:spt="1" style="position:absolute;left:4709160;top:9301320;height:154800;width:483120;" filled="f" stroked="f" coordsize="21600,21600" o:gfxdata="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">
+              <v:rect id="Rectangle 96" o:spid="_x0000_s1026" o:spt="1" style="position:absolute;left:4709160;top:9301320;height:153000;width:481320;" filled="f" stroked="f" coordsize="21600,21600" o:gfxdata="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">
                 <v:fill on="f" focussize="0,0"/>
                 <v:stroke on="f" weight="0pt"/>
                 <v:imagedata o:title=""/>
@@ -25456,7 +30105,7 @@
                   </w:txbxContent>
                 </v:textbox>
               </v:rect>
-              <v:rect id="Rectangle 97" o:spid="_x0000_s1026" o:spt="1" style="position:absolute;left:5790600;top:9301320;height:154800;width:763920;" filled="f" stroked="f" coordsize="21600,21600" o:gfxdata="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">
+              <v:rect id="Rectangle 97" o:spid="_x0000_s1026" o:spt="1" style="position:absolute;left:5790600;top:9301320;height:153000;width:762120;" filled="f" stroked="f" coordsize="21600,21600" o:gfxdata="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">
                 <v:fill on="f" focussize="0,0"/>
                 <v:stroke on="f" weight="0pt"/>
                 <v:imagedata o:title=""/>
@@ -25481,7 +30130,7 @@
                   </w:txbxContent>
                 </v:textbox>
               </v:rect>
-              <v:rect id="Rectangle 98" o:spid="_x0000_s1026" o:spt="1" style="position:absolute;left:5803920;top:9473400;height:316080;width:763920;" filled="f" stroked="f" coordsize="21600,21600" o:gfxdata="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">
+              <v:rect id="Rectangle 98" o:spid="_x0000_s1026" o:spt="1" style="position:absolute;left:5803920;top:9473400;height:314280;width:762120;" filled="f" stroked="f" coordsize="21600,21600" o:gfxdata="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">
                 <v:fill on="f" focussize="0,0"/>
                 <v:stroke on="f" weight="0pt"/>
                 <v:imagedata o:title=""/>
@@ -25511,7 +30160,7 @@
                 <v:imagedata o:title=""/>
                 <o:lock v:ext="edit" aspectratio="f"/>
               </v:line>
-              <v:rect id="Rectangle 101" o:spid="_x0000_s1026" o:spt="1" style="position:absolute;left:4709160;top:9792360;height:221760;width:1845360;" filled="f" stroked="f" coordsize="21600,21600" o:gfxdata="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">
+              <v:rect id="Rectangle 101" o:spid="_x0000_s1026" o:spt="1" style="position:absolute;left:4709160;top:9792360;height:219600;width:1843560;" filled="f" stroked="f" coordsize="21600,21600" o:gfxdata="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">
                 <v:fill on="f" focussize="0,0"/>
                 <v:stroke on="f" weight="0pt"/>
                 <v:imagedata o:title=""/>
@@ -25578,10 +30227,10 @@
               <wp:positionV relativeFrom="page">
                 <wp:posOffset>167005</wp:posOffset>
               </wp:positionV>
-              <wp:extent cx="6586220" cy="10186670"/>
-              <wp:effectExtent l="13335" t="13335" r="12065" b="12065"/>
+              <wp:extent cx="6586220" cy="10184765"/>
+              <wp:effectExtent l="13335" t="13335" r="10160" b="12065"/>
               <wp:wrapNone/>
-              <wp:docPr id="62" name="Группа 1086"/>
+              <wp:docPr id="80" name="Группа 1086"/>
               <wp:cNvGraphicFramePr/>
               <a:graphic xmlns:a="http://schemas.openxmlformats.org/drawingml/2006/main">
                 <a:graphicData uri="http://schemas.microsoft.com/office/word/2010/wordprocessingGroup">
@@ -25590,18 +30239,18 @@
                     <wpg:grpSpPr>
                       <a:xfrm>
                         <a:off x="0" y="0"/>
-                        <a:ext cx="6586200" cy="10186560"/>
+                        <a:ext cx="6586200" cy="10184760"/>
                         <a:chOff x="0" y="0"/>
-                        <a:chExt cx="6586200" cy="10186560"/>
+                        <a:chExt cx="6586200" cy="10184760"/>
                       </a:xfrm>
                     </wpg:grpSpPr>
                     <wps:wsp>
-                      <wps:cNvPr id="63" name="Rectangle 223"/>
+                      <wps:cNvPr id="81" name="Rectangle 223"/>
                       <wps:cNvSpPr/>
                       <wps:spPr>
                         <a:xfrm>
                           <a:off x="0" y="0"/>
-                          <a:ext cx="6586200" cy="10186560"/>
+                          <a:ext cx="6584400" cy="10184760"/>
                         </a:xfrm>
                         <a:prstGeom prst="rect">
                           <a:avLst/>
@@ -25629,7 +30278,7 @@
                       <wps:bodyPr/>
                     </wps:wsp>
                     <wps:wsp>
-                      <wps:cNvPr id="64" name="Прямое соединение 64"/>
+                      <wps:cNvPr id="82" name="Прямое соединение 82"/>
                       <wps:cNvCnPr/>
                       <wps:spPr>
                         <a:xfrm>
@@ -25661,7 +30310,7 @@
                       <wps:bodyPr/>
                     </wps:wsp>
                     <wps:wsp>
-                      <wps:cNvPr id="65" name="Прямое соединение 65"/>
+                      <wps:cNvPr id="83" name="Прямое соединение 83"/>
                       <wps:cNvCnPr/>
                       <wps:spPr>
                         <a:xfrm>
@@ -25693,7 +30342,7 @@
                       <wps:bodyPr/>
                     </wps:wsp>
                     <wps:wsp>
-                      <wps:cNvPr id="66" name="Прямое соединение 66"/>
+                      <wps:cNvPr id="84" name="Прямое соединение 84"/>
                       <wps:cNvCnPr/>
                       <wps:spPr>
                         <a:xfrm>
@@ -25725,7 +30374,7 @@
                       <wps:bodyPr/>
                     </wps:wsp>
                     <wps:wsp>
-                      <wps:cNvPr id="67" name="Прямое соединение 67"/>
+                      <wps:cNvPr id="85" name="Прямое соединение 85"/>
                       <wps:cNvCnPr/>
                       <wps:spPr>
                         <a:xfrm>
@@ -25757,7 +30406,7 @@
                       <wps:bodyPr/>
                     </wps:wsp>
                     <wps:wsp>
-                      <wps:cNvPr id="68" name="Прямое соединение 68"/>
+                      <wps:cNvPr id="86" name="Прямое соединение 86"/>
                       <wps:cNvCnPr/>
                       <wps:spPr>
                         <a:xfrm>
@@ -25789,7 +30438,7 @@
                       <wps:bodyPr/>
                     </wps:wsp>
                     <wps:wsp>
-                      <wps:cNvPr id="69" name="Прямое соединение 69"/>
+                      <wps:cNvPr id="87" name="Прямое соединение 87"/>
                       <wps:cNvCnPr/>
                       <wps:spPr>
                         <a:xfrm>
@@ -25821,7 +30470,7 @@
                       <wps:bodyPr/>
                     </wps:wsp>
                     <wps:wsp>
-                      <wps:cNvPr id="70" name="Прямое соединение 70"/>
+                      <wps:cNvPr id="88" name="Прямое соединение 88"/>
                       <wps:cNvCnPr/>
                       <wps:spPr>
                         <a:xfrm>
@@ -25853,7 +30502,7 @@
                       <wps:bodyPr/>
                     </wps:wsp>
                     <wps:wsp>
-                      <wps:cNvPr id="71" name="Прямое соединение 71"/>
+                      <wps:cNvPr id="89" name="Прямое соединение 89"/>
                       <wps:cNvCnPr/>
                       <wps:spPr>
                         <a:xfrm>
@@ -25885,7 +30534,7 @@
                       <wps:bodyPr/>
                     </wps:wsp>
                     <wps:wsp>
-                      <wps:cNvPr id="72" name="Прямое соединение 72"/>
+                      <wps:cNvPr id="90" name="Прямое соединение 90"/>
                       <wps:cNvCnPr/>
                       <wps:spPr>
                         <a:xfrm>
@@ -25917,7 +30566,7 @@
                       <wps:bodyPr/>
                     </wps:wsp>
                     <wps:wsp>
-                      <wps:cNvPr id="73" name="Прямое соединение 73"/>
+                      <wps:cNvPr id="91" name="Прямое соединение 91"/>
                       <wps:cNvCnPr/>
                       <wps:spPr>
                         <a:xfrm>
@@ -25949,12 +30598,12 @@
                       <wps:bodyPr/>
                     </wps:wsp>
                     <wps:wsp>
-                      <wps:cNvPr id="74" name="Rectangle 234"/>
+                      <wps:cNvPr id="92" name="Rectangle 234"/>
                       <wps:cNvSpPr/>
                       <wps:spPr>
                         <a:xfrm>
                           <a:off x="17640" y="10015920"/>
-                          <a:ext cx="326880" cy="154800"/>
+                          <a:ext cx="325080" cy="153000"/>
                         </a:xfrm>
                         <a:prstGeom prst="rect">
                           <a:avLst/>
@@ -25998,12 +30647,12 @@
                       </wps:bodyPr>
                     </wps:wsp>
                     <wps:wsp>
-                      <wps:cNvPr id="75" name="Rectangle 235"/>
+                      <wps:cNvPr id="93" name="Rectangle 235"/>
                       <wps:cNvSpPr/>
                       <wps:spPr>
                         <a:xfrm>
                           <a:off x="375120" y="10015920"/>
-                          <a:ext cx="326880" cy="154800"/>
+                          <a:ext cx="325080" cy="153000"/>
                         </a:xfrm>
                         <a:prstGeom prst="rect">
                           <a:avLst/>
@@ -26049,12 +30698,12 @@
                       </wps:bodyPr>
                     </wps:wsp>
                     <wps:wsp>
-                      <wps:cNvPr id="76" name="Rectangle 236"/>
+                      <wps:cNvPr id="94" name="Rectangle 236"/>
                       <wps:cNvSpPr/>
                       <wps:spPr>
                         <a:xfrm>
                           <a:off x="746640" y="10015920"/>
-                          <a:ext cx="845280" cy="154800"/>
+                          <a:ext cx="843120" cy="153000"/>
                         </a:xfrm>
                         <a:prstGeom prst="rect">
                           <a:avLst/>
@@ -26109,12 +30758,12 @@
                       </wps:bodyPr>
                     </wps:wsp>
                     <wps:wsp>
-                      <wps:cNvPr id="77" name="Rectangle 237"/>
+                      <wps:cNvPr id="95" name="Rectangle 237"/>
                       <wps:cNvSpPr/>
                       <wps:spPr>
                         <a:xfrm>
                           <a:off x="1641600" y="10015920"/>
-                          <a:ext cx="502920" cy="154800"/>
+                          <a:ext cx="501120" cy="153000"/>
                         </a:xfrm>
                         <a:prstGeom prst="rect">
                           <a:avLst/>
@@ -26160,12 +30809,12 @@
                       </wps:bodyPr>
                     </wps:wsp>
                     <wps:wsp>
-                      <wps:cNvPr id="78" name="Rectangle 238"/>
+                      <wps:cNvPr id="96" name="Rectangle 238"/>
                       <wps:cNvSpPr/>
                       <wps:spPr>
                         <a:xfrm>
                           <a:off x="2175480" y="10015920"/>
-                          <a:ext cx="326880" cy="154800"/>
+                          <a:ext cx="325080" cy="153000"/>
                         </a:xfrm>
                         <a:prstGeom prst="rect">
                           <a:avLst/>
@@ -26211,12 +30860,12 @@
                       </wps:bodyPr>
                     </wps:wsp>
                     <wps:wsp>
-                      <wps:cNvPr id="79" name="Rectangle 239"/>
+                      <wps:cNvPr id="97" name="Rectangle 239"/>
                       <wps:cNvSpPr/>
                       <wps:spPr>
                         <a:xfrm>
                           <a:off x="6242760" y="9667800"/>
-                          <a:ext cx="326880" cy="154800"/>
+                          <a:ext cx="325080" cy="153000"/>
                         </a:xfrm>
                         <a:prstGeom prst="rect">
                           <a:avLst/>
@@ -26264,12 +30913,12 @@
                       </wps:bodyPr>
                     </wps:wsp>
                     <wps:wsp>
-                      <wps:cNvPr id="80" name="Rectangle 241"/>
+                      <wps:cNvPr id="98" name="Rectangle 241"/>
                       <wps:cNvSpPr/>
                       <wps:spPr>
                         <a:xfrm>
                           <a:off x="2551320" y="9792360"/>
-                          <a:ext cx="3646080" cy="240840"/>
+                          <a:ext cx="3644280" cy="238680"/>
                         </a:xfrm>
                         <a:prstGeom prst="rect">
                           <a:avLst/>
@@ -26337,75 +30986,75 @@
         </mc:Choice>
         <mc:Fallback>
           <w:pict>
-            <v:group id="Группа 1086" o:spid="_x0000_s1026" o:spt="203" style="position:absolute;left:0pt;margin-left:52.4pt;margin-top:13.15pt;height:802.1pt;width:518.6pt;mso-position-horizontal-relative:page;mso-position-vertical-relative:page;z-index:-251657216;mso-width-relative:page;mso-height-relative:page;" coordsize="6586200,10186560" o:allowincell="f" o:gfxdata="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">
+            <v:group id="Группа 1086" o:spid="_x0000_s1026" o:spt="203" style="position:absolute;left:0pt;margin-left:52.4pt;margin-top:13.15pt;height:801.95pt;width:518.6pt;mso-position-horizontal-relative:page;mso-position-vertical-relative:page;z-index:-251657216;mso-width-relative:page;mso-height-relative:page;" coordsize="6586200,10184760" o:allowincell="f" o:gfxdata="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">
               <o:lock v:ext="edit" aspectratio="f"/>
-              <v:rect id="Rectangle 223" o:spid="_x0000_s1026" o:spt="1" style="position:absolute;left:0;top:0;height:10186560;width:6586200;" filled="f" stroked="t" coordsize="21600,21600" o:gfxdata="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">
+              <v:rect id="Rectangle 223" o:spid="_x0000_s1026" o:spt="1" style="position:absolute;left:0;top:0;height:10184760;width:6584400;" filled="f" stroked="t" coordsize="21600,21600" o:gfxdata="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">
                 <v:fill on="f" focussize="0,0"/>
                 <v:stroke weight="2pt" color="#000000" joinstyle="miter"/>
                 <v:imagedata o:title=""/>
                 <o:lock v:ext="edit" aspectratio="f"/>
               </v:rect>
-              <v:line id="_x0000_s1026" o:spid="_x0000_s1026" o:spt="20" style="position:absolute;left:360000;top:9653760;height:529560;width:720;" filled="f" stroked="t" coordsize="21600,21600" o:gfxdata="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">
+              <v:line id="_x0000_s1026" o:spid="_x0000_s1026" o:spt="20" style="position:absolute;left:360000;top:9653760;height:529560;width:720;" filled="f" stroked="t" coordsize="21600,21600" o:gfxdata="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">
                 <v:fill on="f" focussize="0,0"/>
                 <v:stroke weight="2pt" color="#000000" joinstyle="round"/>
                 <v:imagedata o:title=""/>
                 <o:lock v:ext="edit" aspectratio="f"/>
               </v:line>
-              <v:line id="_x0000_s1026" o:spid="_x0000_s1026" o:spt="20" style="position:absolute;left:3240;top:9649440;height:720;width:6577920;" filled="f" stroked="t" coordsize="21600,21600" o:gfxdata="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">
+              <v:line id="_x0000_s1026" o:spid="_x0000_s1026" o:spt="20" style="position:absolute;left:3240;top:9649440;height:720;width:6577920;" filled="f" stroked="t" coordsize="21600,21600" o:gfxdata="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">
                 <v:fill on="f" focussize="0,0"/>
                 <v:stroke weight="2pt" color="#000000" joinstyle="round"/>
                 <v:imagedata o:title=""/>
                 <o:lock v:ext="edit" aspectratio="f"/>
               </v:line>
-              <v:line id="_x0000_s1026" o:spid="_x0000_s1026" o:spt="20" style="position:absolute;left:720000;top:9653760;height:529560;width:720;" filled="f" stroked="t" coordsize="21600,21600" o:gfxdata="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">
+              <v:line id="_x0000_s1026" o:spid="_x0000_s1026" o:spt="20" style="position:absolute;left:720000;top:9653760;height:529560;width:720;" filled="f" stroked="t" coordsize="21600,21600" o:gfxdata="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">
                 <v:fill on="f" focussize="0,0"/>
                 <v:stroke weight="2pt" color="#000000" joinstyle="round"/>
                 <v:imagedata o:title=""/>
                 <o:lock v:ext="edit" aspectratio="f"/>
               </v:line>
-              <v:line id="_x0000_s1026" o:spid="_x0000_s1026" o:spt="20" style="position:absolute;left:1620360;top:9653760;height:529560;width:720;" filled="f" stroked="t" coordsize="21600,21600" o:gfxdata="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">
+              <v:line id="_x0000_s1026" o:spid="_x0000_s1026" o:spt="20" style="position:absolute;left:1620360;top:9653760;height:529560;width:720;" filled="f" stroked="t" coordsize="21600,21600" o:gfxdata="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">
                 <v:fill on="f" focussize="0,0"/>
                 <v:stroke weight="2pt" color="#000000" joinstyle="round"/>
                 <v:imagedata o:title=""/>
                 <o:lock v:ext="edit" aspectratio="f"/>
               </v:line>
-              <v:line id="_x0000_s1026" o:spid="_x0000_s1026" o:spt="20" style="position:absolute;left:2160360;top:9659160;height:524520;width:1800;" filled="f" stroked="t" coordsize="21600,21600" o:gfxdata="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">
+              <v:line id="_x0000_s1026" o:spid="_x0000_s1026" o:spt="20" style="position:absolute;left:2160360;top:9659160;height:524520;width:1800;" filled="f" stroked="t" coordsize="21600,21600" o:gfxdata="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">
                 <v:fill on="f" focussize="0,0"/>
                 <v:stroke weight="2pt" color="#000000" joinstyle="round"/>
                 <v:imagedata o:title=""/>
                 <o:lock v:ext="edit" aspectratio="f"/>
               </v:line>
-              <v:line id="_x0000_s1026" o:spid="_x0000_s1026" o:spt="20" style="position:absolute;left:2520360;top:9653760;height:524520;width:720;" filled="f" stroked="t" coordsize="21600,21600" o:gfxdata="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">
+              <v:line id="_x0000_s1026" o:spid="_x0000_s1026" o:spt="20" style="position:absolute;left:2520360;top:9653760;height:524520;width:720;" filled="f" stroked="t" coordsize="21600,21600" o:gfxdata="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">
                 <v:fill on="f" focussize="0,0"/>
                 <v:stroke weight="2pt" color="#000000" joinstyle="round"/>
                 <v:imagedata o:title=""/>
                 <o:lock v:ext="edit" aspectratio="f"/>
               </v:line>
-              <v:line id="_x0000_s1026" o:spid="_x0000_s1026" o:spt="20" style="position:absolute;left:6228000;top:9653760;height:529560;width:1440;" filled="f" stroked="t" coordsize="21600,21600" o:gfxdata="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">
+              <v:line id="_x0000_s1026" o:spid="_x0000_s1026" o:spt="20" style="position:absolute;left:6228000;top:9653760;height:529560;width:1440;" filled="f" stroked="t" coordsize="21600,21600" o:gfxdata="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">
                 <v:fill on="f" focussize="0,0"/>
                 <v:stroke weight="2pt" color="#000000" joinstyle="round"/>
                 <v:imagedata o:title=""/>
                 <o:lock v:ext="edit" aspectratio="f"/>
               </v:line>
-              <v:line id="_x0000_s1026" o:spid="_x0000_s1026" o:spt="20" style="position:absolute;left:3240;top:9828360;height:1440;width:2510640;" filled="f" stroked="t" coordsize="21600,21600" o:gfxdata="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">
+              <v:line id="_x0000_s1026" o:spid="_x0000_s1026" o:spt="20" style="position:absolute;left:3240;top:9828360;height:1440;width:2510640;" filled="f" stroked="t" coordsize="21600,21600" o:gfxdata="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">
                 <v:fill on="f" focussize="0,0"/>
                 <v:stroke weight="1pt" color="#000000" joinstyle="round"/>
                 <v:imagedata o:title=""/>
                 <o:lock v:ext="edit" aspectratio="f"/>
               </v:line>
-              <v:line id="_x0000_s1026" o:spid="_x0000_s1026" o:spt="20" style="position:absolute;left:3240;top:10008720;height:0;width:2510640;" filled="f" stroked="t" coordsize="21600,21600" o:gfxdata="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">
+              <v:line id="_x0000_s1026" o:spid="_x0000_s1026" o:spt="20" style="position:absolute;left:3240;top:10008720;height:0;width:2510640;" filled="f" stroked="t" coordsize="21600,21600" o:gfxdata="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">
                 <v:fill on="f" focussize="0,0"/>
                 <v:stroke weight="2pt" color="#000000" joinstyle="round"/>
                 <v:imagedata o:title=""/>
                 <o:lock v:ext="edit" aspectratio="f"/>
               </v:line>
-              <v:line id="_x0000_s1026" o:spid="_x0000_s1026" o:spt="20" style="position:absolute;left:6232680;top:9830520;height:720;width:353520;" filled="f" stroked="t" coordsize="21600,21600" o:gfxdata="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">
+              <v:line id="_x0000_s1026" o:spid="_x0000_s1026" o:spt="20" style="position:absolute;left:6232680;top:9830520;height:720;width:353520;" filled="f" stroked="t" coordsize="21600,21600" o:gfxdata="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">
                 <v:fill on="f" focussize="0,0"/>
                 <v:stroke weight="1pt" color="#000000" joinstyle="round"/>
                 <v:imagedata o:title=""/>
                 <o:lock v:ext="edit" aspectratio="f"/>
               </v:line>
-              <v:rect id="Rectangle 234" o:spid="_x0000_s1026" o:spt="1" style="position:absolute;left:17640;top:10015920;height:154800;width:326880;" filled="f" stroked="f" coordsize="21600,21600" o:gfxdata="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">
+              <v:rect id="Rectangle 234" o:spid="_x0000_s1026" o:spt="1" style="position:absolute;left:17640;top:10015920;height:153000;width:325080;" filled="f" stroked="f" coordsize="21600,21600" o:gfxdata="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">
                 <v:fill on="f" focussize="0,0"/>
                 <v:stroke on="f" weight="0pt"/>
                 <v:imagedata o:title=""/>
@@ -26428,7 +31077,7 @@
                   </w:txbxContent>
                 </v:textbox>
               </v:rect>
-              <v:rect id="Rectangle 235" o:spid="_x0000_s1026" o:spt="1" style="position:absolute;left:375120;top:10015920;height:154800;width:326880;" filled="f" stroked="f" coordsize="21600,21600" o:gfxdata="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">
+              <v:rect id="Rectangle 235" o:spid="_x0000_s1026" o:spt="1" style="position:absolute;left:375120;top:10015920;height:153000;width:325080;" filled="f" stroked="f" coordsize="21600,21600" o:gfxdata="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">
                 <v:fill on="f" focussize="0,0"/>
                 <v:stroke on="f" weight="0pt"/>
                 <v:imagedata o:title=""/>
@@ -26453,7 +31102,7 @@
                   </w:txbxContent>
                 </v:textbox>
               </v:rect>
-              <v:rect id="Rectangle 236" o:spid="_x0000_s1026" o:spt="1" style="position:absolute;left:746640;top:10015920;height:154800;width:845280;" filled="f" stroked="f" coordsize="21600,21600" o:gfxdata="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">
+              <v:rect id="Rectangle 236" o:spid="_x0000_s1026" o:spt="1" style="position:absolute;left:746640;top:10015920;height:153000;width:843120;" filled="f" stroked="f" coordsize="21600,21600" o:gfxdata="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">
                 <v:fill on="f" focussize="0,0"/>
                 <v:stroke on="f" weight="0pt"/>
                 <v:imagedata o:title=""/>
@@ -26487,7 +31136,7 @@
                   </w:txbxContent>
                 </v:textbox>
               </v:rect>
-              <v:rect id="Rectangle 237" o:spid="_x0000_s1026" o:spt="1" style="position:absolute;left:1641600;top:10015920;height:154800;width:502920;" filled="f" stroked="f" coordsize="21600,21600" o:gfxdata="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">
+              <v:rect id="Rectangle 237" o:spid="_x0000_s1026" o:spt="1" style="position:absolute;left:1641600;top:10015920;height:153000;width:501120;" filled="f" stroked="f" coordsize="21600,21600" o:gfxdata="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">
                 <v:fill on="f" focussize="0,0"/>
                 <v:stroke on="f" weight="0pt"/>
                 <v:imagedata o:title=""/>
@@ -26512,7 +31161,7 @@
                   </w:txbxContent>
                 </v:textbox>
               </v:rect>
-              <v:rect id="Rectangle 238" o:spid="_x0000_s1026" o:spt="1" style="position:absolute;left:2175480;top:10015920;height:154800;width:326880;" filled="f" stroked="f" coordsize="21600,21600" o:gfxdata="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">
+              <v:rect id="Rectangle 238" o:spid="_x0000_s1026" o:spt="1" style="position:absolute;left:2175480;top:10015920;height:153000;width:325080;" filled="f" stroked="f" coordsize="21600,21600" o:gfxdata="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">
                 <v:fill on="f" focussize="0,0"/>
                 <v:stroke on="f" weight="0pt"/>
                 <v:imagedata o:title=""/>
@@ -26537,7 +31186,7 @@
                   </w:txbxContent>
                 </v:textbox>
               </v:rect>
-              <v:rect id="Rectangle 239" o:spid="_x0000_s1026" o:spt="1" style="position:absolute;left:6242760;top:9667800;height:154800;width:326880;" filled="f" stroked="f" coordsize="21600,21600" o:gfxdata="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">
+              <v:rect id="Rectangle 239" o:spid="_x0000_s1026" o:spt="1" style="position:absolute;left:6242760;top:9667800;height:153000;width:325080;" filled="f" stroked="f" coordsize="21600,21600" o:gfxdata="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">
                 <v:fill on="f" focussize="0,0"/>
                 <v:stroke on="f" weight="0pt"/>
                 <v:imagedata o:title=""/>
@@ -26564,7 +31213,7 @@
                   </w:txbxContent>
                 </v:textbox>
               </v:rect>
-              <v:rect id="Rectangle 241" o:spid="_x0000_s1026" o:spt="1" style="position:absolute;left:2551320;top:9792360;height:240840;width:3646080;" filled="f" stroked="f" coordsize="21600,21600" o:gfxdata="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">
+              <v:rect id="Rectangle 241" o:spid="_x0000_s1026" o:spt="1" style="position:absolute;left:2551320;top:9792360;height:238680;width:3644280;" filled="f" stroked="f" coordsize="21600,21600" o:gfxdata="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">
                 <v:fill on="f" focussize="0,0"/>
                 <v:stroke on="f" weight="0pt"/>
                 <v:imagedata o:title=""/>
@@ -26631,10 +31280,10 @@
               <wp:positionV relativeFrom="page">
                 <wp:posOffset>100965</wp:posOffset>
               </wp:positionV>
-              <wp:extent cx="6586220" cy="10186670"/>
+              <wp:extent cx="6584950" cy="10184765"/>
               <wp:effectExtent l="13335" t="13335" r="12065" b="12065"/>
               <wp:wrapNone/>
-              <wp:docPr id="81" name="Группа 1105"/>
+              <wp:docPr id="99" name="Группа 1105"/>
               <wp:cNvGraphicFramePr/>
               <a:graphic xmlns:a="http://schemas.openxmlformats.org/drawingml/2006/main">
                 <a:graphicData uri="http://schemas.microsoft.com/office/word/2010/wordprocessingGroup">
@@ -26643,18 +31292,18 @@
                     <wpg:grpSpPr>
                       <a:xfrm>
                         <a:off x="0" y="0"/>
-                        <a:ext cx="6586200" cy="10186560"/>
+                        <a:ext cx="6585120" cy="10184760"/>
                         <a:chOff x="0" y="0"/>
-                        <a:chExt cx="6586200" cy="10186560"/>
+                        <a:chExt cx="6585120" cy="10184760"/>
                       </a:xfrm>
                     </wpg:grpSpPr>
                     <wps:wsp>
-                      <wps:cNvPr id="82" name="Rectangle 223"/>
+                      <wps:cNvPr id="100" name="Rectangle 223"/>
                       <wps:cNvSpPr/>
                       <wps:spPr>
                         <a:xfrm>
                           <a:off x="0" y="0"/>
-                          <a:ext cx="6586200" cy="10186560"/>
+                          <a:ext cx="6584400" cy="10184760"/>
                         </a:xfrm>
                         <a:prstGeom prst="rect">
                           <a:avLst/>
@@ -26682,7 +31331,7 @@
                       <wps:bodyPr/>
                     </wps:wsp>
                     <wps:wsp>
-                      <wps:cNvPr id="83" name="Прямое соединение 83"/>
+                      <wps:cNvPr id="101" name="Прямое соединение 101"/>
                       <wps:cNvCnPr/>
                       <wps:spPr>
                         <a:xfrm>
@@ -26714,7 +31363,7 @@
                       <wps:bodyPr/>
                     </wps:wsp>
                     <wps:wsp>
-                      <wps:cNvPr id="84" name="Прямое соединение 84"/>
+                      <wps:cNvPr id="102" name="Прямое соединение 102"/>
                       <wps:cNvCnPr/>
                       <wps:spPr>
                         <a:xfrm>
@@ -26746,7 +31395,7 @@
                       <wps:bodyPr/>
                     </wps:wsp>
                     <wps:wsp>
-                      <wps:cNvPr id="85" name="Прямое соединение 85"/>
+                      <wps:cNvPr id="103" name="Прямое соединение 103"/>
                       <wps:cNvCnPr/>
                       <wps:spPr>
                         <a:xfrm>
@@ -26778,7 +31427,7 @@
                       <wps:bodyPr/>
                     </wps:wsp>
                     <wps:wsp>
-                      <wps:cNvPr id="86" name="Прямое соединение 86"/>
+                      <wps:cNvPr id="104" name="Прямое соединение 104"/>
                       <wps:cNvCnPr/>
                       <wps:spPr>
                         <a:xfrm>
@@ -26810,7 +31459,7 @@
                       <wps:bodyPr/>
                     </wps:wsp>
                     <wps:wsp>
-                      <wps:cNvPr id="87" name="Прямое соединение 87"/>
+                      <wps:cNvPr id="105" name="Прямое соединение 105"/>
                       <wps:cNvCnPr/>
                       <wps:spPr>
                         <a:xfrm>
@@ -26842,7 +31491,7 @@
                       <wps:bodyPr/>
                     </wps:wsp>
                     <wps:wsp>
-                      <wps:cNvPr id="88" name="Прямое соединение 88"/>
+                      <wps:cNvPr id="106" name="Прямое соединение 106"/>
                       <wps:cNvCnPr/>
                       <wps:spPr>
                         <a:xfrm>
@@ -26874,7 +31523,7 @@
                       <wps:bodyPr/>
                     </wps:wsp>
                     <wps:wsp>
-                      <wps:cNvPr id="89" name="Прямое соединение 89"/>
+                      <wps:cNvPr id="107" name="Прямое соединение 107"/>
                       <wps:cNvCnPr/>
                       <wps:spPr>
                         <a:xfrm>
@@ -26906,7 +31555,7 @@
                       <wps:bodyPr/>
                     </wps:wsp>
                     <wps:wsp>
-                      <wps:cNvPr id="90" name="Прямое соединение 90"/>
+                      <wps:cNvPr id="108" name="Прямое соединение 108"/>
                       <wps:cNvCnPr/>
                       <wps:spPr>
                         <a:xfrm>
@@ -26938,7 +31587,7 @@
                       <wps:bodyPr/>
                     </wps:wsp>
                     <wps:wsp>
-                      <wps:cNvPr id="91" name="Прямое соединение 91"/>
+                      <wps:cNvPr id="109" name="Прямое соединение 109"/>
                       <wps:cNvCnPr/>
                       <wps:spPr>
                         <a:xfrm>
@@ -26970,7 +31619,7 @@
                       <wps:bodyPr/>
                     </wps:wsp>
                     <wps:wsp>
-                      <wps:cNvPr id="92" name="Прямое соединение 92"/>
+                      <wps:cNvPr id="110" name="Прямое соединение 110"/>
                       <wps:cNvCnPr/>
                       <wps:spPr>
                         <a:xfrm>
@@ -27002,12 +31651,12 @@
                       <wps:bodyPr/>
                     </wps:wsp>
                     <wps:wsp>
-                      <wps:cNvPr id="93" name="Rectangle 234"/>
+                      <wps:cNvPr id="111" name="Rectangle 234"/>
                       <wps:cNvSpPr/>
                       <wps:spPr>
                         <a:xfrm>
                           <a:off x="17640" y="10016640"/>
-                          <a:ext cx="326880" cy="154800"/>
+                          <a:ext cx="325080" cy="153000"/>
                         </a:xfrm>
                         <a:prstGeom prst="rect">
                           <a:avLst/>
@@ -27051,12 +31700,12 @@
                       </wps:bodyPr>
                     </wps:wsp>
                     <wps:wsp>
-                      <wps:cNvPr id="94" name="Rectangle 235"/>
+                      <wps:cNvPr id="112" name="Rectangle 235"/>
                       <wps:cNvSpPr/>
                       <wps:spPr>
                         <a:xfrm>
                           <a:off x="375120" y="10016640"/>
-                          <a:ext cx="326880" cy="154800"/>
+                          <a:ext cx="325080" cy="153000"/>
                         </a:xfrm>
                         <a:prstGeom prst="rect">
                           <a:avLst/>
@@ -27102,12 +31751,12 @@
                       </wps:bodyPr>
                     </wps:wsp>
                     <wps:wsp>
-                      <wps:cNvPr id="95" name="Rectangle 236"/>
+                      <wps:cNvPr id="113" name="Rectangle 236"/>
                       <wps:cNvSpPr/>
                       <wps:spPr>
                         <a:xfrm>
                           <a:off x="746640" y="10016640"/>
-                          <a:ext cx="845280" cy="154800"/>
+                          <a:ext cx="843120" cy="153000"/>
                         </a:xfrm>
                         <a:prstGeom prst="rect">
                           <a:avLst/>
@@ -27162,12 +31811,12 @@
                       </wps:bodyPr>
                     </wps:wsp>
                     <wps:wsp>
-                      <wps:cNvPr id="96" name="Rectangle 237"/>
+                      <wps:cNvPr id="114" name="Rectangle 237"/>
                       <wps:cNvSpPr/>
                       <wps:spPr>
                         <a:xfrm>
                           <a:off x="1641600" y="10016640"/>
-                          <a:ext cx="502920" cy="154800"/>
+                          <a:ext cx="501120" cy="153000"/>
                         </a:xfrm>
                         <a:prstGeom prst="rect">
                           <a:avLst/>
@@ -27213,12 +31862,12 @@
                       </wps:bodyPr>
                     </wps:wsp>
                     <wps:wsp>
-                      <wps:cNvPr id="97" name="Rectangle 238"/>
+                      <wps:cNvPr id="115" name="Rectangle 238"/>
                       <wps:cNvSpPr/>
                       <wps:spPr>
                         <a:xfrm>
                           <a:off x="2175480" y="10016640"/>
-                          <a:ext cx="326880" cy="154800"/>
+                          <a:ext cx="325080" cy="153000"/>
                         </a:xfrm>
                         <a:prstGeom prst="rect">
                           <a:avLst/>
@@ -27264,12 +31913,12 @@
                       </wps:bodyPr>
                     </wps:wsp>
                     <wps:wsp>
-                      <wps:cNvPr id="98" name="Rectangle 239"/>
+                      <wps:cNvPr id="116" name="Rectangle 239"/>
                       <wps:cNvSpPr/>
                       <wps:spPr>
                         <a:xfrm>
                           <a:off x="6242760" y="9668520"/>
-                          <a:ext cx="326880" cy="154800"/>
+                          <a:ext cx="325080" cy="153000"/>
                         </a:xfrm>
                         <a:prstGeom prst="rect">
                           <a:avLst/>
@@ -27317,12 +31966,12 @@
                       </wps:bodyPr>
                     </wps:wsp>
                     <wps:wsp>
-                      <wps:cNvPr id="99" name="Rectangle 241"/>
+                      <wps:cNvPr id="117" name="Rectangle 241"/>
                       <wps:cNvSpPr/>
                       <wps:spPr>
                         <a:xfrm>
                           <a:off x="2551320" y="9792360"/>
-                          <a:ext cx="3646080" cy="240840"/>
+                          <a:ext cx="3644280" cy="238680"/>
                         </a:xfrm>
                         <a:prstGeom prst="rect">
                           <a:avLst/>
@@ -27390,75 +32039,75 @@
         </mc:Choice>
         <mc:Fallback>
           <w:pict>
-            <v:group id="Группа 1105" o:spid="_x0000_s1026" o:spt="203" style="position:absolute;left:0pt;margin-left:53.45pt;margin-top:7.95pt;height:802.1pt;width:518.6pt;mso-position-horizontal-relative:page;mso-position-vertical-relative:page;z-index:-251657216;mso-width-relative:page;mso-height-relative:page;" coordsize="6586200,10186560" o:allowincell="f" o:gfxdata="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">
+            <v:group id="Группа 1105" o:spid="_x0000_s1026" o:spt="203" style="position:absolute;left:0pt;margin-left:53.45pt;margin-top:7.95pt;height:801.95pt;width:518.5pt;mso-position-horizontal-relative:page;mso-position-vertical-relative:page;z-index:-251657216;mso-width-relative:page;mso-height-relative:page;" coordsize="6585120,10184760" o:allowincell="f" o:gfxdata="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">
               <o:lock v:ext="edit" aspectratio="f"/>
-              <v:rect id="Rectangle 223" o:spid="_x0000_s1026" o:spt="1" style="position:absolute;left:0;top:0;height:10186560;width:6586200;" filled="f" stroked="t" coordsize="21600,21600" o:gfxdata="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">
+              <v:rect id="Rectangle 223" o:spid="_x0000_s1026" o:spt="1" style="position:absolute;left:0;top:0;height:10184760;width:6584400;" filled="f" stroked="t" coordsize="21600,21600" o:gfxdata="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">
                 <v:fill on="f" focussize="0,0"/>
                 <v:stroke weight="2pt" color="#000000" joinstyle="miter"/>
                 <v:imagedata o:title=""/>
                 <o:lock v:ext="edit" aspectratio="f"/>
               </v:rect>
-              <v:line id="_x0000_s1026" o:spid="_x0000_s1026" o:spt="20" style="position:absolute;left:360000;top:9653760;height:528480;width:720;" filled="f" stroked="t" coordsize="21600,21600" o:gfxdata="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">
+              <v:line id="_x0000_s1026" o:spid="_x0000_s1026" o:spt="20" style="position:absolute;left:360000;top:9653760;height:528480;width:720;" filled="f" stroked="t" coordsize="21600,21600" o:gfxdata="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">
                 <v:fill on="f" focussize="0,0"/>
                 <v:stroke weight="2pt" color="#000000" joinstyle="round"/>
                 <v:imagedata o:title=""/>
                 <o:lock v:ext="edit" aspectratio="f"/>
               </v:line>
-              <v:line id="_x0000_s1026" o:spid="_x0000_s1026" o:spt="20" style="position:absolute;left:3240;top:9649440;height:720;width:6577920;" filled="f" stroked="t" coordsize="21600,21600" o:gfxdata="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">
+              <v:line id="_x0000_s1026" o:spid="_x0000_s1026" o:spt="20" style="position:absolute;left:3240;top:9649440;height:720;width:6577920;" filled="f" stroked="t" coordsize="21600,21600" o:gfxdata="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">
                 <v:fill on="f" focussize="0,0"/>
                 <v:stroke weight="2pt" color="#000000" joinstyle="round"/>
                 <v:imagedata o:title=""/>
                 <o:lock v:ext="edit" aspectratio="f"/>
               </v:line>
-              <v:line id="_x0000_s1026" o:spid="_x0000_s1026" o:spt="20" style="position:absolute;left:720000;top:9653760;height:528480;width:720;" filled="f" stroked="t" coordsize="21600,21600" o:gfxdata="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">
+              <v:line id="_x0000_s1026" o:spid="_x0000_s1026" o:spt="20" style="position:absolute;left:720000;top:9653760;height:528480;width:720;" filled="f" stroked="t" coordsize="21600,21600" o:gfxdata="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">
                 <v:fill on="f" focussize="0,0"/>
                 <v:stroke weight="2pt" color="#000000" joinstyle="round"/>
                 <v:imagedata o:title=""/>
                 <o:lock v:ext="edit" aspectratio="f"/>
               </v:line>
-              <v:line id="_x0000_s1026" o:spid="_x0000_s1026" o:spt="20" style="position:absolute;left:1620360;top:9653760;height:528480;width:720;" filled="f" stroked="t" coordsize="21600,21600" o:gfxdata="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">
+              <v:line id="_x0000_s1026" o:spid="_x0000_s1026" o:spt="20" style="position:absolute;left:1620360;top:9653760;height:528480;width:720;" filled="f" stroked="t" coordsize="21600,21600" o:gfxdata="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">
                 <v:fill on="f" focussize="0,0"/>
                 <v:stroke weight="2pt" color="#000000" joinstyle="round"/>
                 <v:imagedata o:title=""/>
                 <o:lock v:ext="edit" aspectratio="f"/>
               </v:line>
-              <v:line id="_x0000_s1026" o:spid="_x0000_s1026" o:spt="20" style="position:absolute;left:2160360;top:9659160;height:524520;width:1800;" filled="f" stroked="t" coordsize="21600,21600" o:gfxdata="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">
+              <v:line id="_x0000_s1026" o:spid="_x0000_s1026" o:spt="20" style="position:absolute;left:2160360;top:9659160;height:524520;width:1800;" filled="f" stroked="t" coordsize="21600,21600" o:gfxdata="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">
                 <v:fill on="f" focussize="0,0"/>
                 <v:stroke weight="2pt" color="#000000" joinstyle="round"/>
                 <v:imagedata o:title=""/>
                 <o:lock v:ext="edit" aspectratio="f"/>
               </v:line>
-              <v:line id="_x0000_s1026" o:spid="_x0000_s1026" o:spt="20" style="position:absolute;left:2520360;top:9653760;height:524520;width:720;" filled="f" stroked="t" coordsize="21600,21600" o:gfxdata="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">
+              <v:line id="_x0000_s1026" o:spid="_x0000_s1026" o:spt="20" style="position:absolute;left:2520360;top:9653760;height:524520;width:720;" filled="f" stroked="t" coordsize="21600,21600" o:gfxdata="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">
                 <v:fill on="f" focussize="0,0"/>
                 <v:stroke weight="2pt" color="#000000" joinstyle="round"/>
                 <v:imagedata o:title=""/>
                 <o:lock v:ext="edit" aspectratio="f"/>
               </v:line>
-              <v:line id="_x0000_s1026" o:spid="_x0000_s1026" o:spt="20" style="position:absolute;left:6228000;top:9653760;height:528480;width:1440;" filled="f" stroked="t" coordsize="21600,21600" o:gfxdata="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">
+              <v:line id="_x0000_s1026" o:spid="_x0000_s1026" o:spt="20" style="position:absolute;left:6228000;top:9653760;height:528480;width:1440;" filled="f" stroked="t" coordsize="21600,21600" o:gfxdata="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">
                 <v:fill on="f" focussize="0,0"/>
                 <v:stroke weight="2pt" color="#000000" joinstyle="round"/>
                 <v:imagedata o:title=""/>
                 <o:lock v:ext="edit" aspectratio="f"/>
               </v:line>
-              <v:line id="_x0000_s1026" o:spid="_x0000_s1026" o:spt="20" style="position:absolute;left:3240;top:9829080;height:720;width:2510640;" filled="f" stroked="t" coordsize="21600,21600" o:gfxdata="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">
+              <v:line id="_x0000_s1026" o:spid="_x0000_s1026" o:spt="20" style="position:absolute;left:3240;top:9829080;height:720;width:2510640;" filled="f" stroked="t" coordsize="21600,21600" o:gfxdata="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">
                 <v:fill on="f" focussize="0,0"/>
                 <v:stroke weight="1pt" color="#000000" joinstyle="round"/>
                 <v:imagedata o:title=""/>
                 <o:lock v:ext="edit" aspectratio="f"/>
               </v:line>
-              <v:line id="_x0000_s1026" o:spid="_x0000_s1026" o:spt="20" style="position:absolute;left:3240;top:10008720;height:720;width:2510640;" filled="f" stroked="t" coordsize="21600,21600" o:gfxdata="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">
+              <v:line id="_x0000_s1026" o:spid="_x0000_s1026" o:spt="20" style="position:absolute;left:3240;top:10008720;height:720;width:2510640;" filled="f" stroked="t" coordsize="21600,21600" o:gfxdata="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">
                 <v:fill on="f" focussize="0,0"/>
                 <v:stroke weight="2pt" color="#000000" joinstyle="round"/>
                 <v:imagedata o:title=""/>
                 <o:lock v:ext="edit" aspectratio="f"/>
               </v:line>
-              <v:line id="_x0000_s1026" o:spid="_x0000_s1026" o:spt="20" style="position:absolute;left:6232680;top:9830520;height:720;width:352440;" filled="f" stroked="t" coordsize="21600,21600" o:gfxdata="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">
+              <v:line id="_x0000_s1026" o:spid="_x0000_s1026" o:spt="20" style="position:absolute;left:6232680;top:9830520;height:720;width:352440;" filled="f" stroked="t" coordsize="21600,21600" o:gfxdata="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">
                 <v:fill on="f" focussize="0,0"/>
                 <v:stroke weight="1pt" color="#000000" joinstyle="round"/>
                 <v:imagedata o:title=""/>
                 <o:lock v:ext="edit" aspectratio="f"/>
               </v:line>
-              <v:rect id="Rectangle 234" o:spid="_x0000_s1026" o:spt="1" style="position:absolute;left:17640;top:10016640;height:154800;width:326880;" filled="f" stroked="f" coordsize="21600,21600" o:gfxdata="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">
+              <v:rect id="Rectangle 234" o:spid="_x0000_s1026" o:spt="1" style="position:absolute;left:17640;top:10016640;height:153000;width:325080;" filled="f" stroked="f" coordsize="21600,21600" o:gfxdata="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">
                 <v:fill on="f" focussize="0,0"/>
                 <v:stroke on="f" weight="0pt"/>
                 <v:imagedata o:title=""/>
@@ -27481,7 +32130,7 @@
                   </w:txbxContent>
                 </v:textbox>
               </v:rect>
-              <v:rect id="Rectangle 235" o:spid="_x0000_s1026" o:spt="1" style="position:absolute;left:375120;top:10016640;height:154800;width:326880;" filled="f" stroked="f" coordsize="21600,21600" o:gfxdata="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">
+              <v:rect id="Rectangle 235" o:spid="_x0000_s1026" o:spt="1" style="position:absolute;left:375120;top:10016640;height:153000;width:325080;" filled="f" stroked="f" coordsize="21600,21600" o:gfxdata="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">
                 <v:fill on="f" focussize="0,0"/>
                 <v:stroke on="f" weight="0pt"/>
                 <v:imagedata o:title=""/>
@@ -27506,7 +32155,7 @@
                   </w:txbxContent>
                 </v:textbox>
               </v:rect>
-              <v:rect id="Rectangle 236" o:spid="_x0000_s1026" o:spt="1" style="position:absolute;left:746640;top:10016640;height:154800;width:845280;" filled="f" stroked="f" coordsize="21600,21600" o:gfxdata="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">
+              <v:rect id="Rectangle 236" o:spid="_x0000_s1026" o:spt="1" style="position:absolute;left:746640;top:10016640;height:153000;width:843120;" filled="f" stroked="f" coordsize="21600,21600" o:gfxdata="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">
                 <v:fill on="f" focussize="0,0"/>
                 <v:stroke on="f" weight="0pt"/>
                 <v:imagedata o:title=""/>
@@ -27540,7 +32189,7 @@
                   </w:txbxContent>
                 </v:textbox>
               </v:rect>
-              <v:rect id="Rectangle 237" o:spid="_x0000_s1026" o:spt="1" style="position:absolute;left:1641600;top:10016640;height:154800;width:502920;" filled="f" stroked="f" coordsize="21600,21600" o:gfxdata="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">
+              <v:rect id="Rectangle 237" o:spid="_x0000_s1026" o:spt="1" style="position:absolute;left:1641600;top:10016640;height:153000;width:501120;" filled="f" stroked="f" coordsize="21600,21600" o:gfxdata="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">
                 <v:fill on="f" focussize="0,0"/>
                 <v:stroke on="f" weight="0pt"/>
                 <v:imagedata o:title=""/>
@@ -27565,7 +32214,7 @@
                   </w:txbxContent>
                 </v:textbox>
               </v:rect>
-              <v:rect id="Rectangle 238" o:spid="_x0000_s1026" o:spt="1" style="position:absolute;left:2175480;top:10016640;height:154800;width:326880;" filled="f" stroked="f" coordsize="21600,21600" o:gfxdata="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">
+              <v:rect id="Rectangle 238" o:spid="_x0000_s1026" o:spt="1" style="position:absolute;left:2175480;top:10016640;height:153000;width:325080;" filled="f" stroked="f" coordsize="21600,21600" o:gfxdata="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">
                 <v:fill on="f" focussize="0,0"/>
                 <v:stroke on="f" weight="0pt"/>
                 <v:imagedata o:title=""/>
@@ -27590,7 +32239,7 @@
                   </w:txbxContent>
                 </v:textbox>
               </v:rect>
-              <v:rect id="Rectangle 239" o:spid="_x0000_s1026" o:spt="1" style="position:absolute;left:6242760;top:9668520;height:154800;width:326880;" filled="f" stroked="f" coordsize="21600,21600" o:gfxdata="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">
+              <v:rect id="Rectangle 239" o:spid="_x0000_s1026" o:spt="1" style="position:absolute;left:6242760;top:9668520;height:153000;width:325080;" filled="f" stroked="f" coordsize="21600,21600" o:gfxdata="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">
                 <v:fill on="f" focussize="0,0"/>
                 <v:stroke on="f" weight="0pt"/>
                 <v:imagedata o:title=""/>
@@ -27617,7 +32266,7 @@
                   </w:txbxContent>
                 </v:textbox>
               </v:rect>
-              <v:rect id="Rectangle 241" o:spid="_x0000_s1026" o:spt="1" style="position:absolute;left:2551320;top:9792360;height:240840;width:3646080;" filled="f" stroked="f" coordsize="21600,21600" o:gfxdata="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">
+              <v:rect id="Rectangle 241" o:spid="_x0000_s1026" o:spt="1" style="position:absolute;left:2551320;top:9792360;height:238680;width:3644280;" filled="f" stroked="f" coordsize="21600,21600" o:gfxdata="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">
                 <v:fill on="f" focussize="0,0"/>
                 <v:stroke on="f" weight="0pt"/>
                 <v:imagedata o:title=""/>
@@ -27686,10 +32335,10 @@
               <wp:positionV relativeFrom="page">
                 <wp:posOffset>167005</wp:posOffset>
               </wp:positionV>
-              <wp:extent cx="6586220" cy="10186670"/>
-              <wp:effectExtent l="13335" t="13335" r="12065" b="12065"/>
+              <wp:extent cx="6586220" cy="10184765"/>
+              <wp:effectExtent l="13335" t="13335" r="10160" b="12065"/>
               <wp:wrapNone/>
-              <wp:docPr id="100" name="Группа 1"/>
+              <wp:docPr id="118" name="Группа 1"/>
               <wp:cNvGraphicFramePr/>
               <a:graphic xmlns:a="http://schemas.openxmlformats.org/drawingml/2006/main">
                 <a:graphicData uri="http://schemas.microsoft.com/office/word/2010/wordprocessingGroup">
@@ -27698,18 +32347,18 @@
                     <wpg:grpSpPr>
                       <a:xfrm>
                         <a:off x="0" y="0"/>
-                        <a:ext cx="6586200" cy="10186560"/>
+                        <a:ext cx="6586200" cy="10184760"/>
                         <a:chOff x="0" y="0"/>
-                        <a:chExt cx="6586200" cy="10186560"/>
+                        <a:chExt cx="6586200" cy="10184760"/>
                       </a:xfrm>
                     </wpg:grpSpPr>
                     <wps:wsp>
-                      <wps:cNvPr id="101" name="Rectangle 1"/>
+                      <wps:cNvPr id="119" name="Rectangle 1"/>
                       <wps:cNvSpPr/>
                       <wps:spPr>
                         <a:xfrm>
                           <a:off x="0" y="0"/>
-                          <a:ext cx="6586200" cy="10186560"/>
+                          <a:ext cx="6584400" cy="10184760"/>
                         </a:xfrm>
                         <a:prstGeom prst="rect">
                           <a:avLst/>
@@ -27737,7 +32386,7 @@
                       <wps:bodyPr/>
                     </wps:wsp>
                     <wps:wsp>
-                      <wps:cNvPr id="102" name="Прямое соединение 102"/>
+                      <wps:cNvPr id="120" name="Прямое соединение 120"/>
                       <wps:cNvCnPr/>
                       <wps:spPr>
                         <a:xfrm>
@@ -27769,7 +32418,7 @@
                       <wps:bodyPr/>
                     </wps:wsp>
                     <wps:wsp>
-                      <wps:cNvPr id="103" name="Прямое соединение 103"/>
+                      <wps:cNvPr id="121" name="Прямое соединение 121"/>
                       <wps:cNvCnPr/>
                       <wps:spPr>
                         <a:xfrm>
@@ -27801,7 +32450,7 @@
                       <wps:bodyPr/>
                     </wps:wsp>
                     <wps:wsp>
-                      <wps:cNvPr id="104" name="Прямое соединение 104"/>
+                      <wps:cNvPr id="122" name="Прямое соединение 122"/>
                       <wps:cNvCnPr/>
                       <wps:spPr>
                         <a:xfrm>
@@ -27833,7 +32482,7 @@
                       <wps:bodyPr/>
                     </wps:wsp>
                     <wps:wsp>
-                      <wps:cNvPr id="105" name="Прямое соединение 105"/>
+                      <wps:cNvPr id="123" name="Прямое соединение 123"/>
                       <wps:cNvCnPr/>
                       <wps:spPr>
                         <a:xfrm>
@@ -27865,7 +32514,7 @@
                       <wps:bodyPr/>
                     </wps:wsp>
                     <wps:wsp>
-                      <wps:cNvPr id="106" name="Прямое соединение 106"/>
+                      <wps:cNvPr id="124" name="Прямое соединение 124"/>
                       <wps:cNvCnPr/>
                       <wps:spPr>
                         <a:xfrm>
@@ -27897,7 +32546,7 @@
                       <wps:bodyPr/>
                     </wps:wsp>
                     <wps:wsp>
-                      <wps:cNvPr id="107" name="Прямое соединение 107"/>
+                      <wps:cNvPr id="125" name="Прямое соединение 125"/>
                       <wps:cNvCnPr/>
                       <wps:spPr>
                         <a:xfrm>
@@ -27929,7 +32578,7 @@
                       <wps:bodyPr/>
                     </wps:wsp>
                     <wps:wsp>
-                      <wps:cNvPr id="108" name="Прямое соединение 108"/>
+                      <wps:cNvPr id="126" name="Прямое соединение 126"/>
                       <wps:cNvCnPr/>
                       <wps:spPr>
                         <a:xfrm>
@@ -27961,7 +32610,7 @@
                       <wps:bodyPr/>
                     </wps:wsp>
                     <wps:wsp>
-                      <wps:cNvPr id="109" name="Прямое соединение 109"/>
+                      <wps:cNvPr id="127" name="Прямое соединение 127"/>
                       <wps:cNvCnPr/>
                       <wps:spPr>
                         <a:xfrm>
@@ -27993,7 +32642,7 @@
                       <wps:bodyPr/>
                     </wps:wsp>
                     <wps:wsp>
-                      <wps:cNvPr id="110" name="Прямое соединение 110"/>
+                      <wps:cNvPr id="128" name="Прямое соединение 128"/>
                       <wps:cNvCnPr/>
                       <wps:spPr>
                         <a:xfrm>
@@ -28025,7 +32674,7 @@
                       <wps:bodyPr/>
                     </wps:wsp>
                     <wps:wsp>
-                      <wps:cNvPr id="111" name="Прямое соединение 111"/>
+                      <wps:cNvPr id="129" name="Прямое соединение 129"/>
                       <wps:cNvCnPr/>
                       <wps:spPr>
                         <a:xfrm>
@@ -28057,12 +32706,12 @@
                       <wps:bodyPr/>
                     </wps:wsp>
                     <wps:wsp>
-                      <wps:cNvPr id="112" name="Rectangle 2"/>
+                      <wps:cNvPr id="130" name="Rectangle 2"/>
                       <wps:cNvSpPr/>
                       <wps:spPr>
                         <a:xfrm>
                           <a:off x="17640" y="10015920"/>
-                          <a:ext cx="326880" cy="154800"/>
+                          <a:ext cx="325080" cy="153000"/>
                         </a:xfrm>
                         <a:prstGeom prst="rect">
                           <a:avLst/>
@@ -28106,12 +32755,12 @@
                       </wps:bodyPr>
                     </wps:wsp>
                     <wps:wsp>
-                      <wps:cNvPr id="113" name="Rectangle 3"/>
+                      <wps:cNvPr id="131" name="Rectangle 3"/>
                       <wps:cNvSpPr/>
                       <wps:spPr>
                         <a:xfrm>
                           <a:off x="375120" y="10015920"/>
-                          <a:ext cx="326880" cy="154800"/>
+                          <a:ext cx="325080" cy="153000"/>
                         </a:xfrm>
                         <a:prstGeom prst="rect">
                           <a:avLst/>
@@ -28157,12 +32806,12 @@
                       </wps:bodyPr>
                     </wps:wsp>
                     <wps:wsp>
-                      <wps:cNvPr id="114" name="Rectangle 4"/>
+                      <wps:cNvPr id="132" name="Rectangle 4"/>
                       <wps:cNvSpPr/>
                       <wps:spPr>
                         <a:xfrm>
                           <a:off x="746640" y="10015920"/>
-                          <a:ext cx="845280" cy="154800"/>
+                          <a:ext cx="843120" cy="153000"/>
                         </a:xfrm>
                         <a:prstGeom prst="rect">
                           <a:avLst/>
@@ -28217,12 +32866,12 @@
                       </wps:bodyPr>
                     </wps:wsp>
                     <wps:wsp>
-                      <wps:cNvPr id="115" name="Rectangle 5"/>
+                      <wps:cNvPr id="133" name="Rectangle 5"/>
                       <wps:cNvSpPr/>
                       <wps:spPr>
                         <a:xfrm>
                           <a:off x="1641600" y="10015920"/>
-                          <a:ext cx="502920" cy="154800"/>
+                          <a:ext cx="501120" cy="153000"/>
                         </a:xfrm>
                         <a:prstGeom prst="rect">
                           <a:avLst/>
@@ -28268,12 +32917,12 @@
                       </wps:bodyPr>
                     </wps:wsp>
                     <wps:wsp>
-                      <wps:cNvPr id="116" name="Rectangle 6"/>
+                      <wps:cNvPr id="134" name="Rectangle 6"/>
                       <wps:cNvSpPr/>
                       <wps:spPr>
                         <a:xfrm>
                           <a:off x="2175480" y="10015920"/>
-                          <a:ext cx="326880" cy="154800"/>
+                          <a:ext cx="325080" cy="153000"/>
                         </a:xfrm>
                         <a:prstGeom prst="rect">
                           <a:avLst/>
@@ -28319,12 +32968,12 @@
                       </wps:bodyPr>
                     </wps:wsp>
                     <wps:wsp>
-                      <wps:cNvPr id="117" name="Rectangle 7"/>
+                      <wps:cNvPr id="135" name="Rectangle 7"/>
                       <wps:cNvSpPr/>
                       <wps:spPr>
                         <a:xfrm>
                           <a:off x="6242760" y="9667800"/>
-                          <a:ext cx="326880" cy="154800"/>
+                          <a:ext cx="325080" cy="153000"/>
                         </a:xfrm>
                         <a:prstGeom prst="rect">
                           <a:avLst/>
@@ -28372,12 +33021,12 @@
                       </wps:bodyPr>
                     </wps:wsp>
                     <wps:wsp>
-                      <wps:cNvPr id="118" name="Rectangle 8"/>
+                      <wps:cNvPr id="136" name="Rectangle 8"/>
                       <wps:cNvSpPr/>
                       <wps:spPr>
                         <a:xfrm>
                           <a:off x="2551320" y="9792360"/>
-                          <a:ext cx="3646080" cy="240840"/>
+                          <a:ext cx="3644280" cy="238680"/>
                         </a:xfrm>
                         <a:prstGeom prst="rect">
                           <a:avLst/>
@@ -28445,75 +33094,75 @@
         </mc:Choice>
         <mc:Fallback>
           <w:pict>
-            <v:group id="Группа 1" o:spid="_x0000_s1026" o:spt="203" style="position:absolute;left:0pt;margin-left:52.4pt;margin-top:13.15pt;height:802.1pt;width:518.6pt;mso-position-horizontal-relative:page;mso-position-vertical-relative:page;z-index:-251657216;mso-width-relative:page;mso-height-relative:page;" coordsize="6586200,10186560" o:allowincell="f" o:gfxdata="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">
+            <v:group id="Группа 1" o:spid="_x0000_s1026" o:spt="203" style="position:absolute;left:0pt;margin-left:52.4pt;margin-top:13.15pt;height:801.95pt;width:518.6pt;mso-position-horizontal-relative:page;mso-position-vertical-relative:page;z-index:-251657216;mso-width-relative:page;mso-height-relative:page;" coordsize="6586200,10184760" o:allowincell="f" o:gfxdata="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">
               <o:lock v:ext="edit" aspectratio="f"/>
-              <v:rect id="Rectangle 1" o:spid="_x0000_s1026" o:spt="1" style="position:absolute;left:0;top:0;height:10186560;width:6586200;" filled="f" stroked="t" coordsize="21600,21600" o:gfxdata="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">
+              <v:rect id="Rectangle 1" o:spid="_x0000_s1026" o:spt="1" style="position:absolute;left:0;top:0;height:10184760;width:6584400;" filled="f" stroked="t" coordsize="21600,21600" o:gfxdata="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">
                 <v:fill on="f" focussize="0,0"/>
                 <v:stroke weight="2pt" color="#000000" joinstyle="miter"/>
                 <v:imagedata o:title=""/>
                 <o:lock v:ext="edit" aspectratio="f"/>
               </v:rect>
-              <v:line id="_x0000_s1026" o:spid="_x0000_s1026" o:spt="20" style="position:absolute;left:360000;top:9653760;height:529560;width:720;" filled="f" stroked="t" coordsize="21600,21600" o:gfxdata="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">
+              <v:line id="_x0000_s1026" o:spid="_x0000_s1026" o:spt="20" style="position:absolute;left:360000;top:9653760;height:529560;width:720;" filled="f" stroked="t" coordsize="21600,21600" o:gfxdata="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">
                 <v:fill on="f" focussize="0,0"/>
                 <v:stroke weight="2pt" color="#000000" joinstyle="round"/>
                 <v:imagedata o:title=""/>
                 <o:lock v:ext="edit" aspectratio="f"/>
               </v:line>
-              <v:line id="_x0000_s1026" o:spid="_x0000_s1026" o:spt="20" style="position:absolute;left:3240;top:9649440;height:720;width:6577920;" filled="f" stroked="t" coordsize="21600,21600" o:gfxdata="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">
+              <v:line id="_x0000_s1026" o:spid="_x0000_s1026" o:spt="20" style="position:absolute;left:3240;top:9649440;height:720;width:6577920;" filled="f" stroked="t" coordsize="21600,21600" o:gfxdata="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">
                 <v:fill on="f" focussize="0,0"/>
                 <v:stroke weight="2pt" color="#000000" joinstyle="round"/>
                 <v:imagedata o:title=""/>
                 <o:lock v:ext="edit" aspectratio="f"/>
               </v:line>
-              <v:line id="_x0000_s1026" o:spid="_x0000_s1026" o:spt="20" style="position:absolute;left:720000;top:9653760;height:529560;width:720;" filled="f" stroked="t" coordsize="21600,21600" o:gfxdata="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">
+              <v:line id="_x0000_s1026" o:spid="_x0000_s1026" o:spt="20" style="position:absolute;left:720000;top:9653760;height:529560;width:720;" filled="f" stroked="t" coordsize="21600,21600" o:gfxdata="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">
                 <v:fill on="f" focussize="0,0"/>
                 <v:stroke weight="2pt" color="#000000" joinstyle="round"/>
                 <v:imagedata o:title=""/>
                 <o:lock v:ext="edit" aspectratio="f"/>
               </v:line>
-              <v:line id="_x0000_s1026" o:spid="_x0000_s1026" o:spt="20" style="position:absolute;left:1620360;top:9653760;height:529560;width:720;" filled="f" stroked="t" coordsize="21600,21600" o:gfxdata="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">
+              <v:line id="_x0000_s1026" o:spid="_x0000_s1026" o:spt="20" style="position:absolute;left:1620360;top:9653760;height:529560;width:720;" filled="f" stroked="t" coordsize="21600,21600" o:gfxdata="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">
                 <v:fill on="f" focussize="0,0"/>
                 <v:stroke weight="2pt" color="#000000" joinstyle="round"/>
                 <v:imagedata o:title=""/>
                 <o:lock v:ext="edit" aspectratio="f"/>
               </v:line>
-              <v:line id="_x0000_s1026" o:spid="_x0000_s1026" o:spt="20" style="position:absolute;left:2160360;top:9659160;height:524520;width:1800;" filled="f" stroked="t" coordsize="21600,21600" o:gfxdata="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">
+              <v:line id="_x0000_s1026" o:spid="_x0000_s1026" o:spt="20" style="position:absolute;left:2160360;top:9659160;height:524520;width:1800;" filled="f" stroked="t" coordsize="21600,21600" o:gfxdata="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">
                 <v:fill on="f" focussize="0,0"/>
                 <v:stroke weight="2pt" color="#000000" joinstyle="round"/>
                 <v:imagedata o:title=""/>
                 <o:lock v:ext="edit" aspectratio="f"/>
               </v:line>
-              <v:line id="_x0000_s1026" o:spid="_x0000_s1026" o:spt="20" style="position:absolute;left:2520360;top:9653760;height:524520;width:720;" filled="f" stroked="t" coordsize="21600,21600" o:gfxdata="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">
+              <v:line id="_x0000_s1026" o:spid="_x0000_s1026" o:spt="20" style="position:absolute;left:2520360;top:9653760;height:524520;width:720;" filled="f" stroked="t" coordsize="21600,21600" o:gfxdata="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">
                 <v:fill on="f" focussize="0,0"/>
                 <v:stroke weight="2pt" color="#000000" joinstyle="round"/>
                 <v:imagedata o:title=""/>
                 <o:lock v:ext="edit" aspectratio="f"/>
               </v:line>
-              <v:line id="_x0000_s1026" o:spid="_x0000_s1026" o:spt="20" style="position:absolute;left:6228000;top:9653760;height:529560;width:1440;" filled="f" stroked="t" coordsize="21600,21600" o:gfxdata="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">
+              <v:line id="_x0000_s1026" o:spid="_x0000_s1026" o:spt="20" style="position:absolute;left:6228000;top:9653760;height:529560;width:1440;" filled="f" stroked="t" coordsize="21600,21600" o:gfxdata="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">
                 <v:fill on="f" focussize="0,0"/>
                 <v:stroke weight="2pt" color="#000000" joinstyle="round"/>
                 <v:imagedata o:title=""/>
                 <o:lock v:ext="edit" aspectratio="f"/>
               </v:line>
-              <v:line id="_x0000_s1026" o:spid="_x0000_s1026" o:spt="20" style="position:absolute;left:3240;top:9828360;height:1440;width:2510640;" filled="f" stroked="t" coordsize="21600,21600" o:gfxdata="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">
+              <v:line id="_x0000_s1026" o:spid="_x0000_s1026" o:spt="20" style="position:absolute;left:3240;top:9828360;height:1440;width:2510640;" filled="f" stroked="t" coordsize="21600,21600" o:gfxdata="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">
                 <v:fill on="f" focussize="0,0"/>
                 <v:stroke weight="1pt" color="#000000" joinstyle="round"/>
                 <v:imagedata o:title=""/>
                 <o:lock v:ext="edit" aspectratio="f"/>
               </v:line>
-              <v:line id="_x0000_s1026" o:spid="_x0000_s1026" o:spt="20" style="position:absolute;left:3240;top:10008720;height:0;width:2510640;" filled="f" stroked="t" coordsize="21600,21600" o:gfxdata="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">
+              <v:line id="_x0000_s1026" o:spid="_x0000_s1026" o:spt="20" style="position:absolute;left:3240;top:10008720;height:0;width:2510640;" filled="f" stroked="t" coordsize="21600,21600" o:gfxdata="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">
                 <v:fill on="f" focussize="0,0"/>
                 <v:stroke weight="2pt" color="#000000" joinstyle="round"/>
                 <v:imagedata o:title=""/>
                 <o:lock v:ext="edit" aspectratio="f"/>
               </v:line>
-              <v:line id="_x0000_s1026" o:spid="_x0000_s1026" o:spt="20" style="position:absolute;left:6232680;top:9830520;height:720;width:353520;" filled="f" stroked="t" coordsize="21600,21600" o:gfxdata="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">
+              <v:line id="_x0000_s1026" o:spid="_x0000_s1026" o:spt="20" style="position:absolute;left:6232680;top:9830520;height:720;width:353520;" filled="f" stroked="t" coordsize="21600,21600" o:gfxdata="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">
                 <v:fill on="f" focussize="0,0"/>
                 <v:stroke weight="1pt" color="#000000" joinstyle="round"/>
                 <v:imagedata o:title=""/>
                 <o:lock v:ext="edit" aspectratio="f"/>
               </v:line>
-              <v:rect id="Rectangle 2" o:spid="_x0000_s1026" o:spt="1" style="position:absolute;left:17640;top:10015920;height:154800;width:326880;" filled="f" stroked="f" coordsize="21600,21600" o:gfxdata="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">
+              <v:rect id="Rectangle 2" o:spid="_x0000_s1026" o:spt="1" style="position:absolute;left:17640;top:10015920;height:153000;width:325080;" filled="f" stroked="f" coordsize="21600,21600" o:gfxdata="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">
                 <v:fill on="f" focussize="0,0"/>
                 <v:stroke on="f" weight="0pt"/>
                 <v:imagedata o:title=""/>
@@ -28536,7 +33185,7 @@
                   </w:txbxContent>
                 </v:textbox>
               </v:rect>
-              <v:rect id="Rectangle 3" o:spid="_x0000_s1026" o:spt="1" style="position:absolute;left:375120;top:10015920;height:154800;width:326880;" filled="f" stroked="f" coordsize="21600,21600" o:gfxdata="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">
+              <v:rect id="Rectangle 3" o:spid="_x0000_s1026" o:spt="1" style="position:absolute;left:375120;top:10015920;height:153000;width:325080;" filled="f" stroked="f" coordsize="21600,21600" o:gfxdata="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">
                 <v:fill on="f" focussize="0,0"/>
                 <v:stroke on="f" weight="0pt"/>
                 <v:imagedata o:title=""/>
@@ -28561,7 +33210,7 @@
                   </w:txbxContent>
                 </v:textbox>
               </v:rect>
-              <v:rect id="Rectangle 4" o:spid="_x0000_s1026" o:spt="1" style="position:absolute;left:746640;top:10015920;height:154800;width:845280;" filled="f" stroked="f" coordsize="21600,21600" o:gfxdata="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">
+              <v:rect id="Rectangle 4" o:spid="_x0000_s1026" o:spt="1" style="position:absolute;left:746640;top:10015920;height:153000;width:843120;" filled="f" stroked="f" coordsize="21600,21600" o:gfxdata="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">
                 <v:fill on="f" focussize="0,0"/>
                 <v:stroke on="f" weight="0pt"/>
                 <v:imagedata o:title=""/>
@@ -28595,7 +33244,7 @@
                   </w:txbxContent>
                 </v:textbox>
               </v:rect>
-              <v:rect id="Rectangle 5" o:spid="_x0000_s1026" o:spt="1" style="position:absolute;left:1641600;top:10015920;height:154800;width:502920;" filled="f" stroked="f" coordsize="21600,21600" o:gfxdata="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">
+              <v:rect id="Rectangle 5" o:spid="_x0000_s1026" o:spt="1" style="position:absolute;left:1641600;top:10015920;height:153000;width:501120;" filled="f" stroked="f" coordsize="21600,21600" o:gfxdata="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">
                 <v:fill on="f" focussize="0,0"/>
                 <v:stroke on="f" weight="0pt"/>
                 <v:imagedata o:title=""/>
@@ -28620,7 +33269,7 @@
                   </w:txbxContent>
                 </v:textbox>
               </v:rect>
-              <v:rect id="Rectangle 6" o:spid="_x0000_s1026" o:spt="1" style="position:absolute;left:2175480;top:10015920;height:154800;width:326880;" filled="f" stroked="f" coordsize="21600,21600" o:gfxdata="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">
+              <v:rect id="Rectangle 6" o:spid="_x0000_s1026" o:spt="1" style="position:absolute;left:2175480;top:10015920;height:153000;width:325080;" filled="f" stroked="f" coordsize="21600,21600" o:gfxdata="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">
                 <v:fill on="f" focussize="0,0"/>
                 <v:stroke on="f" weight="0pt"/>
                 <v:imagedata o:title=""/>
@@ -28645,7 +33294,7 @@
                   </w:txbxContent>
                 </v:textbox>
               </v:rect>
-              <v:rect id="Rectangle 7" o:spid="_x0000_s1026" o:spt="1" style="position:absolute;left:6242760;top:9667800;height:154800;width:326880;" filled="f" stroked="f" coordsize="21600,21600" o:gfxdata="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">
+              <v:rect id="Rectangle 7" o:spid="_x0000_s1026" o:spt="1" style="position:absolute;left:6242760;top:9667800;height:153000;width:325080;" filled="f" stroked="f" coordsize="21600,21600" o:gfxdata="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">
                 <v:fill on="f" focussize="0,0"/>
                 <v:stroke on="f" weight="0pt"/>
                 <v:imagedata o:title=""/>
@@ -28672,7 +33321,7 @@
                   </w:txbxContent>
                 </v:textbox>
               </v:rect>
-              <v:rect id="Rectangle 8" o:spid="_x0000_s1026" o:spt="1" style="position:absolute;left:2551320;top:9792360;height:240840;width:3646080;" filled="f" stroked="f" coordsize="21600,21600" o:gfxdata="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">
+              <v:rect id="Rectangle 8" o:spid="_x0000_s1026" o:spt="1" style="position:absolute;left:2551320;top:9792360;height:238680;width:3644280;" filled="f" stroked="f" coordsize="21600,21600" o:gfxdata="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">
                 <v:fill on="f" focussize="0,0"/>
                 <v:stroke on="f" weight="0pt"/>
                 <v:imagedata o:title=""/>
@@ -28756,9 +33405,9 @@
 <file path=word/numbering.xml><?xml version="1.0" encoding="utf-8"?>
 <w:numbering xmlns:wpc="http://schemas.microsoft.com/office/word/2010/wordprocessingCanvas" xmlns:mc="http://schemas.openxmlformats.org/markup-compatibility/2006" xmlns:o="urn:schemas-microsoft-com:office:office" xmlns:r="http://schemas.openxmlformats.org/officeDocument/2006/relationships" xmlns:m="http://schemas.openxmlformats.org/officeDocument/2006/math" xmlns:v="urn:schemas-microsoft-com:vml" xmlns:wp14="http://schemas.microsoft.com/office/word/2010/wordprocessingDrawing" xmlns:wp="http://schemas.openxmlformats.org/drawingml/2006/wordprocessingDrawing" xmlns:w10="urn:schemas-microsoft-com:office:word" xmlns:w="http://schemas.openxmlformats.org/wordprocessingml/2006/main" xmlns:w14="http://schemas.microsoft.com/office/word/2010/wordml" xmlns:wpg="http://schemas.microsoft.com/office/word/2010/wordprocessingGroup" xmlns:wpi="http://schemas.microsoft.com/office/word/2010/wordprocessingInk" xmlns:wne="http://schemas.microsoft.com/office/word/2006/wordml" xmlns:wps="http://schemas.microsoft.com/office/word/2010/wordprocessingShape" xmlns:wpsCustomData="http://www.wps.cn/officeDocument/2013/wpsCustomData" mc:Ignorable="w14 wp14">
   <w:abstractNum w:abstractNumId="0">
-    <w:nsid w:val="B44F23EF"/>
+    <w:nsid w:val="FDAEB2E3"/>
     <w:multiLevelType w:val="multilevel"/>
-    <w:tmpl w:val="B44F23EF"/>
+    <w:tmpl w:val="FDAEB2E3"/>
     <w:lvl w:ilvl="0" w:tentative="0">
       <w:start w:val="1"/>
       <w:numFmt w:val="bullet"/>
@@ -28915,7 +33564,7 @@
   <w:docDefaults>
     <w:rPrDefault>
       <w:rPr>
-        <w:rFonts w:ascii="Times New Roman" w:hAnsi="Times New Roman" w:eastAsia="Times New Roman" w:cs="Times New Roman"/>
+        <w:rFonts w:ascii="Times New Roman" w:hAnsi="Times New Roman" w:eastAsia="SimSun" w:cs="Times New Roman"/>
       </w:rPr>
     </w:rPrDefault>
     <w:pPrDefault/>
@@ -28940,11 +33589,11 @@
     <w:lsdException w:uiPriority="99" w:name="index 7"/>
     <w:lsdException w:uiPriority="99" w:name="index 8"/>
     <w:lsdException w:uiPriority="99" w:name="index 9"/>
-    <w:lsdException w:uiPriority="39" w:semiHidden="0" w:name="toc 1"/>
-    <w:lsdException w:uiPriority="39" w:semiHidden="0" w:name="toc 2"/>
-    <w:lsdException w:uiPriority="39" w:semiHidden="0" w:name="toc 3"/>
+    <w:lsdException w:qFormat="1" w:uiPriority="39" w:semiHidden="0" w:name="toc 1"/>
+    <w:lsdException w:qFormat="1" w:uiPriority="39" w:semiHidden="0" w:name="toc 2"/>
+    <w:lsdException w:qFormat="1" w:uiPriority="39" w:semiHidden="0" w:name="toc 3"/>
     <w:lsdException w:uiPriority="39" w:name="toc 4"/>
-    <w:lsdException w:uiPriority="39" w:name="toc 5"/>
+    <w:lsdException w:qFormat="1" w:uiPriority="39" w:name="toc 5"/>
     <w:lsdException w:uiPriority="39" w:name="toc 6"/>
     <w:lsdException w:uiPriority="39" w:name="toc 7"/>
     <w:lsdException w:uiPriority="39" w:name="toc 8"/>
@@ -28952,9 +33601,9 @@
     <w:lsdException w:uiPriority="99" w:name="Normal Indent"/>
     <w:lsdException w:uiPriority="99" w:name="footnote text"/>
     <w:lsdException w:uiPriority="99" w:name="annotation text"/>
-    <w:lsdException w:unhideWhenUsed="0" w:uiPriority="0" w:semiHidden="0" w:name="header"/>
+    <w:lsdException w:qFormat="1" w:unhideWhenUsed="0" w:uiPriority="0" w:semiHidden="0" w:name="header"/>
     <w:lsdException w:qFormat="1" w:unhideWhenUsed="0" w:uiPriority="99" w:semiHidden="0" w:name="footer"/>
-    <w:lsdException w:unhideWhenUsed="0" w:uiPriority="0" w:semiHidden="0" w:name="index heading"/>
+    <w:lsdException w:qFormat="1" w:unhideWhenUsed="0" w:uiPriority="0" w:semiHidden="0" w:name="index heading"/>
     <w:lsdException w:qFormat="1" w:uiPriority="35" w:semiHidden="0" w:name="caption"/>
     <w:lsdException w:uiPriority="99" w:name="table of figures"/>
     <w:lsdException w:uiPriority="99" w:name="envelope address"/>
@@ -28968,7 +33617,7 @@
     <w:lsdException w:uiPriority="99" w:name="table of authorities"/>
     <w:lsdException w:uiPriority="99" w:name="macro"/>
     <w:lsdException w:uiPriority="99" w:name="toa heading"/>
-    <w:lsdException w:unhideWhenUsed="0" w:uiPriority="0" w:semiHidden="0" w:name="List"/>
+    <w:lsdException w:qFormat="1" w:unhideWhenUsed="0" w:uiPriority="0" w:semiHidden="0" w:name="List"/>
     <w:lsdException w:uiPriority="99" w:name="List Bullet"/>
     <w:lsdException w:uiPriority="99" w:name="List Number"/>
     <w:lsdException w:uiPriority="99" w:name="List 2"/>
@@ -28987,7 +33636,7 @@
     <w:lsdException w:uiPriority="99" w:name="Closing"/>
     <w:lsdException w:uiPriority="99" w:name="Signature"/>
     <w:lsdException w:qFormat="1" w:uiPriority="1" w:name="Default Paragraph Font"/>
-    <w:lsdException w:unhideWhenUsed="0" w:uiPriority="0" w:semiHidden="0" w:name="Body Text"/>
+    <w:lsdException w:qFormat="1" w:unhideWhenUsed="0" w:uiPriority="0" w:semiHidden="0" w:name="Body Text"/>
     <w:lsdException w:qFormat="1" w:uiPriority="99" w:name="Body Text Indent"/>
     <w:lsdException w:uiPriority="99" w:name="List Continue"/>
     <w:lsdException w:uiPriority="99" w:name="List Continue 2"/>
@@ -29006,7 +33655,7 @@
     <w:lsdException w:uiPriority="99" w:name="Body Text Indent 2"/>
     <w:lsdException w:uiPriority="99" w:name="Body Text Indent 3"/>
     <w:lsdException w:uiPriority="99" w:name="Block Text"/>
-    <w:lsdException w:uiPriority="99" w:semiHidden="0" w:name="Hyperlink"/>
+    <w:lsdException w:qFormat="1" w:uiPriority="99" w:semiHidden="0" w:name="Hyperlink"/>
     <w:lsdException w:uiPriority="99" w:name="FollowedHyperlink"/>
     <w:lsdException w:qFormat="1" w:unhideWhenUsed="0" w:uiPriority="0" w:semiHidden="0" w:name="Strong"/>
     <w:lsdException w:qFormat="1" w:unhideWhenUsed="0" w:uiPriority="0" w:semiHidden="0" w:name="Emphasis"/>
@@ -29024,7 +33673,7 @@
     <w:lsdException w:uiPriority="99" w:name="HTML Sample"/>
     <w:lsdException w:uiPriority="99" w:name="HTML Typewriter"/>
     <w:lsdException w:uiPriority="99" w:name="HTML Variable"/>
-    <w:lsdException w:uiPriority="99" w:name="Normal Table"/>
+    <w:lsdException w:qFormat="1" w:uiPriority="99" w:name="Normal Table"/>
     <w:lsdException w:uiPriority="99" w:name="annotation subject"/>
     <w:lsdException w:uiPriority="99" w:name="Table Simple 1"/>
     <w:lsdException w:uiPriority="99" w:name="Table Simple 2"/>
@@ -29069,7 +33718,7 @@
     <w:lsdException w:uiPriority="99" w:name="Table Web 2"/>
     <w:lsdException w:uiPriority="99" w:name="Table Web 3"/>
     <w:lsdException w:qFormat="1" w:uiPriority="99" w:name="Balloon Text"/>
-    <w:lsdException w:unhideWhenUsed="0" w:uiPriority="59" w:semiHidden="0" w:name="Table Grid"/>
+    <w:lsdException w:qFormat="1" w:unhideWhenUsed="0" w:uiPriority="59" w:semiHidden="0" w:name="Table Grid"/>
     <w:lsdException w:uiPriority="99" w:name="Table Theme"/>
     <w:lsdException w:qFormat="1" w:unhideWhenUsed="0" w:uiPriority="99" w:name="Placeholder Text"/>
     <w:lsdException w:qFormat="1" w:unhideWhenUsed="0" w:uiPriority="1" w:semiHidden="0" w:name="List Paragraph"/>
@@ -29224,6 +33873,7 @@
     <w:name w:val="Normal Table"/>
     <w:semiHidden/>
     <w:unhideWhenUsed/>
+    <w:qFormat/>
     <w:uiPriority w:val="99"/>
     <w:tblPr>
       <w:tblCellMar>
@@ -29247,6 +33897,7 @@
     <w:name w:val="Hyperlink"/>
     <w:basedOn w:val="8"/>
     <w:unhideWhenUsed/>
+    <w:qFormat/>
     <w:uiPriority w:val="99"/>
     <w:rPr>
       <w:color w:val="0563C1" w:themeColor="hyperlink"/>
@@ -29325,6 +33976,7 @@
     <w:name w:val="header"/>
     <w:basedOn w:val="1"/>
     <w:link w:val="31"/>
+    <w:qFormat/>
     <w:uiPriority w:val="0"/>
     <w:pPr>
       <w:tabs>
@@ -29337,6 +33989,7 @@
     <w:name w:val="Body Text"/>
     <w:basedOn w:val="1"/>
     <w:link w:val="33"/>
+    <w:qFormat/>
     <w:uiPriority w:val="0"/>
     <w:rPr>
       <w:sz w:val="20"/>
@@ -29345,10 +33998,11 @@
   <w:style w:type="paragraph" w:styleId="20">
     <w:name w:val="index heading"/>
     <w:basedOn w:val="21"/>
+    <w:qFormat/>
     <w:uiPriority w:val="0"/>
   </w:style>
   <w:style w:type="paragraph" w:customStyle="1" w:styleId="21">
-    <w:name w:val="Заголовок (user)"/>
+    <w:name w:val="Заголовок"/>
     <w:basedOn w:val="1"/>
     <w:next w:val="19"/>
     <w:qFormat/>
@@ -29369,6 +34023,7 @@
     <w:next w:val="1"/>
     <w:autoRedefine/>
     <w:unhideWhenUsed/>
+    <w:qFormat/>
     <w:uiPriority w:val="39"/>
     <w:pPr>
       <w:tabs>
@@ -29388,6 +34043,7 @@
     <w:next w:val="1"/>
     <w:autoRedefine/>
     <w:unhideWhenUsed/>
+    <w:qFormat/>
     <w:uiPriority w:val="39"/>
     <w:pPr>
       <w:spacing w:before="0" w:after="100"/>
@@ -29400,6 +34056,7 @@
     <w:next w:val="1"/>
     <w:autoRedefine/>
     <w:unhideWhenUsed/>
+    <w:qFormat/>
     <w:uiPriority w:val="39"/>
     <w:pPr>
       <w:spacing w:before="0" w:after="100"/>
@@ -29413,6 +34070,7 @@
     <w:autoRedefine/>
     <w:semiHidden/>
     <w:unhideWhenUsed/>
+    <w:qFormat/>
     <w:uiPriority w:val="39"/>
     <w:pPr>
       <w:spacing w:before="0" w:after="100"/>
@@ -29448,6 +34106,7 @@
   <w:style w:type="paragraph" w:styleId="28">
     <w:name w:val="List"/>
     <w:basedOn w:val="19"/>
+    <w:qFormat/>
     <w:uiPriority w:val="0"/>
     <w:rPr>
       <w:rFonts w:cs="Unifont"/>
@@ -29471,6 +34130,7 @@
   <w:style w:type="table" w:styleId="30">
     <w:name w:val="Table Grid"/>
     <w:basedOn w:val="9"/>
+    <w:qFormat/>
     <w:uiPriority w:val="59"/>
     <w:rPr>
       <w:rFonts w:asciiTheme="minorHAnsi" w:hAnsiTheme="minorHAnsi" w:eastAsiaTheme="minorHAnsi" w:cstheme="minorBidi"/>
@@ -29712,7 +34372,19 @@
     <w:uiPriority w:val="0"/>
   </w:style>
   <w:style w:type="paragraph" w:customStyle="1" w:styleId="49">
-    <w:name w:val="Заголовок"/>
+    <w:name w:val="Указатель1"/>
+    <w:basedOn w:val="1"/>
+    <w:qFormat/>
+    <w:uiPriority w:val="0"/>
+    <w:pPr>
+      <w:suppressLineNumbers/>
+    </w:pPr>
+    <w:rPr>
+      <w:rFonts w:cs="Unifont"/>
+    </w:rPr>
+  </w:style>
+  <w:style w:type="paragraph" w:customStyle="1" w:styleId="50">
+    <w:name w:val="Заголовок (user)"/>
     <w:basedOn w:val="1"/>
     <w:next w:val="19"/>
     <w:qFormat/>
@@ -29725,18 +34397,6 @@
       <w:rFonts w:ascii="Liberation Sans" w:hAnsi="Liberation Sans" w:eastAsia="WenQuanYi Zen Hei Sharp" w:cs="Unifont"/>
       <w:sz w:val="28"/>
       <w:szCs w:val="28"/>
-    </w:rPr>
-  </w:style>
-  <w:style w:type="paragraph" w:customStyle="1" w:styleId="50">
-    <w:name w:val="Указатель1"/>
-    <w:basedOn w:val="1"/>
-    <w:qFormat/>
-    <w:uiPriority w:val="0"/>
-    <w:pPr>
-      <w:suppressLineNumbers/>
-    </w:pPr>
-    <w:rPr>
-      <w:rFonts w:cs="Unifont"/>
     </w:rPr>
   </w:style>
   <w:style w:type="paragraph" w:customStyle="1" w:styleId="51">
@@ -29836,18 +34496,48 @@
     </w:rPr>
   </w:style>
   <w:style w:type="paragraph" w:customStyle="1" w:styleId="58">
+    <w:name w:val="Содержимое врезки"/>
+    <w:basedOn w:val="1"/>
+    <w:qFormat/>
+    <w:uiPriority w:val="0"/>
+  </w:style>
+  <w:style w:type="paragraph" w:customStyle="1" w:styleId="59">
     <w:name w:val="Содержимое врезки (user)"/>
     <w:basedOn w:val="1"/>
     <w:qFormat/>
     <w:uiPriority w:val="0"/>
   </w:style>
-  <w:style w:type="paragraph" w:customStyle="1" w:styleId="59">
-    <w:name w:val="Содержимое врезки"/>
+  <w:style w:type="paragraph" w:customStyle="1" w:styleId="60">
+    <w:name w:val="Содержимое таблицы"/>
     <w:basedOn w:val="1"/>
     <w:qFormat/>
     <w:uiPriority w:val="0"/>
+    <w:pPr>
+      <w:widowControl w:val="0"/>
+      <w:suppressLineNumbers/>
+    </w:pPr>
   </w:style>
-  <w:style w:type="paragraph" w:customStyle="1" w:styleId="60">
+  <w:style w:type="paragraph" w:customStyle="1" w:styleId="61">
+    <w:name w:val="Заголовок таблицы"/>
+    <w:basedOn w:val="60"/>
+    <w:qFormat/>
+    <w:uiPriority w:val="0"/>
+    <w:pPr>
+      <w:suppressLineNumbers/>
+      <w:jc w:val="center"/>
+    </w:pPr>
+    <w:rPr>
+      <w:b/>
+      <w:bCs/>
+    </w:rPr>
+  </w:style>
+  <w:style w:type="paragraph" w:customStyle="1" w:styleId="62">
+    <w:name w:val="Рисунок"/>
+    <w:basedOn w:val="17"/>
+    <w:qFormat/>
+    <w:uiPriority w:val="0"/>
+  </w:style>
+  <w:style w:type="paragraph" w:customStyle="1" w:styleId="63">
     <w:name w:val="Содержимое таблицы (user)"/>
     <w:basedOn w:val="1"/>
     <w:qFormat/>
@@ -29857,9 +34547,9 @@
       <w:suppressLineNumbers/>
     </w:pPr>
   </w:style>
-  <w:style w:type="paragraph" w:customStyle="1" w:styleId="61">
+  <w:style w:type="paragraph" w:customStyle="1" w:styleId="64">
     <w:name w:val="Заголовок таблицы (user)"/>
-    <w:basedOn w:val="60"/>
+    <w:basedOn w:val="63"/>
     <w:qFormat/>
     <w:uiPriority w:val="0"/>
     <w:pPr>
